--- a/Projet_NetCorp_BTS_Adrien_D/RealisationSysteme/ANNEXE_VII_projet_adrien_d_systeme.docx
+++ b/Projet_NetCorp_BTS_Adrien_D/RealisationSysteme/ANNEXE_VII_projet_adrien_d_systeme.docx
@@ -417,7 +417,6 @@
           <w:szCs w:val="20"/>
         </w:rPr>
       </w:pPr>
-      <w:proofErr w:type="gramStart"/>
       <w:r>
         <w:rPr>
           <w:rFonts w:ascii="Arial" w:hAnsi="Arial" w:cs="Arial"/>
@@ -425,17 +424,7 @@
           <w:sz w:val="20"/>
           <w:szCs w:val="20"/>
         </w:rPr>
-        <w:t>des</w:t>
-      </w:r>
-      <w:proofErr w:type="gramEnd"/>
-      <w:r>
-        <w:rPr>
-          <w:rFonts w:ascii="Arial" w:hAnsi="Arial" w:cs="Arial"/>
-          <w:color w:val="000000"/>
-          <w:sz w:val="20"/>
-          <w:szCs w:val="20"/>
-        </w:rPr>
-        <w:t xml:space="preserve"> fiches descriptives des deux réalisations professionnelles intégrant les modalités d’accès aux éléments techniques. Ces fiches sont décrites à l’aide du modèle de fiche présenté </w:t>
+        <w:t xml:space="preserve">des fiches descriptives des deux réalisations professionnelles intégrant les modalités d’accès aux éléments techniques. Ces fiches sont décrites à l’aide du modèle de fiche présenté </w:t>
       </w:r>
       <w:r>
         <w:rPr>
@@ -615,7 +604,6 @@
           <w:szCs w:val="20"/>
         </w:rPr>
       </w:pPr>
-      <w:proofErr w:type="gramStart"/>
       <w:r>
         <w:rPr>
           <w:rFonts w:ascii="Arial" w:hAnsi="Arial" w:cs="Arial"/>
@@ -623,17 +611,7 @@
           <w:sz w:val="20"/>
           <w:szCs w:val="20"/>
         </w:rPr>
-        <w:t>des</w:t>
-      </w:r>
-      <w:proofErr w:type="gramEnd"/>
-      <w:r>
-        <w:rPr>
-          <w:rFonts w:ascii="Arial" w:hAnsi="Arial" w:cs="Arial"/>
-          <w:color w:val="000000"/>
-          <w:sz w:val="20"/>
-          <w:szCs w:val="20"/>
-        </w:rPr>
-        <w:t xml:space="preserve"> éléments constitutifs de chaque réalisation professionnelle mise en œuvre par la personne candidate : description des ressources matérielles et logicielles utilisées, schémas explicatifs ou encore documentation utile.</w:t>
+        <w:t>des éléments constitutifs de chaque réalisation professionnelle mise en œuvre par la personne candidate : description des ressources matérielles et logicielles utilisées, schémas explicatifs ou encore documentation utile.</w:t>
       </w:r>
     </w:p>
     <w:p>
@@ -693,23 +671,13 @@
           <w:szCs w:val="20"/>
         </w:rPr>
       </w:pPr>
-      <w:proofErr w:type="gramStart"/>
       <w:r>
         <w:rPr>
           <w:rFonts w:ascii="Arial" w:hAnsi="Arial"/>
           <w:sz w:val="20"/>
           <w:szCs w:val="20"/>
         </w:rPr>
-        <w:t>la</w:t>
-      </w:r>
-      <w:proofErr w:type="gramEnd"/>
-      <w:r>
-        <w:rPr>
-          <w:rFonts w:ascii="Arial" w:hAnsi="Arial"/>
-          <w:sz w:val="20"/>
-          <w:szCs w:val="20"/>
-        </w:rPr>
-        <w:t xml:space="preserve"> </w:t>
+        <w:t xml:space="preserve">la </w:t>
       </w:r>
       <w:r>
         <w:rPr>
@@ -742,23 +710,13 @@
           <w:szCs w:val="20"/>
         </w:rPr>
       </w:pPr>
-      <w:proofErr w:type="gramStart"/>
       <w:r>
         <w:rPr>
           <w:rFonts w:ascii="Arial" w:hAnsi="Arial"/>
           <w:sz w:val="20"/>
           <w:szCs w:val="20"/>
         </w:rPr>
-        <w:t>l’expression</w:t>
-      </w:r>
-      <w:proofErr w:type="gramEnd"/>
-      <w:r>
-        <w:rPr>
-          <w:rFonts w:ascii="Arial" w:hAnsi="Arial"/>
-          <w:sz w:val="20"/>
-          <w:szCs w:val="20"/>
-        </w:rPr>
-        <w:t xml:space="preserve"> des besoins qui sera remise </w:t>
+        <w:t xml:space="preserve">l’expression des besoins qui sera remise </w:t>
       </w:r>
       <w:r>
         <w:rPr>
@@ -2485,25 +2443,7 @@
           <w:sz w:val="20"/>
           <w:szCs w:val="20"/>
         </w:rPr>
-        <w:t xml:space="preserve">Seuls les candidats ayant préparé le brevet de technicien supérieur par la voie scolaire dans un établissement public ou privé sous contrat, par la voie de la formation professionnelle </w:t>
-      </w:r>
-      <w:proofErr w:type="gramStart"/>
-      <w:r>
-        <w:rPr>
-          <w:rFonts w:ascii="Arial" w:hAnsi="Arial"/>
-          <w:sz w:val="20"/>
-          <w:szCs w:val="20"/>
-        </w:rPr>
-        <w:t>continue</w:t>
-      </w:r>
-      <w:proofErr w:type="gramEnd"/>
-      <w:r>
-        <w:rPr>
-          <w:rFonts w:ascii="Arial" w:hAnsi="Arial"/>
-          <w:sz w:val="20"/>
-          <w:szCs w:val="20"/>
-        </w:rPr>
-        <w:t xml:space="preserve"> dans un établissement public habilité ou bien par la voie de l'apprentissage dans un centre de formation d'apprentis habilité ou une section d'apprentissage habilitée, peuvent </w:t>
+        <w:t xml:space="preserve">Seuls les candidats ayant préparé le brevet de technicien supérieur par la voie scolaire dans un établissement public ou privé sous contrat, par la voie de la formation professionnelle continue dans un établissement public habilité ou bien par la voie de l'apprentissage dans un centre de formation d'apprentis habilité ou une section d'apprentissage habilitée, peuvent </w:t>
       </w:r>
       <w:r>
         <w:rPr>
@@ -3685,33 +3625,15 @@
                 <w:b/>
                 <w:sz w:val="20"/>
               </w:rPr>
-              <w:t xml:space="preserve"> prénom</w:t>
-            </w:r>
-            <w:proofErr w:type="gramStart"/>
+              <w:t xml:space="preserve"> prénom :</w:t>
+            </w:r>
             <w:r>
               <w:rPr>
                 <w:rFonts w:ascii="Arial" w:hAnsi="Arial"/>
                 <w:b/>
                 <w:sz w:val="20"/>
               </w:rPr>
-              <w:t xml:space="preserve"> :</w:t>
-            </w:r>
-            <w:r>
-              <w:rPr>
-                <w:rFonts w:ascii="Arial" w:hAnsi="Arial"/>
-                <w:b/>
-                <w:sz w:val="20"/>
-              </w:rPr>
-              <w:t>Demange</w:t>
-            </w:r>
-            <w:proofErr w:type="gramEnd"/>
-            <w:r>
-              <w:rPr>
-                <w:rFonts w:ascii="Arial" w:hAnsi="Arial"/>
-                <w:b/>
-                <w:sz w:val="20"/>
-              </w:rPr>
-              <w:t xml:space="preserve">, Adrien </w:t>
+              <w:t xml:space="preserve">Demange, Adrien </w:t>
             </w:r>
           </w:p>
         </w:tc>
@@ -4154,6 +4076,18 @@
                 <w:sz w:val="20"/>
               </w:rPr>
             </w:pPr>
+            <w:r>
+              <w:t>Administration d'une infrastructure IT : Active Directory</w:t>
+            </w:r>
+            <w:r>
+              <w:t xml:space="preserve"> &amp; GPO</w:t>
+            </w:r>
+            <w:r>
+              <w:t>, partage de fichiers et gestion de parc GLPI via Docker</w:t>
+            </w:r>
+            <w:r>
+              <w:t>.</w:t>
+            </w:r>
           </w:p>
         </w:tc>
       </w:tr>
@@ -4746,6 +4680,7 @@
                 <w:b/>
                 <w:sz w:val="20"/>
               </w:rPr>
+              <w:lastRenderedPageBreak/>
               <w:t>Conditions de réalisation</w:t>
             </w:r>
             <w:r>
@@ -4783,11 +4718,387 @@
           </w:p>
           <w:p>
             <w:pPr>
-              <w:rPr>
-                <w:rFonts w:ascii="Arial" w:hAnsi="Arial" w:cs="Arial"/>
-                <w:sz w:val="20"/>
-              </w:rPr>
-            </w:pPr>
+              <w:pStyle w:val="Heading9"/>
+              <w:tabs>
+                <w:tab w:val="left" w:pos="0"/>
+              </w:tabs>
+              <w:snapToGrid w:val="0"/>
+              <w:spacing w:before="0" w:after="0" w:line="276" w:lineRule="auto"/>
+              <w:rPr>
+                <w:bCs/>
+                <w:sz w:val="20"/>
+                <w:szCs w:val="24"/>
+                <w:u w:val="single"/>
+              </w:rPr>
+            </w:pPr>
+            <w:r>
+              <w:rPr>
+                <w:bCs/>
+                <w:sz w:val="20"/>
+                <w:szCs w:val="24"/>
+                <w:u w:val="single"/>
+              </w:rPr>
+              <w:t xml:space="preserve">Pour réaliser ce projet, les ressources fournies sont les suivantes : </w:t>
+            </w:r>
+          </w:p>
+          <w:p/>
+          <w:p>
+            <w:pPr>
+              <w:pStyle w:val="ListParagraph"/>
+              <w:numPr>
+                <w:ilvl w:val="0"/>
+                <w:numId w:val="11"/>
+              </w:numPr>
+              <w:rPr>
+                <w:lang w:val="en-US"/>
+              </w:rPr>
+            </w:pPr>
+            <w:proofErr w:type="spellStart"/>
+            <w:r>
+              <w:rPr>
+                <w:lang w:val="en-US"/>
+              </w:rPr>
+              <w:t>Serveur</w:t>
+            </w:r>
+            <w:proofErr w:type="spellEnd"/>
+            <w:r>
+              <w:rPr>
+                <w:lang w:val="en-US"/>
+              </w:rPr>
+              <w:t xml:space="preserve"> Dell </w:t>
+            </w:r>
+            <w:proofErr w:type="spellStart"/>
+            <w:r>
+              <w:rPr>
+                <w:lang w:val="en-US"/>
+              </w:rPr>
+              <w:t>Optiplex</w:t>
+            </w:r>
+            <w:proofErr w:type="spellEnd"/>
+            <w:r>
+              <w:rPr>
+                <w:lang w:val="en-US"/>
+              </w:rPr>
+              <w:t xml:space="preserve"> 3050 </w:t>
+            </w:r>
+            <w:proofErr w:type="spellStart"/>
+            <w:r>
+              <w:rPr>
+                <w:lang w:val="en-US"/>
+              </w:rPr>
+              <w:t>Hyperviseur</w:t>
+            </w:r>
+            <w:proofErr w:type="spellEnd"/>
+            <w:r>
+              <w:rPr>
+                <w:lang w:val="en-US"/>
+              </w:rPr>
+              <w:t xml:space="preserve">  : 1To de stockage, 25 Go RAM, </w:t>
+            </w:r>
+            <w:proofErr w:type="spellStart"/>
+            <w:r>
+              <w:rPr>
+                <w:lang w:val="en-US"/>
+              </w:rPr>
+              <w:t>Processeur</w:t>
+            </w:r>
+            <w:proofErr w:type="spellEnd"/>
+            <w:r>
+              <w:rPr>
+                <w:lang w:val="en-US"/>
+              </w:rPr>
+              <w:t xml:space="preserve"> i5</w:t>
+            </w:r>
+          </w:p>
+          <w:p>
+            <w:pPr>
+              <w:pStyle w:val="ListParagraph"/>
+              <w:numPr>
+                <w:ilvl w:val="0"/>
+                <w:numId w:val="11"/>
+              </w:numPr>
+            </w:pPr>
+            <w:r>
+              <w:t>Routeur Cisco C8200L-1N-4T</w:t>
+            </w:r>
+          </w:p>
+          <w:p>
+            <w:pPr>
+              <w:pStyle w:val="ListParagraph"/>
+              <w:numPr>
+                <w:ilvl w:val="0"/>
+                <w:numId w:val="11"/>
+              </w:numPr>
+            </w:pPr>
+            <w:r>
+              <w:t xml:space="preserve">2 </w:t>
+            </w:r>
+            <w:r>
+              <w:t xml:space="preserve">Switch Cisco Catalyst 1000 </w:t>
+            </w:r>
+            <w:proofErr w:type="spellStart"/>
+            <w:r>
+              <w:t>Series</w:t>
+            </w:r>
+            <w:proofErr w:type="spellEnd"/>
+          </w:p>
+          <w:p>
+            <w:r>
+              <w:t xml:space="preserve">      -     Serveur Dell Hyperviseurs de secours</w:t>
+            </w:r>
+          </w:p>
+          <w:p>
+            <w:r>
+              <w:t xml:space="preserve">      -     PC portable Personnel Windows 11</w:t>
+            </w:r>
+          </w:p>
+          <w:p>
+            <w:pPr>
+              <w:rPr>
+                <w:lang w:val="en-US"/>
+              </w:rPr>
+            </w:pPr>
+            <w:r>
+              <w:rPr>
+                <w:lang w:val="en-US"/>
+              </w:rPr>
+              <w:t xml:space="preserve">      -     2 PC Clients Wind</w:t>
+            </w:r>
+            <w:r>
+              <w:rPr>
+                <w:lang w:val="en-US"/>
+              </w:rPr>
+              <w:t xml:space="preserve">ows 11 </w:t>
+            </w:r>
+          </w:p>
+          <w:p>
+            <w:pPr>
+              <w:rPr>
+                <w:lang w:val="en-US"/>
+              </w:rPr>
+            </w:pPr>
+            <w:r>
+              <w:rPr>
+                <w:lang w:val="en-US"/>
+              </w:rPr>
+              <w:t xml:space="preserve">      -     </w:t>
+            </w:r>
+            <w:proofErr w:type="spellStart"/>
+            <w:r>
+              <w:rPr>
+                <w:lang w:val="en-US"/>
+              </w:rPr>
+              <w:t>Câbles</w:t>
+            </w:r>
+            <w:proofErr w:type="spellEnd"/>
+            <w:r>
+              <w:rPr>
+                <w:lang w:val="en-US"/>
+              </w:rPr>
+              <w:t xml:space="preserve"> Ethernet </w:t>
+            </w:r>
+          </w:p>
+          <w:p>
+            <w:pPr>
+              <w:rPr>
+                <w:rFonts w:ascii="Arial" w:hAnsi="Arial" w:cs="Arial"/>
+                <w:sz w:val="20"/>
+              </w:rPr>
+            </w:pPr>
+          </w:p>
+          <w:p>
+            <w:pPr>
+              <w:rPr>
+                <w:rFonts w:ascii="Arial" w:hAnsi="Arial" w:cs="Arial"/>
+                <w:sz w:val="20"/>
+                <w:u w:val="single"/>
+              </w:rPr>
+            </w:pPr>
+            <w:r>
+              <w:rPr>
+                <w:rFonts w:ascii="Arial" w:hAnsi="Arial" w:cs="Arial"/>
+                <w:sz w:val="20"/>
+                <w:u w:val="single"/>
+              </w:rPr>
+              <w:t>Ce projet a pour objectifs de :</w:t>
+            </w:r>
+          </w:p>
+          <w:p>
+            <w:pPr>
+              <w:rPr>
+                <w:rFonts w:ascii="Arial" w:hAnsi="Arial" w:cs="Arial"/>
+                <w:sz w:val="20"/>
+              </w:rPr>
+            </w:pPr>
+          </w:p>
+          <w:p>
+            <w:pPr>
+              <w:pStyle w:val="ListParagraph"/>
+              <w:numPr>
+                <w:ilvl w:val="0"/>
+                <w:numId w:val="11"/>
+              </w:numPr>
+              <w:rPr>
+                <w:rFonts w:ascii="Arial" w:hAnsi="Arial" w:cs="Arial"/>
+                <w:sz w:val="20"/>
+              </w:rPr>
+            </w:pPr>
+            <w:r>
+              <w:rPr>
+                <w:rFonts w:ascii="Arial" w:hAnsi="Arial" w:cs="Arial"/>
+                <w:sz w:val="20"/>
+              </w:rPr>
+              <w:t xml:space="preserve">Déployer et administrer un domaine Active Directory « </w:t>
+            </w:r>
+            <w:proofErr w:type="spellStart"/>
+            <w:r>
+              <w:rPr>
+                <w:rFonts w:ascii="Arial" w:hAnsi="Arial" w:cs="Arial"/>
+                <w:sz w:val="20"/>
+              </w:rPr>
+              <w:t>LAB.local</w:t>
+            </w:r>
+            <w:proofErr w:type="spellEnd"/>
+            <w:r>
+              <w:rPr>
+                <w:rFonts w:ascii="Arial" w:hAnsi="Arial" w:cs="Arial"/>
+                <w:sz w:val="20"/>
+              </w:rPr>
+              <w:t xml:space="preserve"> » sous Windows Server, incluant la gestion des utilisateurs, des groupes et des stratégies de groupe (GPO) pour contrôler les postes clients.</w:t>
+            </w:r>
+          </w:p>
+          <w:p>
+            <w:pPr>
+              <w:ind w:left="360"/>
+              <w:rPr>
+                <w:rFonts w:ascii="Arial" w:hAnsi="Arial" w:cs="Arial"/>
+                <w:sz w:val="20"/>
+              </w:rPr>
+            </w:pPr>
+          </w:p>
+          <w:p>
+            <w:pPr>
+              <w:pStyle w:val="ListParagraph"/>
+              <w:numPr>
+                <w:ilvl w:val="0"/>
+                <w:numId w:val="11"/>
+              </w:numPr>
+              <w:rPr>
+                <w:rFonts w:ascii="Arial" w:hAnsi="Arial" w:cs="Arial"/>
+                <w:sz w:val="20"/>
+              </w:rPr>
+            </w:pPr>
+            <w:r>
+              <w:rPr>
+                <w:rFonts w:ascii="Arial" w:hAnsi="Arial" w:cs="Arial"/>
+                <w:sz w:val="20"/>
+              </w:rPr>
+              <w:t>Mettre en place un service de partage de fichiers sécurisé avec des droits d'accès basés sur les Unités d'Organisation (</w:t>
+            </w:r>
+            <w:proofErr w:type="spellStart"/>
+            <w:r>
+              <w:rPr>
+                <w:rFonts w:ascii="Arial" w:hAnsi="Arial" w:cs="Arial"/>
+                <w:sz w:val="20"/>
+              </w:rPr>
+              <w:t>OUs</w:t>
+            </w:r>
+            <w:proofErr w:type="spellEnd"/>
+            <w:r>
+              <w:rPr>
+                <w:rFonts w:ascii="Arial" w:hAnsi="Arial" w:cs="Arial"/>
+                <w:sz w:val="20"/>
+              </w:rPr>
+              <w:t>) définies dans l'Active Directory.</w:t>
+            </w:r>
+          </w:p>
+          <w:p>
+            <w:pPr>
+              <w:pStyle w:val="ListParagraph"/>
+              <w:rPr>
+                <w:rFonts w:ascii="Arial" w:hAnsi="Arial" w:cs="Arial"/>
+                <w:sz w:val="20"/>
+              </w:rPr>
+            </w:pPr>
+          </w:p>
+          <w:p>
+            <w:pPr>
+              <w:pStyle w:val="ListParagraph"/>
+              <w:numPr>
+                <w:ilvl w:val="0"/>
+                <w:numId w:val="11"/>
+              </w:numPr>
+              <w:rPr>
+                <w:rFonts w:ascii="Arial" w:hAnsi="Arial" w:cs="Arial"/>
+                <w:sz w:val="20"/>
+              </w:rPr>
+            </w:pPr>
+            <w:r>
+              <w:rPr>
+                <w:rFonts w:ascii="Arial" w:hAnsi="Arial" w:cs="Arial"/>
+                <w:sz w:val="20"/>
+              </w:rPr>
+              <w:t xml:space="preserve">Déployer un service de gestion de parc informatique et de </w:t>
+            </w:r>
+            <w:proofErr w:type="spellStart"/>
+            <w:r>
+              <w:rPr>
+                <w:rFonts w:ascii="Arial" w:hAnsi="Arial" w:cs="Arial"/>
+                <w:sz w:val="20"/>
+              </w:rPr>
+              <w:t>ticketing</w:t>
+            </w:r>
+            <w:proofErr w:type="spellEnd"/>
+            <w:r>
+              <w:rPr>
+                <w:rFonts w:ascii="Arial" w:hAnsi="Arial" w:cs="Arial"/>
+                <w:sz w:val="20"/>
+              </w:rPr>
+              <w:t xml:space="preserve"> GLPI via Docker, afin de centraliser le traitement des incidents et des demandes des utilisateurs.</w:t>
+            </w:r>
+          </w:p>
+          <w:p>
+            <w:pPr>
+              <w:ind w:left="360"/>
+              <w:rPr>
+                <w:rFonts w:ascii="Arial" w:hAnsi="Arial" w:cs="Arial"/>
+                <w:sz w:val="20"/>
+              </w:rPr>
+            </w:pPr>
+          </w:p>
+          <w:p>
+            <w:pPr>
+              <w:pStyle w:val="ListParagraph"/>
+              <w:numPr>
+                <w:ilvl w:val="0"/>
+                <w:numId w:val="11"/>
+              </w:numPr>
+              <w:rPr>
+                <w:rFonts w:ascii="Arial" w:hAnsi="Arial" w:cs="Arial"/>
+                <w:sz w:val="20"/>
+              </w:rPr>
+            </w:pPr>
+            <w:r>
+              <w:rPr>
+                <w:rFonts w:ascii="Arial" w:hAnsi="Arial" w:cs="Arial"/>
+                <w:sz w:val="20"/>
+              </w:rPr>
+              <w:t xml:space="preserve">Assurer la sauvegarde et la haute disponibilité des services grâce </w:t>
+            </w:r>
+            <w:r>
+              <w:rPr>
+                <w:rFonts w:ascii="Arial" w:hAnsi="Arial" w:cs="Arial"/>
+                <w:sz w:val="20"/>
+              </w:rPr>
+              <w:t>à des sauvegardes</w:t>
+            </w:r>
+            <w:r>
+              <w:rPr>
+                <w:rFonts w:ascii="Arial" w:hAnsi="Arial" w:cs="Arial"/>
+                <w:sz w:val="20"/>
+              </w:rPr>
+              <w:t>, garantissant la continuité du service en cas de panne.</w:t>
+            </w:r>
           </w:p>
           <w:p>
             <w:pPr>
@@ -4855,6 +5166,7 @@
                 <w:b/>
                 <w:sz w:val="20"/>
               </w:rPr>
+              <w:lastRenderedPageBreak/>
               <w:t>Description des ressources</w:t>
             </w:r>
             <w:r>
@@ -4897,7 +5209,7 @@
               <w:jc w:val="both"/>
               <w:rPr>
                 <w:rFonts w:ascii="Arial" w:hAnsi="Arial" w:cs="Arial"/>
-                <w:bCs/>
+                <w:b/>
                 <w:sz w:val="20"/>
               </w:rPr>
             </w:pPr>
@@ -4910,8 +5222,36 @@
                 <w:rFonts w:ascii="Arial" w:hAnsi="Arial" w:cs="Arial"/>
                 <w:bCs/>
                 <w:sz w:val="20"/>
-              </w:rPr>
-            </w:pPr>
+                <w:u w:val="single"/>
+              </w:rPr>
+            </w:pPr>
+            <w:r>
+              <w:rPr>
+                <w:rFonts w:ascii="Arial" w:hAnsi="Arial" w:cs="Arial"/>
+                <w:bCs/>
+                <w:sz w:val="20"/>
+                <w:u w:val="single"/>
+              </w:rPr>
+              <w:t>Durant la réalisation du projet, les ressources documentaires</w:t>
+            </w:r>
+            <w:r>
+              <w:rPr>
+                <w:rFonts w:ascii="Arial" w:hAnsi="Arial" w:cs="Arial"/>
+                <w:bCs/>
+                <w:sz w:val="20"/>
+                <w:u w:val="single"/>
+              </w:rPr>
+              <w:t xml:space="preserve"> utilisées sont</w:t>
+            </w:r>
+            <w:r>
+              <w:rPr>
+                <w:rFonts w:ascii="Arial" w:hAnsi="Arial" w:cs="Arial"/>
+                <w:bCs/>
+                <w:sz w:val="20"/>
+                <w:u w:val="single"/>
+              </w:rPr>
+              <w:t xml:space="preserve"> : </w:t>
+            </w:r>
           </w:p>
           <w:p>
             <w:pPr>
@@ -4919,7 +5259,7 @@
               <w:jc w:val="both"/>
               <w:rPr>
                 <w:rFonts w:ascii="Arial" w:hAnsi="Arial" w:cs="Arial"/>
-                <w:bCs/>
+                <w:b/>
                 <w:sz w:val="20"/>
               </w:rPr>
             </w:pPr>
@@ -4937,6 +5277,665 @@
           </w:p>
           <w:p>
             <w:pPr>
+              <w:pStyle w:val="ListParagraph"/>
+              <w:numPr>
+                <w:ilvl w:val="0"/>
+                <w:numId w:val="11"/>
+              </w:numPr>
+              <w:snapToGrid w:val="0"/>
+              <w:jc w:val="both"/>
+              <w:rPr>
+                <w:rFonts w:ascii="Arial" w:hAnsi="Arial" w:cs="Arial"/>
+                <w:bCs/>
+                <w:sz w:val="20"/>
+                <w:lang w:val="en-US"/>
+              </w:rPr>
+            </w:pPr>
+            <w:r>
+              <w:rPr>
+                <w:rFonts w:ascii="Arial" w:hAnsi="Arial" w:cs="Arial"/>
+                <w:bCs/>
+                <w:sz w:val="20"/>
+                <w:lang w:val="en-US"/>
+              </w:rPr>
+              <w:t xml:space="preserve">Site IT-Connect — Documentation technique : Windows Server, Active Directory, GPO, installation Debian : </w:t>
+            </w:r>
+            <w:hyperlink r:id="rId8" w:history="1">
+              <w:r>
+                <w:rPr>
+                  <w:rStyle w:val="Hyperlink"/>
+                  <w:rFonts w:ascii="Arial" w:hAnsi="Arial" w:cs="Arial"/>
+                  <w:bCs/>
+                  <w:sz w:val="20"/>
+                  <w:lang w:val="en-US"/>
+                </w:rPr>
+                <w:t>https://www.it-connect.fr/</w:t>
+              </w:r>
+            </w:hyperlink>
+          </w:p>
+          <w:p>
+            <w:pPr>
+              <w:pStyle w:val="ListParagraph"/>
+              <w:snapToGrid w:val="0"/>
+              <w:jc w:val="both"/>
+              <w:rPr>
+                <w:rFonts w:ascii="Arial" w:hAnsi="Arial" w:cs="Arial"/>
+                <w:bCs/>
+                <w:sz w:val="20"/>
+                <w:lang w:val="en-US"/>
+              </w:rPr>
+            </w:pPr>
+          </w:p>
+          <w:p>
+            <w:pPr>
+              <w:pStyle w:val="ListParagraph"/>
+              <w:numPr>
+                <w:ilvl w:val="0"/>
+                <w:numId w:val="11"/>
+              </w:numPr>
+              <w:snapToGrid w:val="0"/>
+              <w:jc w:val="both"/>
+              <w:rPr>
+                <w:rFonts w:ascii="Arial" w:hAnsi="Arial" w:cs="Arial"/>
+                <w:bCs/>
+                <w:sz w:val="20"/>
+              </w:rPr>
+            </w:pPr>
+            <w:r>
+              <w:rPr>
+                <w:rFonts w:ascii="Arial" w:hAnsi="Arial" w:cs="Arial"/>
+                <w:bCs/>
+                <w:sz w:val="20"/>
+              </w:rPr>
+              <w:t xml:space="preserve">Documentation officielle GLPI — Déploiement et configuration de GLPI via Docker : </w:t>
+            </w:r>
+            <w:hyperlink r:id="rId9" w:history="1">
+              <w:r>
+                <w:rPr>
+                  <w:rStyle w:val="Hyperlink"/>
+                  <w:rFonts w:ascii="Arial" w:hAnsi="Arial" w:cs="Arial"/>
+                  <w:bCs/>
+                  <w:sz w:val="20"/>
+                </w:rPr>
+                <w:t>https://help.glpi-project.org/</w:t>
+              </w:r>
+            </w:hyperlink>
+          </w:p>
+          <w:p>
+            <w:pPr>
+              <w:pStyle w:val="ListParagraph"/>
+              <w:snapToGrid w:val="0"/>
+              <w:jc w:val="both"/>
+              <w:rPr>
+                <w:rFonts w:ascii="Arial" w:hAnsi="Arial" w:cs="Arial"/>
+                <w:bCs/>
+                <w:sz w:val="20"/>
+              </w:rPr>
+            </w:pPr>
+          </w:p>
+          <w:p>
+            <w:pPr>
+              <w:pStyle w:val="ListParagraph"/>
+              <w:numPr>
+                <w:ilvl w:val="0"/>
+                <w:numId w:val="11"/>
+              </w:numPr>
+              <w:snapToGrid w:val="0"/>
+              <w:jc w:val="both"/>
+              <w:rPr>
+                <w:rFonts w:ascii="Arial" w:hAnsi="Arial" w:cs="Arial"/>
+                <w:bCs/>
+                <w:sz w:val="20"/>
+                <w:lang w:val="en-US"/>
+              </w:rPr>
+            </w:pPr>
+            <w:r>
+              <w:rPr>
+                <w:rFonts w:ascii="Arial" w:hAnsi="Arial" w:cs="Arial"/>
+                <w:bCs/>
+                <w:sz w:val="20"/>
+                <w:lang w:val="en-US"/>
+              </w:rPr>
+              <w:t>Documentation</w:t>
+            </w:r>
+            <w:r>
+              <w:rPr>
+                <w:rFonts w:ascii="Arial" w:hAnsi="Arial" w:cs="Arial"/>
+                <w:bCs/>
+                <w:sz w:val="20"/>
+                <w:lang w:val="en-US"/>
+              </w:rPr>
+              <w:t xml:space="preserve"> </w:t>
+            </w:r>
+            <w:proofErr w:type="spellStart"/>
+            <w:r>
+              <w:rPr>
+                <w:rFonts w:ascii="Arial" w:hAnsi="Arial" w:cs="Arial"/>
+                <w:bCs/>
+                <w:sz w:val="20"/>
+                <w:lang w:val="en-US"/>
+              </w:rPr>
+              <w:t>officielle</w:t>
+            </w:r>
+            <w:proofErr w:type="spellEnd"/>
+            <w:r>
+              <w:rPr>
+                <w:rFonts w:ascii="Arial" w:hAnsi="Arial" w:cs="Arial"/>
+                <w:bCs/>
+                <w:sz w:val="20"/>
+                <w:lang w:val="en-US"/>
+              </w:rPr>
+              <w:t xml:space="preserve"> Microsoft — Active Directory, GPO, Windows Server :</w:t>
+            </w:r>
+          </w:p>
+          <w:p>
+            <w:pPr>
+              <w:snapToGrid w:val="0"/>
+              <w:jc w:val="both"/>
+              <w:rPr>
+                <w:rFonts w:ascii="Arial" w:hAnsi="Arial" w:cs="Arial"/>
+                <w:bCs/>
+                <w:sz w:val="20"/>
+                <w:lang w:val="en-US"/>
+              </w:rPr>
+            </w:pPr>
+            <w:r>
+              <w:rPr>
+                <w:rFonts w:ascii="Arial" w:hAnsi="Arial" w:cs="Arial"/>
+                <w:bCs/>
+                <w:sz w:val="20"/>
+                <w:lang w:val="en-US"/>
+              </w:rPr>
+              <w:t xml:space="preserve"> </w:t>
+            </w:r>
+            <w:r>
+              <w:rPr>
+                <w:rFonts w:ascii="Arial" w:hAnsi="Arial" w:cs="Arial"/>
+                <w:bCs/>
+                <w:sz w:val="20"/>
+                <w:lang w:val="en-US"/>
+              </w:rPr>
+              <w:t xml:space="preserve">            </w:t>
+            </w:r>
+            <w:hyperlink r:id="rId10" w:history="1">
+              <w:r>
+                <w:rPr>
+                  <w:rStyle w:val="Hyperlink"/>
+                  <w:rFonts w:ascii="Arial" w:hAnsi="Arial" w:cs="Arial"/>
+                  <w:bCs/>
+                  <w:sz w:val="20"/>
+                  <w:lang w:val="en-US"/>
+                </w:rPr>
+                <w:t>https://learn.microsoft.com/fr-fr/</w:t>
+              </w:r>
+            </w:hyperlink>
+          </w:p>
+          <w:p>
+            <w:pPr>
+              <w:snapToGrid w:val="0"/>
+              <w:jc w:val="both"/>
+              <w:rPr>
+                <w:rFonts w:ascii="Arial" w:hAnsi="Arial" w:cs="Arial"/>
+                <w:bCs/>
+                <w:sz w:val="20"/>
+                <w:lang w:val="en-US"/>
+              </w:rPr>
+            </w:pPr>
+          </w:p>
+          <w:p>
+            <w:pPr>
+              <w:pStyle w:val="ListParagraph"/>
+              <w:numPr>
+                <w:ilvl w:val="0"/>
+                <w:numId w:val="11"/>
+              </w:numPr>
+              <w:snapToGrid w:val="0"/>
+              <w:jc w:val="both"/>
+              <w:rPr>
+                <w:rFonts w:ascii="Arial" w:hAnsi="Arial" w:cs="Arial"/>
+                <w:bCs/>
+                <w:sz w:val="20"/>
+              </w:rPr>
+            </w:pPr>
+            <w:r>
+              <w:rPr>
+                <w:rFonts w:ascii="Arial" w:hAnsi="Arial" w:cs="Arial"/>
+                <w:bCs/>
+                <w:sz w:val="20"/>
+              </w:rPr>
+              <w:t xml:space="preserve">Cours de Systèmes et Réseaux — </w:t>
+            </w:r>
+            <w:r>
+              <w:rPr>
+                <w:rFonts w:ascii="Arial" w:hAnsi="Arial" w:cs="Arial"/>
+                <w:bCs/>
+                <w:sz w:val="20"/>
+              </w:rPr>
+              <w:t>Ecole</w:t>
+            </w:r>
+            <w:r>
+              <w:rPr>
+                <w:rFonts w:ascii="Arial" w:hAnsi="Arial" w:cs="Arial"/>
+                <w:bCs/>
+                <w:sz w:val="20"/>
+              </w:rPr>
+              <w:t xml:space="preserve"> </w:t>
+            </w:r>
+            <w:proofErr w:type="spellStart"/>
+            <w:r>
+              <w:rPr>
+                <w:rFonts w:ascii="Arial" w:hAnsi="Arial" w:cs="Arial"/>
+                <w:bCs/>
+                <w:sz w:val="20"/>
+              </w:rPr>
+              <w:t>Hecten</w:t>
+            </w:r>
+            <w:proofErr w:type="spellEnd"/>
+          </w:p>
+          <w:p>
+            <w:pPr>
+              <w:pStyle w:val="ListParagraph"/>
+              <w:snapToGrid w:val="0"/>
+              <w:jc w:val="both"/>
+              <w:rPr>
+                <w:rFonts w:ascii="Arial" w:hAnsi="Arial" w:cs="Arial"/>
+                <w:bCs/>
+                <w:sz w:val="20"/>
+              </w:rPr>
+            </w:pPr>
+          </w:p>
+          <w:p>
+            <w:pPr>
+              <w:numPr>
+                <w:ilvl w:val="0"/>
+                <w:numId w:val="11"/>
+              </w:numPr>
+              <w:snapToGrid w:val="0"/>
+              <w:jc w:val="both"/>
+              <w:rPr>
+                <w:rFonts w:ascii="Arial" w:hAnsi="Arial" w:cs="Arial"/>
+                <w:bCs/>
+                <w:sz w:val="20"/>
+              </w:rPr>
+            </w:pPr>
+            <w:r>
+              <w:rPr>
+                <w:rFonts w:ascii="Arial" w:hAnsi="Arial" w:cs="Arial"/>
+                <w:bCs/>
+                <w:sz w:val="20"/>
+              </w:rPr>
+              <w:t xml:space="preserve">Assistance </w:t>
+            </w:r>
+            <w:r>
+              <w:rPr>
+                <w:rFonts w:ascii="Arial" w:hAnsi="Arial" w:cs="Arial"/>
+                <w:bCs/>
+                <w:sz w:val="20"/>
+              </w:rPr>
+              <w:t>en complément d’information</w:t>
+            </w:r>
+            <w:r>
+              <w:rPr>
+                <w:rFonts w:ascii="Arial" w:hAnsi="Arial" w:cs="Arial"/>
+                <w:bCs/>
+                <w:sz w:val="20"/>
+              </w:rPr>
+              <w:t xml:space="preserve">: </w:t>
+            </w:r>
+            <w:proofErr w:type="spellStart"/>
+            <w:r>
+              <w:rPr>
+                <w:rFonts w:ascii="Arial" w:hAnsi="Arial" w:cs="Arial"/>
+                <w:bCs/>
+                <w:sz w:val="20"/>
+              </w:rPr>
+              <w:t>ChatGPT</w:t>
+            </w:r>
+            <w:proofErr w:type="spellEnd"/>
+            <w:r>
+              <w:rPr>
+                <w:rFonts w:ascii="Arial" w:hAnsi="Arial" w:cs="Arial"/>
+                <w:bCs/>
+                <w:sz w:val="20"/>
+              </w:rPr>
+              <w:t xml:space="preserve"> (</w:t>
+            </w:r>
+            <w:proofErr w:type="spellStart"/>
+            <w:r>
+              <w:rPr>
+                <w:rFonts w:ascii="Arial" w:hAnsi="Arial" w:cs="Arial"/>
+                <w:bCs/>
+                <w:sz w:val="20"/>
+              </w:rPr>
+              <w:t>OpenAI</w:t>
+            </w:r>
+            <w:proofErr w:type="spellEnd"/>
+            <w:r>
+              <w:rPr>
+                <w:rFonts w:ascii="Arial" w:hAnsi="Arial" w:cs="Arial"/>
+                <w:bCs/>
+                <w:sz w:val="20"/>
+              </w:rPr>
+              <w:t>), Gemini (Google)</w:t>
+            </w:r>
+          </w:p>
+          <w:p>
+            <w:pPr>
+              <w:snapToGrid w:val="0"/>
+              <w:jc w:val="both"/>
+              <w:rPr>
+                <w:rFonts w:ascii="Arial" w:hAnsi="Arial" w:cs="Arial"/>
+                <w:bCs/>
+                <w:sz w:val="20"/>
+              </w:rPr>
+            </w:pPr>
+          </w:p>
+          <w:p>
+            <w:pPr>
+              <w:snapToGrid w:val="0"/>
+              <w:jc w:val="both"/>
+              <w:rPr>
+                <w:rFonts w:ascii="Arial" w:hAnsi="Arial" w:cs="Arial"/>
+                <w:bCs/>
+                <w:sz w:val="20"/>
+                <w:u w:val="single"/>
+              </w:rPr>
+            </w:pPr>
+            <w:r>
+              <w:rPr>
+                <w:rFonts w:ascii="Arial" w:hAnsi="Arial" w:cs="Arial"/>
+                <w:bCs/>
+                <w:sz w:val="20"/>
+                <w:u w:val="single"/>
+              </w:rPr>
+              <w:t xml:space="preserve">Les ressources matérielles utilisées sont : </w:t>
+            </w:r>
+          </w:p>
+          <w:p>
+            <w:pPr>
+              <w:snapToGrid w:val="0"/>
+              <w:jc w:val="both"/>
+              <w:rPr>
+                <w:rFonts w:ascii="Arial" w:hAnsi="Arial" w:cs="Arial"/>
+                <w:bCs/>
+                <w:sz w:val="20"/>
+              </w:rPr>
+            </w:pPr>
+          </w:p>
+          <w:p>
+            <w:pPr>
+              <w:snapToGrid w:val="0"/>
+              <w:jc w:val="both"/>
+              <w:rPr>
+                <w:rFonts w:ascii="Arial" w:hAnsi="Arial" w:cs="Arial"/>
+                <w:bCs/>
+                <w:sz w:val="20"/>
+              </w:rPr>
+            </w:pPr>
+          </w:p>
+          <w:p>
+            <w:pPr>
+              <w:pStyle w:val="ListParagraph"/>
+              <w:numPr>
+                <w:ilvl w:val="0"/>
+                <w:numId w:val="11"/>
+              </w:numPr>
+              <w:rPr>
+                <w:lang w:val="en-US"/>
+              </w:rPr>
+            </w:pPr>
+            <w:proofErr w:type="spellStart"/>
+            <w:r>
+              <w:rPr>
+                <w:lang w:val="en-US"/>
+              </w:rPr>
+              <w:t>Serveur</w:t>
+            </w:r>
+            <w:proofErr w:type="spellEnd"/>
+            <w:r>
+              <w:rPr>
+                <w:lang w:val="en-US"/>
+              </w:rPr>
+              <w:t xml:space="preserve"> Dell </w:t>
+            </w:r>
+            <w:proofErr w:type="spellStart"/>
+            <w:r>
+              <w:rPr>
+                <w:lang w:val="en-US"/>
+              </w:rPr>
+              <w:t>Optiplex</w:t>
+            </w:r>
+            <w:proofErr w:type="spellEnd"/>
+            <w:r>
+              <w:rPr>
+                <w:lang w:val="en-US"/>
+              </w:rPr>
+              <w:t xml:space="preserve"> 3050 </w:t>
+            </w:r>
+            <w:proofErr w:type="spellStart"/>
+            <w:r>
+              <w:rPr>
+                <w:lang w:val="en-US"/>
+              </w:rPr>
+              <w:t>Hyperviseur</w:t>
+            </w:r>
+            <w:proofErr w:type="spellEnd"/>
+            <w:r>
+              <w:rPr>
+                <w:lang w:val="en-US"/>
+              </w:rPr>
+              <w:t xml:space="preserve">  : 1To de stockage, 25 Go RAM, </w:t>
+            </w:r>
+            <w:proofErr w:type="spellStart"/>
+            <w:r>
+              <w:rPr>
+                <w:lang w:val="en-US"/>
+              </w:rPr>
+              <w:t>Processeur</w:t>
+            </w:r>
+            <w:proofErr w:type="spellEnd"/>
+            <w:r>
+              <w:rPr>
+                <w:lang w:val="en-US"/>
+              </w:rPr>
+              <w:t xml:space="preserve"> i5</w:t>
+            </w:r>
+          </w:p>
+          <w:p>
+            <w:pPr>
+              <w:pStyle w:val="ListParagraph"/>
+              <w:numPr>
+                <w:ilvl w:val="0"/>
+                <w:numId w:val="11"/>
+              </w:numPr>
+            </w:pPr>
+            <w:r>
+              <w:t>Routeur Cisco C8200L-1N-4T</w:t>
+            </w:r>
+          </w:p>
+          <w:p>
+            <w:pPr>
+              <w:pStyle w:val="ListParagraph"/>
+              <w:numPr>
+                <w:ilvl w:val="0"/>
+                <w:numId w:val="11"/>
+              </w:numPr>
+            </w:pPr>
+            <w:r>
+              <w:t xml:space="preserve">2 </w:t>
+            </w:r>
+            <w:r>
+              <w:t xml:space="preserve">Switch Cisco Catalyst 1000 </w:t>
+            </w:r>
+            <w:proofErr w:type="spellStart"/>
+            <w:r>
+              <w:t>Series</w:t>
+            </w:r>
+            <w:proofErr w:type="spellEnd"/>
+          </w:p>
+          <w:p>
+            <w:r>
+              <w:t xml:space="preserve">      -     Serveur Dell Hyperviseurs de secours</w:t>
+            </w:r>
+          </w:p>
+          <w:p>
+            <w:r>
+              <w:t xml:space="preserve">      -     PC portable Personnel Windows 11</w:t>
+            </w:r>
+          </w:p>
+          <w:p>
+            <w:pPr>
+              <w:rPr>
+                <w:lang w:val="en-US"/>
+              </w:rPr>
+            </w:pPr>
+            <w:r>
+              <w:rPr>
+                <w:lang w:val="en-US"/>
+              </w:rPr>
+              <w:t xml:space="preserve">      -     2 PC Clients Wind</w:t>
+            </w:r>
+            <w:r>
+              <w:rPr>
+                <w:lang w:val="en-US"/>
+              </w:rPr>
+              <w:t xml:space="preserve">ows 11 </w:t>
+            </w:r>
+          </w:p>
+          <w:p>
+            <w:pPr>
+              <w:rPr>
+                <w:lang w:val="en-US"/>
+              </w:rPr>
+            </w:pPr>
+            <w:r>
+              <w:rPr>
+                <w:lang w:val="en-US"/>
+              </w:rPr>
+              <w:t xml:space="preserve">      -     </w:t>
+            </w:r>
+            <w:proofErr w:type="spellStart"/>
+            <w:r>
+              <w:rPr>
+                <w:lang w:val="en-US"/>
+              </w:rPr>
+              <w:t>Câbles</w:t>
+            </w:r>
+            <w:proofErr w:type="spellEnd"/>
+            <w:r>
+              <w:rPr>
+                <w:lang w:val="en-US"/>
+              </w:rPr>
+              <w:t xml:space="preserve"> Ethernet </w:t>
+            </w:r>
+          </w:p>
+          <w:p/>
+          <w:p>
+            <w:pPr>
+              <w:snapToGrid w:val="0"/>
+              <w:jc w:val="both"/>
+              <w:rPr>
+                <w:rFonts w:ascii="Arial" w:hAnsi="Arial" w:cs="Arial"/>
+                <w:bCs/>
+                <w:sz w:val="20"/>
+                <w:u w:val="single"/>
+              </w:rPr>
+            </w:pPr>
+            <w:r>
+              <w:rPr>
+                <w:rFonts w:ascii="Arial" w:hAnsi="Arial" w:cs="Arial"/>
+                <w:bCs/>
+                <w:sz w:val="20"/>
+                <w:u w:val="single"/>
+              </w:rPr>
+              <w:t xml:space="preserve">Les ressources logicielles utilisées sont : </w:t>
+            </w:r>
+          </w:p>
+          <w:p>
+            <w:pPr>
+              <w:snapToGrid w:val="0"/>
+              <w:jc w:val="both"/>
+              <w:rPr>
+                <w:rFonts w:ascii="Arial" w:hAnsi="Arial" w:cs="Arial"/>
+                <w:bCs/>
+                <w:sz w:val="20"/>
+                <w:u w:val="single"/>
+              </w:rPr>
+            </w:pPr>
+          </w:p>
+          <w:p>
+            <w:pPr>
+              <w:pStyle w:val="ListParagraph"/>
+              <w:numPr>
+                <w:ilvl w:val="0"/>
+                <w:numId w:val="11"/>
+              </w:numPr>
+              <w:snapToGrid w:val="0"/>
+              <w:jc w:val="both"/>
+              <w:rPr>
+                <w:rFonts w:ascii="Arial" w:hAnsi="Arial" w:cs="Arial"/>
+                <w:bCs/>
+                <w:sz w:val="20"/>
+              </w:rPr>
+            </w:pPr>
+            <w:r>
+              <w:rPr>
+                <w:rFonts w:ascii="Arial" w:hAnsi="Arial" w:cs="Arial"/>
+                <w:bCs/>
+                <w:sz w:val="20"/>
+              </w:rPr>
+              <w:t xml:space="preserve">OS </w:t>
+            </w:r>
+            <w:proofErr w:type="spellStart"/>
+            <w:r>
+              <w:rPr>
+                <w:rFonts w:ascii="Arial" w:hAnsi="Arial" w:cs="Arial"/>
+                <w:bCs/>
+                <w:sz w:val="20"/>
+              </w:rPr>
+              <w:t>Proxmox</w:t>
+            </w:r>
+            <w:proofErr w:type="spellEnd"/>
+            <w:r>
+              <w:rPr>
+                <w:rFonts w:ascii="Arial" w:hAnsi="Arial" w:cs="Arial"/>
+                <w:bCs/>
+                <w:sz w:val="20"/>
+              </w:rPr>
+              <w:t>, Windows, Debian</w:t>
+            </w:r>
+          </w:p>
+          <w:p>
+            <w:pPr>
+              <w:pStyle w:val="ListParagraph"/>
+              <w:numPr>
+                <w:ilvl w:val="0"/>
+                <w:numId w:val="11"/>
+              </w:numPr>
+              <w:snapToGrid w:val="0"/>
+              <w:jc w:val="both"/>
+              <w:rPr>
+                <w:rFonts w:ascii="Arial" w:hAnsi="Arial" w:cs="Arial"/>
+                <w:bCs/>
+                <w:sz w:val="20"/>
+              </w:rPr>
+            </w:pPr>
+            <w:r>
+              <w:rPr>
+                <w:rFonts w:ascii="Arial" w:hAnsi="Arial" w:cs="Arial"/>
+                <w:bCs/>
+                <w:sz w:val="20"/>
+              </w:rPr>
+              <w:t xml:space="preserve">Docker </w:t>
+            </w:r>
+          </w:p>
+          <w:p>
+            <w:pPr>
+              <w:pStyle w:val="ListParagraph"/>
+              <w:numPr>
+                <w:ilvl w:val="0"/>
+                <w:numId w:val="11"/>
+              </w:numPr>
               <w:snapToGrid w:val="0"/>
               <w:jc w:val="both"/>
               <w:rPr>
@@ -5153,6 +6152,699 @@
               <w:rPr>
                 <w:rFonts w:ascii="Arial" w:hAnsi="Arial" w:cs="Arial"/>
                 <w:bCs/>
+                <w:sz w:val="20"/>
+              </w:rPr>
+            </w:pPr>
+          </w:p>
+          <w:p>
+            <w:pPr>
+              <w:snapToGrid w:val="0"/>
+              <w:jc w:val="both"/>
+              <w:rPr>
+                <w:rFonts w:ascii="Arial" w:hAnsi="Arial" w:cs="Arial"/>
+                <w:bCs/>
+                <w:sz w:val="20"/>
+                <w:u w:val="single"/>
+              </w:rPr>
+            </w:pPr>
+            <w:r>
+              <w:rPr>
+                <w:rFonts w:ascii="Arial" w:hAnsi="Arial" w:cs="Arial"/>
+                <w:bCs/>
+                <w:sz w:val="20"/>
+                <w:u w:val="single"/>
+              </w:rPr>
+              <w:t xml:space="preserve">Pour accéder aux différentes productions, voici les accès : </w:t>
+            </w:r>
+          </w:p>
+          <w:p>
+            <w:pPr>
+              <w:snapToGrid w:val="0"/>
+              <w:jc w:val="both"/>
+              <w:rPr>
+                <w:rFonts w:ascii="Arial" w:hAnsi="Arial" w:cs="Arial"/>
+                <w:bCs/>
+                <w:sz w:val="20"/>
+              </w:rPr>
+            </w:pPr>
+          </w:p>
+          <w:p>
+            <w:pPr>
+              <w:snapToGrid w:val="0"/>
+              <w:jc w:val="both"/>
+              <w:rPr>
+                <w:rFonts w:ascii="Arial" w:hAnsi="Arial" w:cs="Arial"/>
+                <w:bCs/>
+                <w:sz w:val="20"/>
+              </w:rPr>
+            </w:pPr>
+            <w:r>
+              <w:rPr>
+                <w:rFonts w:ascii="Arial" w:hAnsi="Arial" w:cs="Arial"/>
+                <w:bCs/>
+                <w:sz w:val="20"/>
+              </w:rPr>
+              <w:t xml:space="preserve">Serveur </w:t>
+            </w:r>
+            <w:proofErr w:type="spellStart"/>
+            <w:r>
+              <w:rPr>
+                <w:rFonts w:ascii="Arial" w:hAnsi="Arial" w:cs="Arial"/>
+                <w:bCs/>
+                <w:sz w:val="20"/>
+              </w:rPr>
+              <w:t>Proxmox</w:t>
+            </w:r>
+            <w:proofErr w:type="spellEnd"/>
+            <w:r>
+              <w:rPr>
+                <w:rFonts w:ascii="Arial" w:hAnsi="Arial" w:cs="Arial"/>
+                <w:bCs/>
+                <w:sz w:val="20"/>
+              </w:rPr>
+              <w:t xml:space="preserve"> avec 3 </w:t>
+            </w:r>
+            <w:proofErr w:type="spellStart"/>
+            <w:r>
+              <w:rPr>
+                <w:rFonts w:ascii="Arial" w:hAnsi="Arial" w:cs="Arial"/>
+                <w:bCs/>
+                <w:sz w:val="20"/>
+              </w:rPr>
+              <w:t>VMs</w:t>
+            </w:r>
+            <w:proofErr w:type="spellEnd"/>
+            <w:r>
+              <w:rPr>
+                <w:rFonts w:ascii="Arial" w:hAnsi="Arial" w:cs="Arial"/>
+                <w:bCs/>
+                <w:sz w:val="20"/>
+              </w:rPr>
+              <w:t xml:space="preserve"> créées </w:t>
+            </w:r>
+            <w:r>
+              <w:rPr>
+                <w:rFonts w:ascii="Arial" w:hAnsi="Arial" w:cs="Arial"/>
+                <w:bCs/>
+                <w:sz w:val="20"/>
+              </w:rPr>
+              <w:t>:</w:t>
+            </w:r>
+          </w:p>
+          <w:p>
+            <w:pPr>
+              <w:snapToGrid w:val="0"/>
+              <w:jc w:val="both"/>
+              <w:rPr>
+                <w:rFonts w:ascii="Arial" w:hAnsi="Arial" w:cs="Arial"/>
+                <w:bCs/>
+                <w:sz w:val="20"/>
+              </w:rPr>
+            </w:pPr>
+            <w:r>
+              <w:rPr>
+                <w:rFonts w:ascii="Arial" w:hAnsi="Arial" w:cs="Arial"/>
+                <w:bCs/>
+                <w:sz w:val="20"/>
+              </w:rPr>
+              <w:t>A</w:t>
+            </w:r>
+            <w:r>
+              <w:rPr>
+                <w:rFonts w:ascii="Arial" w:hAnsi="Arial" w:cs="Arial"/>
+                <w:bCs/>
+                <w:sz w:val="20"/>
+              </w:rPr>
+              <w:t>c</w:t>
+            </w:r>
+            <w:r>
+              <w:rPr>
+                <w:rFonts w:ascii="Arial" w:hAnsi="Arial" w:cs="Arial"/>
+                <w:bCs/>
+                <w:sz w:val="20"/>
+              </w:rPr>
+              <w:t xml:space="preserve">cessible sur 172.16.1.2 depuis le </w:t>
+            </w:r>
+            <w:r>
+              <w:rPr>
+                <w:rFonts w:ascii="Arial" w:hAnsi="Arial" w:cs="Arial"/>
+                <w:bCs/>
+                <w:sz w:val="20"/>
+              </w:rPr>
+              <w:t xml:space="preserve">réseau du </w:t>
+            </w:r>
+            <w:r>
+              <w:rPr>
+                <w:rFonts w:ascii="Arial" w:hAnsi="Arial" w:cs="Arial"/>
+                <w:bCs/>
+                <w:sz w:val="20"/>
+              </w:rPr>
+              <w:t>LAB</w:t>
+            </w:r>
+            <w:r>
+              <w:rPr>
+                <w:rFonts w:ascii="Arial" w:hAnsi="Arial" w:cs="Arial"/>
+                <w:bCs/>
+                <w:sz w:val="20"/>
+              </w:rPr>
+              <w:t xml:space="preserve"> ou par VPN avec </w:t>
+            </w:r>
+            <w:proofErr w:type="spellStart"/>
+            <w:r>
+              <w:rPr>
+                <w:rFonts w:ascii="Arial" w:hAnsi="Arial" w:cs="Arial"/>
+                <w:bCs/>
+                <w:sz w:val="20"/>
+              </w:rPr>
+              <w:t>TailScale</w:t>
+            </w:r>
+            <w:proofErr w:type="spellEnd"/>
+            <w:r>
+              <w:rPr>
+                <w:rFonts w:ascii="Arial" w:hAnsi="Arial" w:cs="Arial"/>
+                <w:bCs/>
+                <w:sz w:val="20"/>
+              </w:rPr>
+              <w:t>.</w:t>
+            </w:r>
+          </w:p>
+          <w:p>
+            <w:pPr>
+              <w:snapToGrid w:val="0"/>
+              <w:rPr>
+                <w:rFonts w:ascii="Arial" w:hAnsi="Arial" w:cs="Arial"/>
+                <w:bCs/>
+                <w:sz w:val="20"/>
+              </w:rPr>
+            </w:pPr>
+            <w:r>
+              <w:rPr>
+                <w:rFonts w:ascii="Arial" w:hAnsi="Arial" w:cs="Arial"/>
+                <w:bCs/>
+                <w:sz w:val="20"/>
+              </w:rPr>
+              <w:t xml:space="preserve">Identifiants pour se connecter au </w:t>
+            </w:r>
+            <w:proofErr w:type="spellStart"/>
+            <w:r>
+              <w:rPr>
+                <w:rFonts w:ascii="Arial" w:hAnsi="Arial" w:cs="Arial"/>
+                <w:bCs/>
+                <w:sz w:val="20"/>
+              </w:rPr>
+              <w:t>Proxmox</w:t>
+            </w:r>
+            <w:proofErr w:type="spellEnd"/>
+            <w:r>
+              <w:rPr>
+                <w:rFonts w:ascii="Arial" w:hAnsi="Arial" w:cs="Arial"/>
+                <w:bCs/>
+                <w:sz w:val="20"/>
+              </w:rPr>
+              <w:t xml:space="preserve"> : </w:t>
+            </w:r>
+          </w:p>
+          <w:p>
+            <w:pPr>
+              <w:snapToGrid w:val="0"/>
+              <w:rPr>
+                <w:rFonts w:ascii="Arial" w:hAnsi="Arial" w:cs="Arial"/>
+                <w:bCs/>
+                <w:sz w:val="20"/>
+                <w:lang w:val="en-US"/>
+              </w:rPr>
+            </w:pPr>
+            <w:r>
+              <w:rPr>
+                <w:rFonts w:ascii="Arial" w:hAnsi="Arial" w:cs="Arial"/>
+                <w:bCs/>
+                <w:sz w:val="20"/>
+                <w:lang w:val="en-US"/>
+              </w:rPr>
+              <w:t>User name : root</w:t>
+            </w:r>
+          </w:p>
+          <w:p>
+            <w:pPr>
+              <w:snapToGrid w:val="0"/>
+              <w:jc w:val="both"/>
+              <w:rPr>
+                <w:rFonts w:ascii="Arial" w:hAnsi="Arial" w:cs="Arial"/>
+                <w:bCs/>
+                <w:sz w:val="20"/>
+                <w:lang w:val="en-US"/>
+              </w:rPr>
+            </w:pPr>
+            <w:r>
+              <w:rPr>
+                <w:rFonts w:ascii="Arial" w:hAnsi="Arial" w:cs="Arial"/>
+                <w:bCs/>
+                <w:sz w:val="20"/>
+                <w:lang w:val="en-US"/>
+              </w:rPr>
+              <w:t>Password : w=:2cS.VjVHBBW#</w:t>
+            </w:r>
+          </w:p>
+          <w:p>
+            <w:pPr>
+              <w:snapToGrid w:val="0"/>
+              <w:jc w:val="both"/>
+              <w:rPr>
+                <w:rFonts w:ascii="Arial" w:hAnsi="Arial" w:cs="Arial"/>
+                <w:bCs/>
+                <w:sz w:val="20"/>
+                <w:lang w:val="en-US"/>
+              </w:rPr>
+            </w:pPr>
+            <w:r>
+              <w:rPr>
+                <w:rFonts w:ascii="Arial" w:hAnsi="Arial" w:cs="Arial"/>
+                <w:bCs/>
+                <w:sz w:val="20"/>
+                <w:lang w:val="en-US"/>
+              </w:rPr>
+              <w:t>Realm : Linux PAM standard authentication </w:t>
+            </w:r>
+          </w:p>
+          <w:p>
+            <w:pPr>
+              <w:snapToGrid w:val="0"/>
+              <w:jc w:val="both"/>
+              <w:rPr>
+                <w:rFonts w:ascii="Arial" w:hAnsi="Arial" w:cs="Arial"/>
+                <w:bCs/>
+                <w:sz w:val="20"/>
+                <w:lang w:val="en-US"/>
+              </w:rPr>
+            </w:pPr>
+            <w:r>
+              <w:rPr>
+                <w:rFonts w:ascii="Arial" w:hAnsi="Arial" w:cs="Arial"/>
+                <w:bCs/>
+                <w:sz w:val="20"/>
+                <w:lang w:val="en-US"/>
+              </w:rPr>
+              <w:t>Language English </w:t>
+            </w:r>
+          </w:p>
+          <w:p>
+            <w:pPr>
+              <w:snapToGrid w:val="0"/>
+              <w:jc w:val="both"/>
+              <w:rPr>
+                <w:rFonts w:ascii="Arial" w:hAnsi="Arial" w:cs="Arial"/>
+                <w:bCs/>
+                <w:sz w:val="20"/>
+              </w:rPr>
+            </w:pPr>
+            <w:r>
+              <w:rPr>
+                <w:rFonts w:ascii="Arial" w:hAnsi="Arial" w:cs="Arial"/>
+                <w:bCs/>
+                <w:sz w:val="20"/>
+              </w:rPr>
+              <w:t>2FA sur téléphone, en cas de secours voici le secret : BVUQM6XIDNTWXHK3U6OJVXXAG4AHSQ3M</w:t>
+            </w:r>
+          </w:p>
+          <w:p>
+            <w:pPr>
+              <w:snapToGrid w:val="0"/>
+              <w:jc w:val="both"/>
+              <w:rPr>
+                <w:rFonts w:ascii="Arial" w:hAnsi="Arial" w:cs="Arial"/>
+                <w:bCs/>
+                <w:sz w:val="20"/>
+              </w:rPr>
+            </w:pPr>
+          </w:p>
+          <w:p>
+            <w:pPr>
+              <w:snapToGrid w:val="0"/>
+              <w:jc w:val="both"/>
+              <w:rPr>
+                <w:rFonts w:ascii="Arial" w:hAnsi="Arial" w:cs="Arial"/>
+                <w:bCs/>
+                <w:sz w:val="20"/>
+              </w:rPr>
+            </w:pPr>
+            <w:r>
+              <w:rPr>
+                <w:rFonts w:ascii="Arial" w:hAnsi="Arial" w:cs="Arial"/>
+                <w:bCs/>
+                <w:sz w:val="20"/>
+              </w:rPr>
+              <w:t>Accès à SRV-AD , Windows Server 2025 avec Active Directory :</w:t>
+            </w:r>
+          </w:p>
+          <w:p>
+            <w:pPr>
+              <w:snapToGrid w:val="0"/>
+              <w:jc w:val="both"/>
+              <w:rPr>
+                <w:rFonts w:ascii="Arial" w:hAnsi="Arial" w:cs="Arial"/>
+                <w:bCs/>
+                <w:sz w:val="20"/>
+              </w:rPr>
+            </w:pPr>
+            <w:r>
+              <w:rPr>
+                <w:rFonts w:ascii="Arial" w:hAnsi="Arial" w:cs="Arial"/>
+                <w:bCs/>
+                <w:sz w:val="20"/>
+              </w:rPr>
+              <w:t>Utilisateur : LAB\Administrateur</w:t>
+            </w:r>
+          </w:p>
+          <w:p>
+            <w:pPr>
+              <w:snapToGrid w:val="0"/>
+              <w:jc w:val="both"/>
+              <w:rPr>
+                <w:rFonts w:ascii="Arial" w:hAnsi="Arial" w:cs="Arial"/>
+                <w:bCs/>
+                <w:sz w:val="20"/>
+              </w:rPr>
+            </w:pPr>
+            <w:r>
+              <w:rPr>
+                <w:rFonts w:ascii="Arial" w:hAnsi="Arial" w:cs="Arial"/>
+                <w:bCs/>
+                <w:sz w:val="20"/>
+              </w:rPr>
+              <w:t>Mot de passe : T3ch92750@ci</w:t>
+            </w:r>
+          </w:p>
+          <w:p>
+            <w:pPr>
+              <w:snapToGrid w:val="0"/>
+              <w:jc w:val="both"/>
+              <w:rPr>
+                <w:rFonts w:ascii="Arial" w:hAnsi="Arial" w:cs="Arial"/>
+                <w:bCs/>
+                <w:sz w:val="20"/>
+              </w:rPr>
+            </w:pPr>
+          </w:p>
+          <w:p>
+            <w:pPr>
+              <w:snapToGrid w:val="0"/>
+              <w:jc w:val="both"/>
+              <w:rPr>
+                <w:rFonts w:ascii="Arial" w:hAnsi="Arial" w:cs="Arial"/>
+                <w:bCs/>
+                <w:sz w:val="20"/>
+              </w:rPr>
+            </w:pPr>
+            <w:r>
+              <w:rPr>
+                <w:rFonts w:ascii="Arial" w:hAnsi="Arial" w:cs="Arial"/>
+                <w:bCs/>
+                <w:sz w:val="20"/>
+              </w:rPr>
+              <w:t>Accès à SRV-FICHIERS</w:t>
+            </w:r>
+            <w:r>
+              <w:rPr>
+                <w:rFonts w:ascii="Arial" w:hAnsi="Arial" w:cs="Arial"/>
+                <w:bCs/>
+                <w:sz w:val="20"/>
+              </w:rPr>
+              <w:t>, Windows Server 2025</w:t>
+            </w:r>
+            <w:r>
+              <w:rPr>
+                <w:rFonts w:ascii="Arial" w:hAnsi="Arial" w:cs="Arial"/>
+                <w:bCs/>
+                <w:sz w:val="20"/>
+              </w:rPr>
+              <w:t xml:space="preserve"> : </w:t>
+            </w:r>
+          </w:p>
+          <w:p>
+            <w:pPr>
+              <w:snapToGrid w:val="0"/>
+              <w:jc w:val="both"/>
+              <w:rPr>
+                <w:rFonts w:ascii="Arial" w:hAnsi="Arial" w:cs="Arial"/>
+                <w:bCs/>
+                <w:sz w:val="20"/>
+              </w:rPr>
+            </w:pPr>
+            <w:r>
+              <w:rPr>
+                <w:rFonts w:ascii="Arial" w:hAnsi="Arial" w:cs="Arial"/>
+                <w:bCs/>
+                <w:sz w:val="20"/>
+              </w:rPr>
+              <w:t>LAB\Administrateur</w:t>
+            </w:r>
+          </w:p>
+          <w:p>
+            <w:pPr>
+              <w:snapToGrid w:val="0"/>
+              <w:jc w:val="both"/>
+              <w:rPr>
+                <w:rFonts w:ascii="Arial" w:hAnsi="Arial" w:cs="Arial"/>
+                <w:bCs/>
+                <w:sz w:val="20"/>
+              </w:rPr>
+            </w:pPr>
+            <w:r>
+              <w:rPr>
+                <w:rFonts w:ascii="Arial" w:hAnsi="Arial" w:cs="Arial"/>
+                <w:bCs/>
+                <w:sz w:val="20"/>
+              </w:rPr>
+              <w:t>T3ch92750@ci</w:t>
+            </w:r>
+          </w:p>
+          <w:p>
+            <w:pPr>
+              <w:snapToGrid w:val="0"/>
+              <w:jc w:val="both"/>
+              <w:rPr>
+                <w:rFonts w:ascii="Arial" w:hAnsi="Arial" w:cs="Arial"/>
+                <w:bCs/>
+                <w:sz w:val="20"/>
+              </w:rPr>
+            </w:pPr>
+          </w:p>
+          <w:p>
+            <w:pPr>
+              <w:snapToGrid w:val="0"/>
+              <w:jc w:val="both"/>
+              <w:rPr>
+                <w:rFonts w:ascii="Arial" w:hAnsi="Arial" w:cs="Arial"/>
+                <w:bCs/>
+                <w:sz w:val="20"/>
+              </w:rPr>
+            </w:pPr>
+            <w:r>
+              <w:rPr>
+                <w:rFonts w:ascii="Arial" w:hAnsi="Arial" w:cs="Arial"/>
+                <w:bCs/>
+                <w:sz w:val="20"/>
+              </w:rPr>
+              <w:t>Accès à DEBIAN-GLPI</w:t>
+            </w:r>
+            <w:r>
+              <w:rPr>
+                <w:rFonts w:ascii="Arial" w:hAnsi="Arial" w:cs="Arial"/>
+                <w:bCs/>
+                <w:sz w:val="20"/>
+              </w:rPr>
+              <w:t>, Debian 13</w:t>
+            </w:r>
+            <w:r>
+              <w:rPr>
+                <w:rFonts w:ascii="Arial" w:hAnsi="Arial" w:cs="Arial"/>
+                <w:bCs/>
+                <w:sz w:val="20"/>
+              </w:rPr>
+              <w:t xml:space="preserve"> : </w:t>
+            </w:r>
+          </w:p>
+          <w:p>
+            <w:pPr>
+              <w:snapToGrid w:val="0"/>
+              <w:jc w:val="both"/>
+              <w:rPr>
+                <w:rFonts w:ascii="Arial" w:hAnsi="Arial" w:cs="Arial"/>
+                <w:bCs/>
+                <w:sz w:val="20"/>
+              </w:rPr>
+            </w:pPr>
+            <w:r>
+              <w:rPr>
+                <w:rFonts w:ascii="Arial" w:hAnsi="Arial" w:cs="Arial"/>
+                <w:bCs/>
+                <w:sz w:val="20"/>
+              </w:rPr>
+              <w:t xml:space="preserve">Utilisateur : </w:t>
+            </w:r>
+            <w:r>
+              <w:rPr>
+                <w:rFonts w:ascii="Arial" w:hAnsi="Arial" w:cs="Arial"/>
+                <w:bCs/>
+                <w:sz w:val="20"/>
+              </w:rPr>
+              <w:t>Adrien </w:t>
+            </w:r>
+          </w:p>
+          <w:p>
+            <w:pPr>
+              <w:snapToGrid w:val="0"/>
+              <w:jc w:val="both"/>
+              <w:rPr>
+                <w:rFonts w:ascii="Arial" w:hAnsi="Arial" w:cs="Arial"/>
+                <w:bCs/>
+                <w:sz w:val="20"/>
+              </w:rPr>
+            </w:pPr>
+            <w:r>
+              <w:rPr>
+                <w:rFonts w:ascii="Arial" w:hAnsi="Arial" w:cs="Arial"/>
+                <w:bCs/>
+                <w:sz w:val="20"/>
+              </w:rPr>
+              <w:t xml:space="preserve">Mot de passe : </w:t>
+            </w:r>
+            <w:proofErr w:type="spellStart"/>
+            <w:r>
+              <w:rPr>
+                <w:rFonts w:ascii="Arial" w:hAnsi="Arial" w:cs="Arial"/>
+                <w:bCs/>
+                <w:sz w:val="20"/>
+              </w:rPr>
+              <w:t>adrien</w:t>
+            </w:r>
+            <w:proofErr w:type="spellEnd"/>
+            <w:r>
+              <w:rPr>
+                <w:rFonts w:ascii="Arial" w:hAnsi="Arial" w:cs="Arial"/>
+                <w:bCs/>
+                <w:sz w:val="20"/>
+              </w:rPr>
+              <w:t> </w:t>
+            </w:r>
+          </w:p>
+          <w:p>
+            <w:pPr>
+              <w:snapToGrid w:val="0"/>
+              <w:jc w:val="both"/>
+              <w:rPr>
+                <w:rFonts w:ascii="Arial" w:hAnsi="Arial" w:cs="Arial"/>
+                <w:bCs/>
+                <w:sz w:val="20"/>
+              </w:rPr>
+            </w:pPr>
+          </w:p>
+          <w:p>
+            <w:pPr>
+              <w:snapToGrid w:val="0"/>
+              <w:jc w:val="both"/>
+              <w:rPr>
+                <w:rFonts w:ascii="Arial" w:hAnsi="Arial" w:cs="Arial"/>
+                <w:bCs/>
+                <w:sz w:val="20"/>
+                <w:u w:val="single"/>
+              </w:rPr>
+            </w:pPr>
+            <w:r>
+              <w:rPr>
+                <w:rFonts w:ascii="Arial" w:hAnsi="Arial" w:cs="Arial"/>
+                <w:bCs/>
+                <w:sz w:val="20"/>
+                <w:u w:val="single"/>
+              </w:rPr>
+              <w:t>Accès à la documentation du projet : </w:t>
+            </w:r>
+          </w:p>
+          <w:p>
+            <w:pPr>
+              <w:snapToGrid w:val="0"/>
+              <w:jc w:val="both"/>
+              <w:rPr>
+                <w:rFonts w:ascii="Arial" w:hAnsi="Arial" w:cs="Arial"/>
+                <w:bCs/>
+                <w:sz w:val="20"/>
+                <w:u w:val="single"/>
+              </w:rPr>
+            </w:pPr>
+          </w:p>
+          <w:p>
+            <w:pPr>
+              <w:snapToGrid w:val="0"/>
+              <w:jc w:val="both"/>
+              <w:rPr>
+                <w:rFonts w:ascii="Arial" w:hAnsi="Arial" w:cs="Arial"/>
+                <w:bCs/>
+                <w:sz w:val="20"/>
+                <w:u w:val="single"/>
+              </w:rPr>
+            </w:pPr>
+            <w:r>
+              <w:rPr>
+                <w:rFonts w:ascii="Arial" w:hAnsi="Arial" w:cs="Arial"/>
+                <w:bCs/>
+                <w:sz w:val="20"/>
+                <w:u w:val="single"/>
+              </w:rPr>
+              <w:t xml:space="preserve">Livrable Projet Réalisation </w:t>
+            </w:r>
+            <w:r>
+              <w:rPr>
+                <w:rFonts w:ascii="Arial" w:hAnsi="Arial" w:cs="Arial"/>
+                <w:bCs/>
+                <w:sz w:val="20"/>
+                <w:u w:val="single"/>
+              </w:rPr>
+              <w:t>2 Système</w:t>
+            </w:r>
+            <w:r>
+              <w:rPr>
+                <w:rFonts w:ascii="Arial" w:hAnsi="Arial" w:cs="Arial"/>
+                <w:bCs/>
+                <w:sz w:val="20"/>
+                <w:u w:val="single"/>
+              </w:rPr>
+              <w:t xml:space="preserve"> :</w:t>
+            </w:r>
+          </w:p>
+          <w:p>
+            <w:pPr>
+              <w:snapToGrid w:val="0"/>
+              <w:jc w:val="both"/>
+              <w:rPr>
+                <w:rFonts w:ascii="Arial" w:hAnsi="Arial" w:cs="Arial"/>
+                <w:bCs/>
+                <w:sz w:val="20"/>
+              </w:rPr>
+            </w:pPr>
+            <w:r>
+              <w:rPr>
+                <w:rFonts w:ascii="Arial" w:hAnsi="Arial" w:cs="Arial"/>
+                <w:b/>
+                <w:sz w:val="20"/>
+              </w:rPr>
+              <w:t xml:space="preserve"> </w:t>
+            </w:r>
+            <w:r>
+              <w:rPr>
+                <w:rFonts w:ascii="Arial" w:hAnsi="Arial" w:cs="Arial"/>
+                <w:bCs/>
+                <w:sz w:val="20"/>
+              </w:rPr>
+              <w:t>https://github.com/adriendemange/DEMANGE/blob/main/Projet_NetCorp_BTS_Adrien_D/RealisationSysteme/netcorp_systeme_documentation.docx</w:t>
+            </w:r>
+          </w:p>
+          <w:p>
+            <w:pPr>
+              <w:snapToGrid w:val="0"/>
+              <w:jc w:val="both"/>
+              <w:rPr>
+                <w:rFonts w:ascii="Arial" w:hAnsi="Arial" w:cs="Arial"/>
+                <w:b/>
                 <w:sz w:val="20"/>
               </w:rPr>
             </w:pPr>
@@ -9539,36 +11231,16 @@
                 <w:sz w:val="22"/>
                 <w:szCs w:val="22"/>
               </w:rPr>
-              <w:t xml:space="preserve"> </w:t>
-            </w:r>
-            <w:proofErr w:type="gramStart"/>
-            <w:r>
-              <w:rPr>
-                <w:rFonts w:ascii="Arial" w:hAnsi="Arial" w:cs="Arial"/>
-                <w:bCs/>
-                <w:sz w:val="22"/>
-                <w:szCs w:val="22"/>
-              </w:rPr>
-              <w:t>a</w:t>
-            </w:r>
-            <w:r>
-              <w:rPr>
-                <w:rFonts w:ascii="Arial" w:hAnsi="Arial" w:cs="Arial"/>
-                <w:bCs/>
-                <w:sz w:val="22"/>
-                <w:szCs w:val="22"/>
-              </w:rPr>
-              <w:t>bsence</w:t>
-            </w:r>
-            <w:proofErr w:type="gramEnd"/>
-            <w:r>
-              <w:rPr>
-                <w:rFonts w:ascii="Arial" w:hAnsi="Arial" w:cs="Arial"/>
-                <w:bCs/>
-                <w:sz w:val="22"/>
-                <w:szCs w:val="22"/>
-              </w:rPr>
-              <w:t xml:space="preserve"> de dossier</w:t>
+              <w:t xml:space="preserve"> a</w:t>
+            </w:r>
+            <w:r>
+              <w:rPr>
+                <w:rFonts w:ascii="Arial" w:hAnsi="Arial" w:cs="Arial"/>
+                <w:bCs/>
+                <w:sz w:val="22"/>
+                <w:szCs w:val="22"/>
+              </w:rPr>
+              <w:t>bsence de dossier</w:t>
             </w:r>
             <w:r>
               <w:rPr>
@@ -9676,36 +11348,16 @@
                 <w:sz w:val="22"/>
                 <w:szCs w:val="22"/>
               </w:rPr>
-              <w:t xml:space="preserve"> </w:t>
-            </w:r>
-            <w:proofErr w:type="gramStart"/>
-            <w:r>
-              <w:rPr>
-                <w:rFonts w:ascii="Arial" w:hAnsi="Arial" w:cs="Arial"/>
-                <w:bCs/>
-                <w:sz w:val="22"/>
-                <w:szCs w:val="22"/>
-              </w:rPr>
-              <w:t>d</w:t>
-            </w:r>
-            <w:r>
-              <w:rPr>
-                <w:rFonts w:ascii="Arial" w:hAnsi="Arial" w:cs="Arial"/>
-                <w:bCs/>
-                <w:sz w:val="22"/>
-                <w:szCs w:val="22"/>
-              </w:rPr>
-              <w:t>épôt</w:t>
-            </w:r>
-            <w:proofErr w:type="gramEnd"/>
-            <w:r>
-              <w:rPr>
-                <w:rFonts w:ascii="Arial" w:hAnsi="Arial" w:cs="Arial"/>
-                <w:bCs/>
-                <w:sz w:val="22"/>
-                <w:szCs w:val="22"/>
-              </w:rPr>
-              <w:t xml:space="preserve"> du dossier au-delà de la date fixée par les autorités académiques</w:t>
+              <w:t xml:space="preserve"> d</w:t>
+            </w:r>
+            <w:r>
+              <w:rPr>
+                <w:rFonts w:ascii="Arial" w:hAnsi="Arial" w:cs="Arial"/>
+                <w:bCs/>
+                <w:sz w:val="22"/>
+                <w:szCs w:val="22"/>
+              </w:rPr>
+              <w:t>épôt du dossier au-delà de la date fixée par les autorités académiques</w:t>
             </w:r>
             <w:r>
               <w:rPr>
@@ -13346,7 +14998,7 @@
           <w:szCs w:val="22"/>
         </w:rPr>
         <w:sectPr>
-          <w:footerReference w:type="default" r:id="rId8"/>
+          <w:footerReference w:type="default" r:id="rId11"/>
           <w:pgSz w:w="11900" w:h="16840"/>
           <w:pgMar w:top="851" w:right="1134" w:bottom="851" w:left="1134" w:header="709" w:footer="709" w:gutter="0"/>
           <w:cols w:space="708"/>
@@ -17027,23 +18679,13 @@
                 <w:szCs w:val="18"/>
               </w:rPr>
             </w:pPr>
-            <w:proofErr w:type="gramStart"/>
-            <w:r>
-              <w:rPr>
-                <w:rFonts w:ascii="Arial" w:hAnsi="Arial" w:cs="Arial"/>
-                <w:sz w:val="18"/>
-                <w:szCs w:val="18"/>
-              </w:rPr>
-              <w:t>réalisation</w:t>
-            </w:r>
-            <w:proofErr w:type="gramEnd"/>
-            <w:r>
-              <w:rPr>
-                <w:rFonts w:ascii="Arial" w:hAnsi="Arial" w:cs="Arial"/>
-                <w:sz w:val="18"/>
-                <w:szCs w:val="18"/>
-              </w:rPr>
-              <w:t xml:space="preserve"> en env. 1</w:t>
+            <w:r>
+              <w:rPr>
+                <w:rFonts w:ascii="Arial" w:hAnsi="Arial" w:cs="Arial"/>
+                <w:sz w:val="18"/>
+                <w:szCs w:val="18"/>
+              </w:rPr>
+              <w:t>réalisation en env. 1</w:t>
             </w:r>
           </w:p>
         </w:tc>
@@ -17365,23 +19007,13 @@
                 <w:szCs w:val="18"/>
               </w:rPr>
             </w:pPr>
-            <w:proofErr w:type="gramStart"/>
-            <w:r>
-              <w:rPr>
-                <w:rFonts w:ascii="Arial" w:hAnsi="Arial" w:cs="Arial"/>
-                <w:sz w:val="18"/>
-                <w:szCs w:val="18"/>
-              </w:rPr>
-              <w:t>réalisation</w:t>
-            </w:r>
-            <w:proofErr w:type="gramEnd"/>
-            <w:r>
-              <w:rPr>
-                <w:rFonts w:ascii="Arial" w:hAnsi="Arial" w:cs="Arial"/>
-                <w:sz w:val="18"/>
-                <w:szCs w:val="18"/>
-              </w:rPr>
-              <w:t xml:space="preserve"> en env. 2</w:t>
+            <w:r>
+              <w:rPr>
+                <w:rFonts w:ascii="Arial" w:hAnsi="Arial" w:cs="Arial"/>
+                <w:sz w:val="18"/>
+                <w:szCs w:val="18"/>
+              </w:rPr>
+              <w:t>réalisation en env. 2</w:t>
             </w:r>
           </w:p>
         </w:tc>
@@ -17695,23 +19327,13 @@
                 <w:szCs w:val="18"/>
               </w:rPr>
             </w:pPr>
-            <w:proofErr w:type="gramStart"/>
-            <w:r>
-              <w:rPr>
-                <w:rFonts w:ascii="Arial" w:hAnsi="Arial" w:cs="Arial"/>
-                <w:sz w:val="18"/>
-                <w:szCs w:val="18"/>
-              </w:rPr>
-              <w:t>réalisation</w:t>
-            </w:r>
-            <w:proofErr w:type="gramEnd"/>
-            <w:r>
-              <w:rPr>
-                <w:rFonts w:ascii="Arial" w:hAnsi="Arial" w:cs="Arial"/>
-                <w:sz w:val="18"/>
-                <w:szCs w:val="18"/>
-              </w:rPr>
-              <w:t xml:space="preserve"> en env. 1</w:t>
+            <w:r>
+              <w:rPr>
+                <w:rFonts w:ascii="Arial" w:hAnsi="Arial" w:cs="Arial"/>
+                <w:sz w:val="18"/>
+                <w:szCs w:val="18"/>
+              </w:rPr>
+              <w:t>réalisation en env. 1</w:t>
             </w:r>
           </w:p>
         </w:tc>
@@ -19549,23 +21171,13 @@
                 <w:szCs w:val="18"/>
               </w:rPr>
             </w:pPr>
-            <w:proofErr w:type="gramStart"/>
-            <w:r>
-              <w:rPr>
-                <w:rFonts w:ascii="Arial" w:hAnsi="Arial" w:cs="Arial"/>
-                <w:sz w:val="18"/>
-                <w:szCs w:val="18"/>
-              </w:rPr>
-              <w:t>réalisation</w:t>
-            </w:r>
-            <w:proofErr w:type="gramEnd"/>
-            <w:r>
-              <w:rPr>
-                <w:rFonts w:ascii="Arial" w:hAnsi="Arial" w:cs="Arial"/>
-                <w:sz w:val="18"/>
-                <w:szCs w:val="18"/>
-              </w:rPr>
-              <w:t xml:space="preserve"> en env. 1</w:t>
+            <w:r>
+              <w:rPr>
+                <w:rFonts w:ascii="Arial" w:hAnsi="Arial" w:cs="Arial"/>
+                <w:sz w:val="18"/>
+                <w:szCs w:val="18"/>
+              </w:rPr>
+              <w:t>réalisation en env. 1</w:t>
             </w:r>
           </w:p>
         </w:tc>
@@ -19785,23 +21397,13 @@
                 <w:szCs w:val="18"/>
               </w:rPr>
             </w:pPr>
-            <w:proofErr w:type="gramStart"/>
-            <w:r>
-              <w:rPr>
-                <w:rFonts w:ascii="Arial" w:hAnsi="Arial" w:cs="Arial"/>
-                <w:sz w:val="18"/>
-                <w:szCs w:val="18"/>
-              </w:rPr>
-              <w:t>réalisation</w:t>
-            </w:r>
-            <w:proofErr w:type="gramEnd"/>
-            <w:r>
-              <w:rPr>
-                <w:rFonts w:ascii="Arial" w:hAnsi="Arial" w:cs="Arial"/>
-                <w:sz w:val="18"/>
-                <w:szCs w:val="18"/>
-              </w:rPr>
-              <w:t xml:space="preserve"> en env. 1</w:t>
+            <w:r>
+              <w:rPr>
+                <w:rFonts w:ascii="Arial" w:hAnsi="Arial" w:cs="Arial"/>
+                <w:sz w:val="18"/>
+                <w:szCs w:val="18"/>
+              </w:rPr>
+              <w:t>réalisation en env. 1</w:t>
             </w:r>
           </w:p>
         </w:tc>
@@ -20111,23 +21713,13 @@
                 <w:szCs w:val="18"/>
               </w:rPr>
             </w:pPr>
-            <w:proofErr w:type="gramStart"/>
-            <w:r>
-              <w:rPr>
-                <w:rFonts w:ascii="Arial" w:hAnsi="Arial" w:cs="Arial"/>
-                <w:sz w:val="18"/>
-                <w:szCs w:val="18"/>
-              </w:rPr>
-              <w:t>réalisation</w:t>
-            </w:r>
-            <w:proofErr w:type="gramEnd"/>
-            <w:r>
-              <w:rPr>
-                <w:rFonts w:ascii="Arial" w:hAnsi="Arial" w:cs="Arial"/>
-                <w:sz w:val="18"/>
-                <w:szCs w:val="18"/>
-              </w:rPr>
-              <w:t xml:space="preserve"> en env. 2</w:t>
+            <w:r>
+              <w:rPr>
+                <w:rFonts w:ascii="Arial" w:hAnsi="Arial" w:cs="Arial"/>
+                <w:sz w:val="18"/>
+                <w:szCs w:val="18"/>
+              </w:rPr>
+              <w:t>réalisation en env. 2</w:t>
             </w:r>
           </w:p>
         </w:tc>
@@ -20313,23 +21905,13 @@
                 <w:szCs w:val="18"/>
               </w:rPr>
             </w:pPr>
-            <w:proofErr w:type="gramStart"/>
-            <w:r>
-              <w:rPr>
-                <w:rFonts w:ascii="Arial" w:hAnsi="Arial" w:cs="Arial"/>
-                <w:sz w:val="18"/>
-                <w:szCs w:val="18"/>
-              </w:rPr>
-              <w:t>réalisation</w:t>
-            </w:r>
-            <w:proofErr w:type="gramEnd"/>
-            <w:r>
-              <w:rPr>
-                <w:rFonts w:ascii="Arial" w:hAnsi="Arial" w:cs="Arial"/>
-                <w:sz w:val="18"/>
-                <w:szCs w:val="18"/>
-              </w:rPr>
-              <w:t xml:space="preserve"> en env. 2</w:t>
+            <w:r>
+              <w:rPr>
+                <w:rFonts w:ascii="Arial" w:hAnsi="Arial" w:cs="Arial"/>
+                <w:sz w:val="18"/>
+                <w:szCs w:val="18"/>
+              </w:rPr>
+              <w:t>réalisation en env. 2</w:t>
             </w:r>
           </w:p>
         </w:tc>
@@ -20686,23 +22268,13 @@
                 <w:szCs w:val="18"/>
               </w:rPr>
             </w:pPr>
-            <w:proofErr w:type="gramStart"/>
-            <w:r>
-              <w:rPr>
-                <w:rFonts w:ascii="Arial" w:hAnsi="Arial" w:cs="Arial"/>
-                <w:sz w:val="18"/>
-                <w:szCs w:val="18"/>
-              </w:rPr>
-              <w:t>réalisation</w:t>
-            </w:r>
-            <w:proofErr w:type="gramEnd"/>
-            <w:r>
-              <w:rPr>
-                <w:rFonts w:ascii="Arial" w:hAnsi="Arial" w:cs="Arial"/>
-                <w:sz w:val="18"/>
-                <w:szCs w:val="18"/>
-              </w:rPr>
-              <w:t xml:space="preserve"> en env. 1</w:t>
+            <w:r>
+              <w:rPr>
+                <w:rFonts w:ascii="Arial" w:hAnsi="Arial" w:cs="Arial"/>
+                <w:sz w:val="18"/>
+                <w:szCs w:val="18"/>
+              </w:rPr>
+              <w:t>réalisation en env. 1</w:t>
             </w:r>
           </w:p>
         </w:tc>
@@ -21030,23 +22602,13 @@
                 <w:szCs w:val="18"/>
               </w:rPr>
             </w:pPr>
-            <w:proofErr w:type="gramStart"/>
-            <w:r>
-              <w:rPr>
-                <w:rFonts w:ascii="Arial" w:hAnsi="Arial" w:cs="Arial"/>
-                <w:sz w:val="18"/>
-                <w:szCs w:val="18"/>
-              </w:rPr>
-              <w:t>réalisation</w:t>
-            </w:r>
-            <w:proofErr w:type="gramEnd"/>
-            <w:r>
-              <w:rPr>
-                <w:rFonts w:ascii="Arial" w:hAnsi="Arial" w:cs="Arial"/>
-                <w:sz w:val="18"/>
-                <w:szCs w:val="18"/>
-              </w:rPr>
-              <w:t xml:space="preserve"> en env. </w:t>
+            <w:r>
+              <w:rPr>
+                <w:rFonts w:ascii="Arial" w:hAnsi="Arial" w:cs="Arial"/>
+                <w:sz w:val="18"/>
+                <w:szCs w:val="18"/>
+              </w:rPr>
+              <w:t xml:space="preserve">réalisation en env. </w:t>
             </w:r>
             <w:r>
               <w:rPr>
@@ -24948,29 +26510,7 @@
                 <w:sz w:val="16"/>
                 <w:szCs w:val="16"/>
               </w:rPr>
-              <w:t xml:space="preserve">Les choix de solutions répondant au besoin </w:t>
-            </w:r>
-            <w:proofErr w:type="gramStart"/>
-            <w:r>
-              <w:rPr>
-                <w:rFonts w:ascii="Arial" w:hAnsi="Arial" w:cs="Arial"/>
-                <w:i/>
-                <w:iCs/>
-                <w:sz w:val="16"/>
-                <w:szCs w:val="16"/>
-              </w:rPr>
-              <w:t>exprimé</w:t>
-            </w:r>
-            <w:proofErr w:type="gramEnd"/>
-            <w:r>
-              <w:rPr>
-                <w:rFonts w:ascii="Arial" w:hAnsi="Arial" w:cs="Arial"/>
-                <w:i/>
-                <w:iCs/>
-                <w:sz w:val="16"/>
-                <w:szCs w:val="16"/>
-              </w:rPr>
-              <w:t xml:space="preserve"> (adaptation d’une solution existante ou réalisation d’une nouvelle) sont décrits et justifiés en termes de coût, de délai et de qualité.</w:t>
+              <w:t>Les choix de solutions répondant au besoin exprimé (adaptation d’une solution existante ou réalisation d’une nouvelle) sont décrits et justifiés en termes de coût, de délai et de qualité.</w:t>
             </w:r>
           </w:p>
           <w:p>
@@ -27915,29 +29455,7 @@
                 <w:sz w:val="16"/>
                 <w:szCs w:val="16"/>
               </w:rPr>
-              <w:t xml:space="preserve">L’automatisation des tâches d’administration répond au besoin </w:t>
-            </w:r>
-            <w:proofErr w:type="gramStart"/>
-            <w:r>
-              <w:rPr>
-                <w:rFonts w:ascii="Arial" w:hAnsi="Arial" w:cs="Arial"/>
-                <w:i/>
-                <w:iCs/>
-                <w:sz w:val="16"/>
-                <w:szCs w:val="16"/>
-              </w:rPr>
-              <w:t>exprimé</w:t>
-            </w:r>
-            <w:proofErr w:type="gramEnd"/>
-            <w:r>
-              <w:rPr>
-                <w:rFonts w:ascii="Arial" w:hAnsi="Arial" w:cs="Arial"/>
-                <w:i/>
-                <w:iCs/>
-                <w:sz w:val="16"/>
-                <w:szCs w:val="16"/>
-              </w:rPr>
-              <w:t>.</w:t>
+              <w:t>L’automatisation des tâches d’administration répond au besoin exprimé.</w:t>
             </w:r>
           </w:p>
           <w:p>
@@ -32628,29 +34146,7 @@
                 <w:sz w:val="16"/>
                 <w:szCs w:val="16"/>
               </w:rPr>
-              <w:t xml:space="preserve">La proposition de la solution applicative répond au besoin </w:t>
-            </w:r>
-            <w:proofErr w:type="gramStart"/>
-            <w:r>
-              <w:rPr>
-                <w:rFonts w:ascii="Arial" w:hAnsi="Arial" w:cs="Arial"/>
-                <w:i/>
-                <w:iCs/>
-                <w:sz w:val="16"/>
-                <w:szCs w:val="16"/>
-              </w:rPr>
-              <w:t>exprimé</w:t>
-            </w:r>
-            <w:proofErr w:type="gramEnd"/>
-            <w:r>
-              <w:rPr>
-                <w:rFonts w:ascii="Arial" w:hAnsi="Arial" w:cs="Arial"/>
-                <w:i/>
-                <w:iCs/>
-                <w:sz w:val="16"/>
-                <w:szCs w:val="16"/>
-              </w:rPr>
-              <w:t xml:space="preserve"> dans le cahier des charges y compris dans sa dimension contractuelle :</w:t>
+              <w:t>La proposition de la solution applicative répond au besoin exprimé dans le cahier des charges y compris dans sa dimension contractuelle :</w:t>
             </w:r>
           </w:p>
           <w:p>
@@ -39436,7 +40932,6 @@
                 <w:szCs w:val="22"/>
               </w:rPr>
             </w:pPr>
-            <w:proofErr w:type="gramStart"/>
             <w:r>
               <w:rPr>
                 <w:rFonts w:ascii="Arial" w:hAnsi="Arial" w:cs="Arial"/>
@@ -39448,7 +40943,6 @@
               </w:rPr>
               <w:t>d’interrogation</w:t>
             </w:r>
-            <w:proofErr w:type="gramEnd"/>
           </w:p>
         </w:tc>
       </w:tr>
@@ -40156,7 +41650,6 @@
                 <w:szCs w:val="22"/>
               </w:rPr>
             </w:pPr>
-            <w:proofErr w:type="gramStart"/>
             <w:r>
               <w:rPr>
                 <w:rFonts w:ascii="Arial" w:hAnsi="Arial" w:cs="Arial"/>
@@ -40168,7 +41661,6 @@
               </w:rPr>
               <w:t>d’interrogation</w:t>
             </w:r>
-            <w:proofErr w:type="gramEnd"/>
           </w:p>
         </w:tc>
       </w:tr>
@@ -40633,7 +42125,6 @@
                 <w:szCs w:val="22"/>
               </w:rPr>
             </w:pPr>
-            <w:proofErr w:type="gramStart"/>
             <w:r>
               <w:rPr>
                 <w:rFonts w:ascii="Arial" w:hAnsi="Arial" w:cs="Arial"/>
@@ -40645,7 +42136,6 @@
               </w:rPr>
               <w:t>d’interrogation</w:t>
             </w:r>
-            <w:proofErr w:type="gramEnd"/>
           </w:p>
         </w:tc>
       </w:tr>
@@ -41369,7 +42859,6 @@
                 <w:szCs w:val="22"/>
               </w:rPr>
             </w:pPr>
-            <w:proofErr w:type="gramStart"/>
             <w:r>
               <w:rPr>
                 <w:rFonts w:ascii="Arial" w:hAnsi="Arial" w:cs="Arial"/>
@@ -41381,7 +42870,6 @@
               </w:rPr>
               <w:t>d’interrogation</w:t>
             </w:r>
-            <w:proofErr w:type="gramEnd"/>
           </w:p>
         </w:tc>
       </w:tr>
@@ -42140,7 +43628,6 @@
                 <w:szCs w:val="22"/>
               </w:rPr>
             </w:pPr>
-            <w:proofErr w:type="gramStart"/>
             <w:r>
               <w:rPr>
                 <w:rFonts w:ascii="Arial" w:hAnsi="Arial" w:cs="Arial"/>
@@ -42152,7 +43639,6 @@
               </w:rPr>
               <w:t>d’interrogation</w:t>
             </w:r>
-            <w:proofErr w:type="gramEnd"/>
           </w:p>
         </w:tc>
       </w:tr>
@@ -42600,7 +44086,6 @@
                 <w:szCs w:val="22"/>
               </w:rPr>
             </w:pPr>
-            <w:proofErr w:type="gramStart"/>
             <w:r>
               <w:rPr>
                 <w:rFonts w:ascii="Arial" w:hAnsi="Arial" w:cs="Arial"/>
@@ -42612,7 +44097,6 @@
               </w:rPr>
               <w:t>d’interrogation</w:t>
             </w:r>
-            <w:proofErr w:type="gramEnd"/>
           </w:p>
         </w:tc>
       </w:tr>
@@ -43202,27 +44686,7 @@
           <w:bCs/>
           <w:iCs/>
         </w:rPr>
-        <w:t xml:space="preserve">En référence à l’annexe II.E </w:t>
-      </w:r>
-      <w:proofErr w:type="gramStart"/>
-      <w:r>
-        <w:rPr>
-          <w:rFonts w:ascii="Arial" w:hAnsi="Arial" w:cs="Arial"/>
-          <w:b/>
-          <w:bCs/>
-          <w:iCs/>
-        </w:rPr>
-        <w:t>–«</w:t>
-      </w:r>
-      <w:proofErr w:type="gramEnd"/>
-      <w:r>
-        <w:rPr>
-          <w:rFonts w:ascii="Arial" w:hAnsi="Arial" w:cs="Arial"/>
-          <w:b/>
-          <w:bCs/>
-          <w:iCs/>
-        </w:rPr>
-        <w:t> Environnement technologique pour la certification » du référentiel du BTS SIO</w:t>
+        <w:t>En référence à l’annexe II.E –« Environnement technologique pour la certification » du référentiel du BTS SIO</w:t>
       </w:r>
     </w:p>
     <w:tbl>
@@ -43564,7 +45028,6 @@
                 <w:szCs w:val="22"/>
               </w:rPr>
             </w:pPr>
-            <w:proofErr w:type="gramStart"/>
             <w:r>
               <w:rPr>
                 <w:rFonts w:ascii="Arial" w:hAnsi="Arial" w:cs="Arial"/>
@@ -43576,7 +45039,6 @@
               </w:rPr>
               <w:t>d’interrogation</w:t>
             </w:r>
-            <w:proofErr w:type="gramEnd"/>
           </w:p>
         </w:tc>
       </w:tr>
@@ -44284,7 +45746,6 @@
                 <w:szCs w:val="22"/>
               </w:rPr>
             </w:pPr>
-            <w:proofErr w:type="gramStart"/>
             <w:r>
               <w:rPr>
                 <w:rFonts w:ascii="Arial" w:hAnsi="Arial" w:cs="Arial"/>
@@ -44296,7 +45757,6 @@
               </w:rPr>
               <w:t>d’interrogation</w:t>
             </w:r>
-            <w:proofErr w:type="gramEnd"/>
           </w:p>
         </w:tc>
       </w:tr>
@@ -44761,7 +46221,6 @@
                 <w:szCs w:val="22"/>
               </w:rPr>
             </w:pPr>
-            <w:proofErr w:type="gramStart"/>
             <w:r>
               <w:rPr>
                 <w:rFonts w:ascii="Arial" w:hAnsi="Arial" w:cs="Arial"/>
@@ -44773,7 +46232,6 @@
               </w:rPr>
               <w:t>d’interrogation</w:t>
             </w:r>
-            <w:proofErr w:type="gramEnd"/>
           </w:p>
         </w:tc>
       </w:tr>
@@ -45466,7 +46924,6 @@
                 <w:szCs w:val="22"/>
               </w:rPr>
             </w:pPr>
-            <w:proofErr w:type="gramStart"/>
             <w:r>
               <w:rPr>
                 <w:rFonts w:ascii="Arial" w:hAnsi="Arial" w:cs="Arial"/>
@@ -45478,7 +46935,6 @@
               </w:rPr>
               <w:t>d’interrogation</w:t>
             </w:r>
-            <w:proofErr w:type="gramEnd"/>
           </w:p>
         </w:tc>
       </w:tr>
@@ -46160,7 +47616,6 @@
                 <w:szCs w:val="22"/>
               </w:rPr>
             </w:pPr>
-            <w:proofErr w:type="gramStart"/>
             <w:r>
               <w:rPr>
                 <w:rFonts w:ascii="Arial" w:hAnsi="Arial" w:cs="Arial"/>
@@ -46172,7 +47627,6 @@
               </w:rPr>
               <w:t>d’interrogation</w:t>
             </w:r>
-            <w:proofErr w:type="gramEnd"/>
           </w:p>
         </w:tc>
       </w:tr>
@@ -49945,6 +51399,29 @@
       <w:lang w:eastAsia="ar-SA"/>
     </w:rPr>
   </w:style>
+  <w:style w:type="character" w:styleId="Hyperlink">
+    <w:name w:val="Hyperlink"/>
+    <w:basedOn w:val="DefaultParagraphFont"/>
+    <w:uiPriority w:val="99"/>
+    <w:unhideWhenUsed/>
+    <w:rsid w:val="000300E2"/>
+    <w:rPr>
+      <w:color w:val="0563C1" w:themeColor="hyperlink"/>
+      <w:u w:val="single"/>
+    </w:rPr>
+  </w:style>
+  <w:style w:type="character" w:styleId="UnresolvedMention">
+    <w:name w:val="Unresolved Mention"/>
+    <w:basedOn w:val="DefaultParagraphFont"/>
+    <w:uiPriority w:val="99"/>
+    <w:semiHidden/>
+    <w:unhideWhenUsed/>
+    <w:rsid w:val="000300E2"/>
+    <w:rPr>
+      <w:color w:val="605E5C"/>
+      <w:shd w:val="clear" w:color="auto" w:fill="E1DFDD"/>
+    </w:rPr>
+  </w:style>
 </w:styles>
 </file>
 

--- a/Projet_NetCorp_BTS_Adrien_D/RealisationSysteme/ANNEXE_VII_projet_adrien_d_systeme.docx
+++ b/Projet_NetCorp_BTS_Adrien_D/RealisationSysteme/ANNEXE_VII_projet_adrien_d_systeme.docx
@@ -417,6 +417,7 @@
           <w:szCs w:val="20"/>
         </w:rPr>
       </w:pPr>
+      <w:proofErr w:type="gramStart"/>
       <w:r>
         <w:rPr>
           <w:rFonts w:ascii="Arial" w:hAnsi="Arial" w:cs="Arial"/>
@@ -424,7 +425,17 @@
           <w:sz w:val="20"/>
           <w:szCs w:val="20"/>
         </w:rPr>
-        <w:t xml:space="preserve">des fiches descriptives des deux réalisations professionnelles intégrant les modalités d’accès aux éléments techniques. Ces fiches sont décrites à l’aide du modèle de fiche présenté </w:t>
+        <w:t>des</w:t>
+      </w:r>
+      <w:proofErr w:type="gramEnd"/>
+      <w:r>
+        <w:rPr>
+          <w:rFonts w:ascii="Arial" w:hAnsi="Arial" w:cs="Arial"/>
+          <w:color w:val="000000"/>
+          <w:sz w:val="20"/>
+          <w:szCs w:val="20"/>
+        </w:rPr>
+        <w:t xml:space="preserve"> fiches descriptives des deux réalisations professionnelles intégrant les modalités d’accès aux éléments techniques. Ces fiches sont décrites à l’aide du modèle de fiche présenté </w:t>
       </w:r>
       <w:r>
         <w:rPr>
@@ -604,6 +615,7 @@
           <w:szCs w:val="20"/>
         </w:rPr>
       </w:pPr>
+      <w:proofErr w:type="gramStart"/>
       <w:r>
         <w:rPr>
           <w:rFonts w:ascii="Arial" w:hAnsi="Arial" w:cs="Arial"/>
@@ -611,7 +623,17 @@
           <w:sz w:val="20"/>
           <w:szCs w:val="20"/>
         </w:rPr>
-        <w:t>des éléments constitutifs de chaque réalisation professionnelle mise en œuvre par la personne candidate : description des ressources matérielles et logicielles utilisées, schémas explicatifs ou encore documentation utile.</w:t>
+        <w:t>des</w:t>
+      </w:r>
+      <w:proofErr w:type="gramEnd"/>
+      <w:r>
+        <w:rPr>
+          <w:rFonts w:ascii="Arial" w:hAnsi="Arial" w:cs="Arial"/>
+          <w:color w:val="000000"/>
+          <w:sz w:val="20"/>
+          <w:szCs w:val="20"/>
+        </w:rPr>
+        <w:t xml:space="preserve"> éléments constitutifs de chaque réalisation professionnelle mise en œuvre par la personne candidate : description des ressources matérielles et logicielles utilisées, schémas explicatifs ou encore documentation utile.</w:t>
       </w:r>
     </w:p>
     <w:p>
@@ -671,13 +693,23 @@
           <w:szCs w:val="20"/>
         </w:rPr>
       </w:pPr>
+      <w:proofErr w:type="gramStart"/>
       <w:r>
         <w:rPr>
           <w:rFonts w:ascii="Arial" w:hAnsi="Arial"/>
           <w:sz w:val="20"/>
           <w:szCs w:val="20"/>
         </w:rPr>
-        <w:t xml:space="preserve">la </w:t>
+        <w:t>la</w:t>
+      </w:r>
+      <w:proofErr w:type="gramEnd"/>
+      <w:r>
+        <w:rPr>
+          <w:rFonts w:ascii="Arial" w:hAnsi="Arial"/>
+          <w:sz w:val="20"/>
+          <w:szCs w:val="20"/>
+        </w:rPr>
+        <w:t xml:space="preserve"> </w:t>
       </w:r>
       <w:r>
         <w:rPr>
@@ -710,13 +742,23 @@
           <w:szCs w:val="20"/>
         </w:rPr>
       </w:pPr>
+      <w:proofErr w:type="gramStart"/>
       <w:r>
         <w:rPr>
           <w:rFonts w:ascii="Arial" w:hAnsi="Arial"/>
           <w:sz w:val="20"/>
           <w:szCs w:val="20"/>
         </w:rPr>
-        <w:t xml:space="preserve">l’expression des besoins qui sera remise </w:t>
+        <w:t>l’expression</w:t>
+      </w:r>
+      <w:proofErr w:type="gramEnd"/>
+      <w:r>
+        <w:rPr>
+          <w:rFonts w:ascii="Arial" w:hAnsi="Arial"/>
+          <w:sz w:val="20"/>
+          <w:szCs w:val="20"/>
+        </w:rPr>
+        <w:t xml:space="preserve"> des besoins qui sera remise </w:t>
       </w:r>
       <w:r>
         <w:rPr>
@@ -2443,7 +2485,25 @@
           <w:sz w:val="20"/>
           <w:szCs w:val="20"/>
         </w:rPr>
-        <w:t xml:space="preserve">Seuls les candidats ayant préparé le brevet de technicien supérieur par la voie scolaire dans un établissement public ou privé sous contrat, par la voie de la formation professionnelle continue dans un établissement public habilité ou bien par la voie de l'apprentissage dans un centre de formation d'apprentis habilité ou une section d'apprentissage habilitée, peuvent </w:t>
+        <w:t xml:space="preserve">Seuls les candidats ayant préparé le brevet de technicien supérieur par la voie scolaire dans un établissement public ou privé sous contrat, par la voie de la formation professionnelle </w:t>
+      </w:r>
+      <w:proofErr w:type="gramStart"/>
+      <w:r>
+        <w:rPr>
+          <w:rFonts w:ascii="Arial" w:hAnsi="Arial"/>
+          <w:sz w:val="20"/>
+          <w:szCs w:val="20"/>
+        </w:rPr>
+        <w:t>continue</w:t>
+      </w:r>
+      <w:proofErr w:type="gramEnd"/>
+      <w:r>
+        <w:rPr>
+          <w:rFonts w:ascii="Arial" w:hAnsi="Arial"/>
+          <w:sz w:val="20"/>
+          <w:szCs w:val="20"/>
+        </w:rPr>
+        <w:t xml:space="preserve"> dans un établissement public habilité ou bien par la voie de l'apprentissage dans un centre de formation d'apprentis habilité ou une section d'apprentissage habilitée, peuvent </w:t>
       </w:r>
       <w:r>
         <w:rPr>
@@ -3625,15 +3685,33 @@
                 <w:b/>
                 <w:sz w:val="20"/>
               </w:rPr>
-              <w:t xml:space="preserve"> prénom :</w:t>
-            </w:r>
+              <w:t xml:space="preserve"> prénom</w:t>
+            </w:r>
+            <w:proofErr w:type="gramStart"/>
             <w:r>
               <w:rPr>
                 <w:rFonts w:ascii="Arial" w:hAnsi="Arial"/>
                 <w:b/>
                 <w:sz w:val="20"/>
               </w:rPr>
-              <w:t xml:space="preserve">Demange, Adrien </w:t>
+              <w:t xml:space="preserve"> :</w:t>
+            </w:r>
+            <w:r>
+              <w:rPr>
+                <w:rFonts w:ascii="Arial" w:hAnsi="Arial"/>
+                <w:b/>
+                <w:sz w:val="20"/>
+              </w:rPr>
+              <w:t>Demange</w:t>
+            </w:r>
+            <w:proofErr w:type="gramEnd"/>
+            <w:r>
+              <w:rPr>
+                <w:rFonts w:ascii="Arial" w:hAnsi="Arial"/>
+                <w:b/>
+                <w:sz w:val="20"/>
+              </w:rPr>
+              <w:t xml:space="preserve">, Adrien </w:t>
             </w:r>
           </w:p>
         </w:tc>
@@ -4419,6 +4497,7 @@
                 <w:rFonts w:ascii="Arial" w:hAnsi="Arial" w:cs="Arial"/>
                 <w:b/>
                 <w:sz w:val="20"/>
+                <w:highlight w:val="yellow"/>
               </w:rPr>
               <w:fldChar w:fldCharType="begin">
                 <w:ffData>
@@ -4437,6 +4516,7 @@
                 <w:rFonts w:ascii="Arial" w:hAnsi="Arial" w:cs="Arial"/>
                 <w:b/>
                 <w:sz w:val="20"/>
+                <w:highlight w:val="yellow"/>
               </w:rPr>
               <w:instrText xml:space="preserve"> FORMCHECKBOX </w:instrText>
             </w:r>
@@ -4445,13 +4525,15 @@
                 <w:rFonts w:ascii="Arial" w:hAnsi="Arial" w:cs="Arial"/>
                 <w:b/>
                 <w:sz w:val="20"/>
-              </w:rPr>
-            </w:r>
-            <w:r>
-              <w:rPr>
-                <w:rFonts w:ascii="Arial" w:hAnsi="Arial" w:cs="Arial"/>
-                <w:b/>
-                <w:sz w:val="20"/>
+                <w:highlight w:val="yellow"/>
+              </w:rPr>
+            </w:r>
+            <w:r>
+              <w:rPr>
+                <w:rFonts w:ascii="Arial" w:hAnsi="Arial" w:cs="Arial"/>
+                <w:b/>
+                <w:sz w:val="20"/>
+                <w:highlight w:val="yellow"/>
               </w:rPr>
               <w:fldChar w:fldCharType="separate"/>
             </w:r>
@@ -4460,6 +4542,7 @@
                 <w:rFonts w:ascii="Arial" w:hAnsi="Arial" w:cs="Arial"/>
                 <w:b/>
                 <w:sz w:val="20"/>
+                <w:highlight w:val="yellow"/>
               </w:rPr>
               <w:fldChar w:fldCharType="end"/>
             </w:r>
@@ -4503,6 +4586,7 @@
                 <w:rFonts w:ascii="Arial" w:hAnsi="Arial" w:cs="Arial"/>
                 <w:b/>
                 <w:sz w:val="20"/>
+                <w:highlight w:val="yellow"/>
               </w:rPr>
               <w:fldChar w:fldCharType="begin">
                 <w:ffData>
@@ -4521,6 +4605,7 @@
                 <w:rFonts w:ascii="Arial" w:hAnsi="Arial" w:cs="Arial"/>
                 <w:b/>
                 <w:sz w:val="20"/>
+                <w:highlight w:val="yellow"/>
               </w:rPr>
               <w:instrText xml:space="preserve"> FORMCHECKBOX </w:instrText>
             </w:r>
@@ -4529,13 +4614,15 @@
                 <w:rFonts w:ascii="Arial" w:hAnsi="Arial" w:cs="Arial"/>
                 <w:b/>
                 <w:sz w:val="20"/>
-              </w:rPr>
-            </w:r>
-            <w:r>
-              <w:rPr>
-                <w:rFonts w:ascii="Arial" w:hAnsi="Arial" w:cs="Arial"/>
-                <w:b/>
-                <w:sz w:val="20"/>
+                <w:highlight w:val="yellow"/>
+              </w:rPr>
+            </w:r>
+            <w:r>
+              <w:rPr>
+                <w:rFonts w:ascii="Arial" w:hAnsi="Arial" w:cs="Arial"/>
+                <w:b/>
+                <w:sz w:val="20"/>
+                <w:highlight w:val="yellow"/>
               </w:rPr>
               <w:fldChar w:fldCharType="separate"/>
             </w:r>
@@ -4544,6 +4631,7 @@
                 <w:rFonts w:ascii="Arial" w:hAnsi="Arial" w:cs="Arial"/>
                 <w:b/>
                 <w:sz w:val="20"/>
+                <w:highlight w:val="yellow"/>
               </w:rPr>
               <w:fldChar w:fldCharType="end"/>
             </w:r>
@@ -4586,6 +4674,7 @@
                 <w:rFonts w:ascii="Arial" w:hAnsi="Arial" w:cs="Arial"/>
                 <w:b/>
                 <w:sz w:val="20"/>
+                <w:highlight w:val="yellow"/>
               </w:rPr>
               <w:fldChar w:fldCharType="begin">
                 <w:ffData>
@@ -4604,6 +4693,7 @@
                 <w:rFonts w:ascii="Arial" w:hAnsi="Arial" w:cs="Arial"/>
                 <w:b/>
                 <w:sz w:val="20"/>
+                <w:highlight w:val="yellow"/>
               </w:rPr>
               <w:instrText xml:space="preserve"> FORMCHECKBOX </w:instrText>
             </w:r>
@@ -4612,13 +4702,15 @@
                 <w:rFonts w:ascii="Arial" w:hAnsi="Arial" w:cs="Arial"/>
                 <w:b/>
                 <w:sz w:val="20"/>
-              </w:rPr>
-            </w:r>
-            <w:r>
-              <w:rPr>
-                <w:rFonts w:ascii="Arial" w:hAnsi="Arial" w:cs="Arial"/>
-                <w:b/>
-                <w:sz w:val="20"/>
+                <w:highlight w:val="yellow"/>
+              </w:rPr>
+            </w:r>
+            <w:r>
+              <w:rPr>
+                <w:rFonts w:ascii="Arial" w:hAnsi="Arial" w:cs="Arial"/>
+                <w:b/>
+                <w:sz w:val="20"/>
+                <w:highlight w:val="yellow"/>
               </w:rPr>
               <w:fldChar w:fldCharType="separate"/>
             </w:r>
@@ -4627,6 +4719,7 @@
                 <w:rFonts w:ascii="Arial" w:hAnsi="Arial" w:cs="Arial"/>
                 <w:b/>
                 <w:sz w:val="20"/>
+                <w:highlight w:val="yellow"/>
               </w:rPr>
               <w:fldChar w:fldCharType="end"/>
             </w:r>
@@ -4680,7 +4773,6 @@
                 <w:b/>
                 <w:sz w:val="20"/>
               </w:rPr>
-              <w:lastRenderedPageBreak/>
               <w:t>Conditions de réalisation</w:t>
             </w:r>
             <w:r>
@@ -4782,6 +4874,7 @@
               <w:t xml:space="preserve"> 3050 </w:t>
             </w:r>
             <w:proofErr w:type="spellStart"/>
+            <w:proofErr w:type="gramStart"/>
             <w:r>
               <w:rPr>
                 <w:lang w:val="en-US"/>
@@ -4793,7 +4886,14 @@
               <w:rPr>
                 <w:lang w:val="en-US"/>
               </w:rPr>
-              <w:t xml:space="preserve">  : 1To de stockage, 25 Go RAM, </w:t>
+              <w:t xml:space="preserve">  :</w:t>
+            </w:r>
+            <w:proofErr w:type="gramEnd"/>
+            <w:r>
+              <w:rPr>
+                <w:lang w:val="en-US"/>
+              </w:rPr>
+              <w:t xml:space="preserve"> 1To de stockage, 25 Go RAM, </w:t>
             </w:r>
             <w:proofErr w:type="spellStart"/>
             <w:r>
@@ -5099,30 +5199,6 @@
               </w:rPr>
               <w:t>, garantissant la continuité du service en cas de panne.</w:t>
             </w:r>
-          </w:p>
-          <w:p>
-            <w:pPr>
-              <w:rPr>
-                <w:rFonts w:ascii="Arial" w:hAnsi="Arial" w:cs="Arial"/>
-                <w:sz w:val="20"/>
-              </w:rPr>
-            </w:pPr>
-          </w:p>
-          <w:p>
-            <w:pPr>
-              <w:rPr>
-                <w:rFonts w:ascii="Arial" w:hAnsi="Arial" w:cs="Arial"/>
-                <w:sz w:val="20"/>
-              </w:rPr>
-            </w:pPr>
-          </w:p>
-          <w:p>
-            <w:pPr>
-              <w:rPr>
-                <w:rFonts w:ascii="Arial" w:hAnsi="Arial" w:cs="Arial"/>
-                <w:sz w:val="20"/>
-              </w:rPr>
-            </w:pPr>
           </w:p>
           <w:p>
             <w:pPr>
@@ -5298,7 +5374,47 @@
                 <w:sz w:val="20"/>
                 <w:lang w:val="en-US"/>
               </w:rPr>
-              <w:t xml:space="preserve">Site IT-Connect — Documentation technique : Windows Server, Active Directory, GPO, installation Debian : </w:t>
+              <w:t xml:space="preserve">Site IT-Connect — Documentation </w:t>
+            </w:r>
+            <w:proofErr w:type="gramStart"/>
+            <w:r>
+              <w:rPr>
+                <w:rFonts w:ascii="Arial" w:hAnsi="Arial" w:cs="Arial"/>
+                <w:bCs/>
+                <w:sz w:val="20"/>
+                <w:lang w:val="en-US"/>
+              </w:rPr>
+              <w:t>technique :</w:t>
+            </w:r>
+            <w:proofErr w:type="gramEnd"/>
+            <w:r>
+              <w:rPr>
+                <w:rFonts w:ascii="Arial" w:hAnsi="Arial" w:cs="Arial"/>
+                <w:bCs/>
+                <w:sz w:val="20"/>
+                <w:lang w:val="en-US"/>
+              </w:rPr>
+              <w:t xml:space="preserve"> Windows Server, Active Directory, GPO, installation </w:t>
+            </w:r>
+            <w:proofErr w:type="gramStart"/>
+            <w:r>
+              <w:rPr>
+                <w:rFonts w:ascii="Arial" w:hAnsi="Arial" w:cs="Arial"/>
+                <w:bCs/>
+                <w:sz w:val="20"/>
+                <w:lang w:val="en-US"/>
+              </w:rPr>
+              <w:t>Debian :</w:t>
+            </w:r>
+            <w:proofErr w:type="gramEnd"/>
+            <w:r>
+              <w:rPr>
+                <w:rFonts w:ascii="Arial" w:hAnsi="Arial" w:cs="Arial"/>
+                <w:bCs/>
+                <w:sz w:val="20"/>
+                <w:lang w:val="en-US"/>
+              </w:rPr>
+              <w:t xml:space="preserve"> </w:t>
             </w:r>
             <w:hyperlink r:id="rId8" w:history="1">
               <w:r>
@@ -5425,8 +5541,19 @@
                 <w:sz w:val="20"/>
                 <w:lang w:val="en-US"/>
               </w:rPr>
-              <w:t xml:space="preserve"> Microsoft — Active Directory, GPO, Windows Server :</w:t>
-            </w:r>
+              <w:t xml:space="preserve"> Microsoft — Active Directory, GPO, Windows </w:t>
+            </w:r>
+            <w:proofErr w:type="gramStart"/>
+            <w:r>
+              <w:rPr>
+                <w:rFonts w:ascii="Arial" w:hAnsi="Arial" w:cs="Arial"/>
+                <w:bCs/>
+                <w:sz w:val="20"/>
+                <w:lang w:val="en-US"/>
+              </w:rPr>
+              <w:t>Server :</w:t>
+            </w:r>
+            <w:proofErr w:type="gramEnd"/>
           </w:p>
           <w:p>
             <w:pPr>
@@ -5572,15 +5699,31 @@
                 <w:bCs/>
                 <w:sz w:val="20"/>
               </w:rPr>
-              <w:t>en complément d’information</w:t>
-            </w:r>
-            <w:r>
-              <w:rPr>
-                <w:rFonts w:ascii="Arial" w:hAnsi="Arial" w:cs="Arial"/>
-                <w:bCs/>
-                <w:sz w:val="20"/>
-              </w:rPr>
-              <w:t xml:space="preserve">: </w:t>
+              <w:t xml:space="preserve">en complément </w:t>
+            </w:r>
+            <w:r>
+              <w:rPr>
+                <w:rFonts w:ascii="Arial" w:hAnsi="Arial" w:cs="Arial"/>
+                <w:bCs/>
+                <w:sz w:val="20"/>
+              </w:rPr>
+              <w:t>d’information</w:t>
+            </w:r>
+            <w:r>
+              <w:rPr>
+                <w:rFonts w:ascii="Arial" w:hAnsi="Arial" w:cs="Arial"/>
+                <w:bCs/>
+                <w:sz w:val="20"/>
+              </w:rPr>
+              <w:t xml:space="preserve"> :</w:t>
+            </w:r>
+            <w:r>
+              <w:rPr>
+                <w:rFonts w:ascii="Arial" w:hAnsi="Arial" w:cs="Arial"/>
+                <w:bCs/>
+                <w:sz w:val="20"/>
+              </w:rPr>
+              <w:t xml:space="preserve"> </w:t>
             </w:r>
             <w:proofErr w:type="spellStart"/>
             <w:r>
@@ -5713,6 +5856,7 @@
               <w:t xml:space="preserve"> 3050 </w:t>
             </w:r>
             <w:proofErr w:type="spellStart"/>
+            <w:proofErr w:type="gramStart"/>
             <w:r>
               <w:rPr>
                 <w:lang w:val="en-US"/>
@@ -5724,7 +5868,14 @@
               <w:rPr>
                 <w:lang w:val="en-US"/>
               </w:rPr>
-              <w:t xml:space="preserve">  : 1To de stockage, 25 Go RAM, </w:t>
+              <w:t xml:space="preserve">  :</w:t>
+            </w:r>
+            <w:proofErr w:type="gramEnd"/>
+            <w:r>
+              <w:rPr>
+                <w:lang w:val="en-US"/>
+              </w:rPr>
+              <w:t xml:space="preserve"> 1To de stockage, 25 Go RAM, </w:t>
             </w:r>
             <w:proofErr w:type="spellStart"/>
             <w:r>
@@ -5884,7 +6035,15 @@
                 <w:bCs/>
                 <w:sz w:val="20"/>
               </w:rPr>
-              <w:t xml:space="preserve">OS </w:t>
+              <w:t>Système d’exploitation</w:t>
+            </w:r>
+            <w:r>
+              <w:rPr>
+                <w:rFonts w:ascii="Arial" w:hAnsi="Arial" w:cs="Arial"/>
+                <w:bCs/>
+                <w:sz w:val="20"/>
+              </w:rPr>
+              <w:t xml:space="preserve"> </w:t>
             </w:r>
             <w:proofErr w:type="spellStart"/>
             <w:r>
@@ -5944,9 +6103,22 @@
                 <w:sz w:val="20"/>
               </w:rPr>
             </w:pPr>
-          </w:p>
-          <w:p>
-            <w:pPr>
+            <w:r>
+              <w:rPr>
+                <w:rFonts w:ascii="Arial" w:hAnsi="Arial" w:cs="Arial"/>
+                <w:bCs/>
+                <w:sz w:val="20"/>
+              </w:rPr>
+              <w:t xml:space="preserve">VMWare Workstation </w:t>
+            </w:r>
+          </w:p>
+          <w:p>
+            <w:pPr>
+              <w:pStyle w:val="ListParagraph"/>
+              <w:numPr>
+                <w:ilvl w:val="0"/>
+                <w:numId w:val="11"/>
+              </w:numPr>
               <w:snapToGrid w:val="0"/>
               <w:jc w:val="both"/>
               <w:rPr>
@@ -5955,9 +6127,48 @@
                 <w:sz w:val="20"/>
               </w:rPr>
             </w:pPr>
-          </w:p>
-          <w:p>
-            <w:pPr>
+            <w:r>
+              <w:rPr>
+                <w:rFonts w:ascii="Arial" w:hAnsi="Arial" w:cs="Arial"/>
+                <w:bCs/>
+                <w:sz w:val="20"/>
+              </w:rPr>
+              <w:t>Système d’exploitation</w:t>
+            </w:r>
+            <w:r>
+              <w:rPr>
+                <w:rFonts w:ascii="Arial" w:hAnsi="Arial" w:cs="Arial"/>
+                <w:bCs/>
+                <w:sz w:val="20"/>
+              </w:rPr>
+              <w:t xml:space="preserve"> </w:t>
+            </w:r>
+            <w:proofErr w:type="spellStart"/>
+            <w:r>
+              <w:rPr>
+                <w:rFonts w:ascii="Arial" w:hAnsi="Arial" w:cs="Arial"/>
+                <w:bCs/>
+                <w:sz w:val="20"/>
+              </w:rPr>
+              <w:t>pfSense</w:t>
+            </w:r>
+            <w:proofErr w:type="spellEnd"/>
+            <w:r>
+              <w:rPr>
+                <w:rFonts w:ascii="Arial" w:hAnsi="Arial" w:cs="Arial"/>
+                <w:bCs/>
+                <w:sz w:val="20"/>
+              </w:rPr>
+              <w:t xml:space="preserve"> </w:t>
+            </w:r>
+          </w:p>
+          <w:p>
+            <w:pPr>
+              <w:pStyle w:val="ListParagraph"/>
+              <w:numPr>
+                <w:ilvl w:val="0"/>
+                <w:numId w:val="11"/>
+              </w:numPr>
               <w:snapToGrid w:val="0"/>
               <w:jc w:val="both"/>
               <w:rPr>
@@ -5966,61 +6177,16 @@
                 <w:sz w:val="20"/>
               </w:rPr>
             </w:pPr>
-          </w:p>
-          <w:p>
-            <w:pPr>
-              <w:snapToGrid w:val="0"/>
-              <w:jc w:val="both"/>
-              <w:rPr>
-                <w:rFonts w:ascii="Arial" w:hAnsi="Arial" w:cs="Arial"/>
-                <w:bCs/>
-                <w:sz w:val="20"/>
-              </w:rPr>
-            </w:pPr>
-          </w:p>
-          <w:p>
-            <w:pPr>
-              <w:snapToGrid w:val="0"/>
-              <w:jc w:val="both"/>
-              <w:rPr>
-                <w:rFonts w:ascii="Arial" w:hAnsi="Arial" w:cs="Arial"/>
-                <w:bCs/>
-                <w:sz w:val="20"/>
-              </w:rPr>
-            </w:pPr>
-          </w:p>
-          <w:p>
-            <w:pPr>
-              <w:snapToGrid w:val="0"/>
-              <w:jc w:val="both"/>
-              <w:rPr>
-                <w:rFonts w:ascii="Arial" w:hAnsi="Arial" w:cs="Arial"/>
-                <w:bCs/>
-                <w:sz w:val="20"/>
-              </w:rPr>
-            </w:pPr>
-          </w:p>
-          <w:p>
-            <w:pPr>
-              <w:snapToGrid w:val="0"/>
-              <w:jc w:val="both"/>
-              <w:rPr>
-                <w:rFonts w:ascii="Arial" w:hAnsi="Arial" w:cs="Arial"/>
-                <w:bCs/>
-                <w:sz w:val="20"/>
-              </w:rPr>
-            </w:pPr>
-          </w:p>
-          <w:p>
-            <w:pPr>
-              <w:snapToGrid w:val="0"/>
-              <w:jc w:val="both"/>
-              <w:rPr>
-                <w:rFonts w:ascii="Arial" w:hAnsi="Arial" w:cs="Arial"/>
-                <w:bCs/>
-                <w:sz w:val="20"/>
-              </w:rPr>
-            </w:pPr>
+            <w:proofErr w:type="spellStart"/>
+            <w:r>
+              <w:rPr>
+                <w:rFonts w:ascii="Arial" w:hAnsi="Arial" w:cs="Arial"/>
+                <w:bCs/>
+                <w:sz w:val="20"/>
+              </w:rPr>
+              <w:t>TailScale</w:t>
+            </w:r>
+            <w:proofErr w:type="spellEnd"/>
           </w:p>
           <w:p>
             <w:pPr>
@@ -6381,7 +6547,27 @@
                 <w:sz w:val="20"/>
                 <w:lang w:val="en-US"/>
               </w:rPr>
-              <w:t>User name : root</w:t>
+              <w:t xml:space="preserve">User </w:t>
+            </w:r>
+            <w:proofErr w:type="gramStart"/>
+            <w:r>
+              <w:rPr>
+                <w:rFonts w:ascii="Arial" w:hAnsi="Arial" w:cs="Arial"/>
+                <w:bCs/>
+                <w:sz w:val="20"/>
+                <w:lang w:val="en-US"/>
+              </w:rPr>
+              <w:t>name :</w:t>
+            </w:r>
+            <w:proofErr w:type="gramEnd"/>
+            <w:r>
+              <w:rPr>
+                <w:rFonts w:ascii="Arial" w:hAnsi="Arial" w:cs="Arial"/>
+                <w:bCs/>
+                <w:sz w:val="20"/>
+                <w:lang w:val="en-US"/>
+              </w:rPr>
+              <w:t xml:space="preserve"> root</w:t>
             </w:r>
           </w:p>
           <w:p>
@@ -6395,6 +6581,7 @@
                 <w:lang w:val="en-US"/>
               </w:rPr>
             </w:pPr>
+            <w:proofErr w:type="gramStart"/>
             <w:r>
               <w:rPr>
                 <w:rFonts w:ascii="Arial" w:hAnsi="Arial" w:cs="Arial"/>
@@ -6402,7 +6589,37 @@
                 <w:sz w:val="20"/>
                 <w:lang w:val="en-US"/>
               </w:rPr>
-              <w:t>Password : w=:2cS.VjVHBBW#</w:t>
+              <w:t>Password :</w:t>
+            </w:r>
+            <w:proofErr w:type="gramEnd"/>
+            <w:r>
+              <w:rPr>
+                <w:rFonts w:ascii="Arial" w:hAnsi="Arial" w:cs="Arial"/>
+                <w:bCs/>
+                <w:sz w:val="20"/>
+                <w:lang w:val="en-US"/>
+              </w:rPr>
+              <w:t xml:space="preserve"> w</w:t>
+            </w:r>
+            <w:proofErr w:type="gramStart"/>
+            <w:r>
+              <w:rPr>
+                <w:rFonts w:ascii="Arial" w:hAnsi="Arial" w:cs="Arial"/>
+                <w:bCs/>
+                <w:sz w:val="20"/>
+                <w:lang w:val="en-US"/>
+              </w:rPr>
+              <w:t>=:2cS.VjVHBBW</w:t>
+            </w:r>
+            <w:proofErr w:type="gramEnd"/>
+            <w:r>
+              <w:rPr>
+                <w:rFonts w:ascii="Arial" w:hAnsi="Arial" w:cs="Arial"/>
+                <w:bCs/>
+                <w:sz w:val="20"/>
+                <w:lang w:val="en-US"/>
+              </w:rPr>
+              <w:t>#</w:t>
             </w:r>
           </w:p>
           <w:p>
@@ -6416,6 +6633,7 @@
                 <w:lang w:val="en-US"/>
               </w:rPr>
             </w:pPr>
+            <w:proofErr w:type="gramStart"/>
             <w:r>
               <w:rPr>
                 <w:rFonts w:ascii="Arial" w:hAnsi="Arial" w:cs="Arial"/>
@@ -6423,7 +6641,17 @@
                 <w:sz w:val="20"/>
                 <w:lang w:val="en-US"/>
               </w:rPr>
-              <w:t>Realm : Linux PAM standard authentication </w:t>
+              <w:t>Realm :</w:t>
+            </w:r>
+            <w:proofErr w:type="gramEnd"/>
+            <w:r>
+              <w:rPr>
+                <w:rFonts w:ascii="Arial" w:hAnsi="Arial" w:cs="Arial"/>
+                <w:bCs/>
+                <w:sz w:val="20"/>
+                <w:lang w:val="en-US"/>
+              </w:rPr>
+              <w:t xml:space="preserve"> Linux PAM standard authentication </w:t>
             </w:r>
           </w:p>
           <w:p>
@@ -6493,7 +6721,25 @@
                 <w:bCs/>
                 <w:sz w:val="20"/>
               </w:rPr>
-              <w:t>Accès à SRV-AD , Windows Server 2025 avec Active Directory :</w:t>
+              <w:t>Accès à SRV-</w:t>
+            </w:r>
+            <w:proofErr w:type="gramStart"/>
+            <w:r>
+              <w:rPr>
+                <w:rFonts w:ascii="Arial" w:hAnsi="Arial" w:cs="Arial"/>
+                <w:bCs/>
+                <w:sz w:val="20"/>
+              </w:rPr>
+              <w:t>AD ,</w:t>
+            </w:r>
+            <w:proofErr w:type="gramEnd"/>
+            <w:r>
+              <w:rPr>
+                <w:rFonts w:ascii="Arial" w:hAnsi="Arial" w:cs="Arial"/>
+                <w:bCs/>
+                <w:sz w:val="20"/>
+              </w:rPr>
+              <w:t xml:space="preserve"> Windows Server 2025 avec Active Directory :</w:t>
             </w:r>
           </w:p>
           <w:p>
@@ -6778,35 +7024,31 @@
               <w:jc w:val="both"/>
               <w:rPr>
                 <w:rFonts w:ascii="Arial" w:hAnsi="Arial" w:cs="Arial"/>
-                <w:bCs/>
-                <w:sz w:val="20"/>
-                <w:u w:val="single"/>
-              </w:rPr>
-            </w:pPr>
-            <w:r>
-              <w:rPr>
-                <w:rFonts w:ascii="Arial" w:hAnsi="Arial" w:cs="Arial"/>
-                <w:bCs/>
-                <w:sz w:val="20"/>
-                <w:u w:val="single"/>
+                <w:b/>
+                <w:sz w:val="20"/>
+              </w:rPr>
+            </w:pPr>
+            <w:r>
+              <w:rPr>
+                <w:rFonts w:ascii="Arial" w:hAnsi="Arial" w:cs="Arial"/>
+                <w:b/>
+                <w:sz w:val="20"/>
               </w:rPr>
               <w:t xml:space="preserve">Livrable Projet Réalisation </w:t>
             </w:r>
             <w:r>
               <w:rPr>
                 <w:rFonts w:ascii="Arial" w:hAnsi="Arial" w:cs="Arial"/>
-                <w:bCs/>
-                <w:sz w:val="20"/>
-                <w:u w:val="single"/>
+                <w:b/>
+                <w:sz w:val="20"/>
               </w:rPr>
               <w:t>2 Système</w:t>
             </w:r>
             <w:r>
               <w:rPr>
                 <w:rFonts w:ascii="Arial" w:hAnsi="Arial" w:cs="Arial"/>
-                <w:bCs/>
-                <w:sz w:val="20"/>
-                <w:u w:val="single"/>
+                <w:b/>
+                <w:sz w:val="20"/>
               </w:rPr>
               <w:t xml:space="preserve"> :</w:t>
             </w:r>
@@ -6866,10 +7108,48 @@
               <w:jc w:val="both"/>
               <w:rPr>
                 <w:rFonts w:ascii="Arial" w:hAnsi="Arial" w:cs="Arial"/>
-                <w:bCs/>
-                <w:sz w:val="20"/>
-              </w:rPr>
-            </w:pPr>
+                <w:b/>
+                <w:sz w:val="20"/>
+              </w:rPr>
+            </w:pPr>
+            <w:r>
+              <w:rPr>
+                <w:rFonts w:ascii="Arial" w:hAnsi="Arial" w:cs="Arial"/>
+                <w:b/>
+                <w:sz w:val="20"/>
+              </w:rPr>
+              <w:t xml:space="preserve">Schéma réseau de l’infrastructure : </w:t>
+            </w:r>
+          </w:p>
+          <w:p>
+            <w:pPr>
+              <w:snapToGrid w:val="0"/>
+              <w:jc w:val="both"/>
+              <w:rPr>
+                <w:rFonts w:ascii="Arial" w:hAnsi="Arial" w:cs="Arial"/>
+                <w:b/>
+                <w:sz w:val="20"/>
+              </w:rPr>
+            </w:pPr>
+          </w:p>
+          <w:p>
+            <w:pPr>
+              <w:snapToGrid w:val="0"/>
+              <w:jc w:val="both"/>
+              <w:rPr>
+                <w:rFonts w:ascii="Arial" w:hAnsi="Arial" w:cs="Arial"/>
+                <w:bCs/>
+                <w:sz w:val="20"/>
+              </w:rPr>
+            </w:pPr>
+            <w:r>
+              <w:rPr>
+                <w:rFonts w:ascii="Arial" w:hAnsi="Arial" w:cs="Arial"/>
+                <w:bCs/>
+                <w:sz w:val="20"/>
+              </w:rPr>
+              <w:t>https://github.com/adriendemange/DEMANGE/blob/main/Projet_NetCorp_BTS_Adrien_D/RealisationSysteme/netcorp_reseau_schema.pdf</w:t>
+            </w:r>
           </w:p>
           <w:p>
             <w:pPr>
@@ -11231,16 +11511,36 @@
                 <w:sz w:val="22"/>
                 <w:szCs w:val="22"/>
               </w:rPr>
-              <w:t xml:space="preserve"> a</w:t>
-            </w:r>
-            <w:r>
-              <w:rPr>
-                <w:rFonts w:ascii="Arial" w:hAnsi="Arial" w:cs="Arial"/>
-                <w:bCs/>
-                <w:sz w:val="22"/>
-                <w:szCs w:val="22"/>
-              </w:rPr>
-              <w:t>bsence de dossier</w:t>
+              <w:t xml:space="preserve"> </w:t>
+            </w:r>
+            <w:proofErr w:type="gramStart"/>
+            <w:r>
+              <w:rPr>
+                <w:rFonts w:ascii="Arial" w:hAnsi="Arial" w:cs="Arial"/>
+                <w:bCs/>
+                <w:sz w:val="22"/>
+                <w:szCs w:val="22"/>
+              </w:rPr>
+              <w:t>a</w:t>
+            </w:r>
+            <w:r>
+              <w:rPr>
+                <w:rFonts w:ascii="Arial" w:hAnsi="Arial" w:cs="Arial"/>
+                <w:bCs/>
+                <w:sz w:val="22"/>
+                <w:szCs w:val="22"/>
+              </w:rPr>
+              <w:t>bsence</w:t>
+            </w:r>
+            <w:proofErr w:type="gramEnd"/>
+            <w:r>
+              <w:rPr>
+                <w:rFonts w:ascii="Arial" w:hAnsi="Arial" w:cs="Arial"/>
+                <w:bCs/>
+                <w:sz w:val="22"/>
+                <w:szCs w:val="22"/>
+              </w:rPr>
+              <w:t xml:space="preserve"> de dossier</w:t>
             </w:r>
             <w:r>
               <w:rPr>
@@ -11348,16 +11648,36 @@
                 <w:sz w:val="22"/>
                 <w:szCs w:val="22"/>
               </w:rPr>
-              <w:t xml:space="preserve"> d</w:t>
-            </w:r>
-            <w:r>
-              <w:rPr>
-                <w:rFonts w:ascii="Arial" w:hAnsi="Arial" w:cs="Arial"/>
-                <w:bCs/>
-                <w:sz w:val="22"/>
-                <w:szCs w:val="22"/>
-              </w:rPr>
-              <w:t>épôt du dossier au-delà de la date fixée par les autorités académiques</w:t>
+              <w:t xml:space="preserve"> </w:t>
+            </w:r>
+            <w:proofErr w:type="gramStart"/>
+            <w:r>
+              <w:rPr>
+                <w:rFonts w:ascii="Arial" w:hAnsi="Arial" w:cs="Arial"/>
+                <w:bCs/>
+                <w:sz w:val="22"/>
+                <w:szCs w:val="22"/>
+              </w:rPr>
+              <w:t>d</w:t>
+            </w:r>
+            <w:r>
+              <w:rPr>
+                <w:rFonts w:ascii="Arial" w:hAnsi="Arial" w:cs="Arial"/>
+                <w:bCs/>
+                <w:sz w:val="22"/>
+                <w:szCs w:val="22"/>
+              </w:rPr>
+              <w:t>épôt</w:t>
+            </w:r>
+            <w:proofErr w:type="gramEnd"/>
+            <w:r>
+              <w:rPr>
+                <w:rFonts w:ascii="Arial" w:hAnsi="Arial" w:cs="Arial"/>
+                <w:bCs/>
+                <w:sz w:val="22"/>
+                <w:szCs w:val="22"/>
+              </w:rPr>
+              <w:t xml:space="preserve"> du dossier au-delà de la date fixée par les autorités académiques</w:t>
             </w:r>
             <w:r>
               <w:rPr>
@@ -18679,13 +18999,23 @@
                 <w:szCs w:val="18"/>
               </w:rPr>
             </w:pPr>
-            <w:r>
-              <w:rPr>
-                <w:rFonts w:ascii="Arial" w:hAnsi="Arial" w:cs="Arial"/>
-                <w:sz w:val="18"/>
-                <w:szCs w:val="18"/>
-              </w:rPr>
-              <w:t>réalisation en env. 1</w:t>
+            <w:proofErr w:type="gramStart"/>
+            <w:r>
+              <w:rPr>
+                <w:rFonts w:ascii="Arial" w:hAnsi="Arial" w:cs="Arial"/>
+                <w:sz w:val="18"/>
+                <w:szCs w:val="18"/>
+              </w:rPr>
+              <w:t>réalisation</w:t>
+            </w:r>
+            <w:proofErr w:type="gramEnd"/>
+            <w:r>
+              <w:rPr>
+                <w:rFonts w:ascii="Arial" w:hAnsi="Arial" w:cs="Arial"/>
+                <w:sz w:val="18"/>
+                <w:szCs w:val="18"/>
+              </w:rPr>
+              <w:t xml:space="preserve"> en env. 1</w:t>
             </w:r>
           </w:p>
         </w:tc>
@@ -19007,13 +19337,23 @@
                 <w:szCs w:val="18"/>
               </w:rPr>
             </w:pPr>
-            <w:r>
-              <w:rPr>
-                <w:rFonts w:ascii="Arial" w:hAnsi="Arial" w:cs="Arial"/>
-                <w:sz w:val="18"/>
-                <w:szCs w:val="18"/>
-              </w:rPr>
-              <w:t>réalisation en env. 2</w:t>
+            <w:proofErr w:type="gramStart"/>
+            <w:r>
+              <w:rPr>
+                <w:rFonts w:ascii="Arial" w:hAnsi="Arial" w:cs="Arial"/>
+                <w:sz w:val="18"/>
+                <w:szCs w:val="18"/>
+              </w:rPr>
+              <w:t>réalisation</w:t>
+            </w:r>
+            <w:proofErr w:type="gramEnd"/>
+            <w:r>
+              <w:rPr>
+                <w:rFonts w:ascii="Arial" w:hAnsi="Arial" w:cs="Arial"/>
+                <w:sz w:val="18"/>
+                <w:szCs w:val="18"/>
+              </w:rPr>
+              <w:t xml:space="preserve"> en env. 2</w:t>
             </w:r>
           </w:p>
         </w:tc>
@@ -19327,13 +19667,23 @@
                 <w:szCs w:val="18"/>
               </w:rPr>
             </w:pPr>
-            <w:r>
-              <w:rPr>
-                <w:rFonts w:ascii="Arial" w:hAnsi="Arial" w:cs="Arial"/>
-                <w:sz w:val="18"/>
-                <w:szCs w:val="18"/>
-              </w:rPr>
-              <w:t>réalisation en env. 1</w:t>
+            <w:proofErr w:type="gramStart"/>
+            <w:r>
+              <w:rPr>
+                <w:rFonts w:ascii="Arial" w:hAnsi="Arial" w:cs="Arial"/>
+                <w:sz w:val="18"/>
+                <w:szCs w:val="18"/>
+              </w:rPr>
+              <w:t>réalisation</w:t>
+            </w:r>
+            <w:proofErr w:type="gramEnd"/>
+            <w:r>
+              <w:rPr>
+                <w:rFonts w:ascii="Arial" w:hAnsi="Arial" w:cs="Arial"/>
+                <w:sz w:val="18"/>
+                <w:szCs w:val="18"/>
+              </w:rPr>
+              <w:t xml:space="preserve"> en env. 1</w:t>
             </w:r>
           </w:p>
         </w:tc>
@@ -21171,13 +21521,23 @@
                 <w:szCs w:val="18"/>
               </w:rPr>
             </w:pPr>
-            <w:r>
-              <w:rPr>
-                <w:rFonts w:ascii="Arial" w:hAnsi="Arial" w:cs="Arial"/>
-                <w:sz w:val="18"/>
-                <w:szCs w:val="18"/>
-              </w:rPr>
-              <w:t>réalisation en env. 1</w:t>
+            <w:proofErr w:type="gramStart"/>
+            <w:r>
+              <w:rPr>
+                <w:rFonts w:ascii="Arial" w:hAnsi="Arial" w:cs="Arial"/>
+                <w:sz w:val="18"/>
+                <w:szCs w:val="18"/>
+              </w:rPr>
+              <w:t>réalisation</w:t>
+            </w:r>
+            <w:proofErr w:type="gramEnd"/>
+            <w:r>
+              <w:rPr>
+                <w:rFonts w:ascii="Arial" w:hAnsi="Arial" w:cs="Arial"/>
+                <w:sz w:val="18"/>
+                <w:szCs w:val="18"/>
+              </w:rPr>
+              <w:t xml:space="preserve"> en env. 1</w:t>
             </w:r>
           </w:p>
         </w:tc>
@@ -21397,13 +21757,23 @@
                 <w:szCs w:val="18"/>
               </w:rPr>
             </w:pPr>
-            <w:r>
-              <w:rPr>
-                <w:rFonts w:ascii="Arial" w:hAnsi="Arial" w:cs="Arial"/>
-                <w:sz w:val="18"/>
-                <w:szCs w:val="18"/>
-              </w:rPr>
-              <w:t>réalisation en env. 1</w:t>
+            <w:proofErr w:type="gramStart"/>
+            <w:r>
+              <w:rPr>
+                <w:rFonts w:ascii="Arial" w:hAnsi="Arial" w:cs="Arial"/>
+                <w:sz w:val="18"/>
+                <w:szCs w:val="18"/>
+              </w:rPr>
+              <w:t>réalisation</w:t>
+            </w:r>
+            <w:proofErr w:type="gramEnd"/>
+            <w:r>
+              <w:rPr>
+                <w:rFonts w:ascii="Arial" w:hAnsi="Arial" w:cs="Arial"/>
+                <w:sz w:val="18"/>
+                <w:szCs w:val="18"/>
+              </w:rPr>
+              <w:t xml:space="preserve"> en env. 1</w:t>
             </w:r>
           </w:p>
         </w:tc>
@@ -21713,13 +22083,23 @@
                 <w:szCs w:val="18"/>
               </w:rPr>
             </w:pPr>
-            <w:r>
-              <w:rPr>
-                <w:rFonts w:ascii="Arial" w:hAnsi="Arial" w:cs="Arial"/>
-                <w:sz w:val="18"/>
-                <w:szCs w:val="18"/>
-              </w:rPr>
-              <w:t>réalisation en env. 2</w:t>
+            <w:proofErr w:type="gramStart"/>
+            <w:r>
+              <w:rPr>
+                <w:rFonts w:ascii="Arial" w:hAnsi="Arial" w:cs="Arial"/>
+                <w:sz w:val="18"/>
+                <w:szCs w:val="18"/>
+              </w:rPr>
+              <w:t>réalisation</w:t>
+            </w:r>
+            <w:proofErr w:type="gramEnd"/>
+            <w:r>
+              <w:rPr>
+                <w:rFonts w:ascii="Arial" w:hAnsi="Arial" w:cs="Arial"/>
+                <w:sz w:val="18"/>
+                <w:szCs w:val="18"/>
+              </w:rPr>
+              <w:t xml:space="preserve"> en env. 2</w:t>
             </w:r>
           </w:p>
         </w:tc>
@@ -21905,13 +22285,23 @@
                 <w:szCs w:val="18"/>
               </w:rPr>
             </w:pPr>
-            <w:r>
-              <w:rPr>
-                <w:rFonts w:ascii="Arial" w:hAnsi="Arial" w:cs="Arial"/>
-                <w:sz w:val="18"/>
-                <w:szCs w:val="18"/>
-              </w:rPr>
-              <w:t>réalisation en env. 2</w:t>
+            <w:proofErr w:type="gramStart"/>
+            <w:r>
+              <w:rPr>
+                <w:rFonts w:ascii="Arial" w:hAnsi="Arial" w:cs="Arial"/>
+                <w:sz w:val="18"/>
+                <w:szCs w:val="18"/>
+              </w:rPr>
+              <w:t>réalisation</w:t>
+            </w:r>
+            <w:proofErr w:type="gramEnd"/>
+            <w:r>
+              <w:rPr>
+                <w:rFonts w:ascii="Arial" w:hAnsi="Arial" w:cs="Arial"/>
+                <w:sz w:val="18"/>
+                <w:szCs w:val="18"/>
+              </w:rPr>
+              <w:t xml:space="preserve"> en env. 2</w:t>
             </w:r>
           </w:p>
         </w:tc>
@@ -22268,13 +22658,23 @@
                 <w:szCs w:val="18"/>
               </w:rPr>
             </w:pPr>
-            <w:r>
-              <w:rPr>
-                <w:rFonts w:ascii="Arial" w:hAnsi="Arial" w:cs="Arial"/>
-                <w:sz w:val="18"/>
-                <w:szCs w:val="18"/>
-              </w:rPr>
-              <w:t>réalisation en env. 1</w:t>
+            <w:proofErr w:type="gramStart"/>
+            <w:r>
+              <w:rPr>
+                <w:rFonts w:ascii="Arial" w:hAnsi="Arial" w:cs="Arial"/>
+                <w:sz w:val="18"/>
+                <w:szCs w:val="18"/>
+              </w:rPr>
+              <w:t>réalisation</w:t>
+            </w:r>
+            <w:proofErr w:type="gramEnd"/>
+            <w:r>
+              <w:rPr>
+                <w:rFonts w:ascii="Arial" w:hAnsi="Arial" w:cs="Arial"/>
+                <w:sz w:val="18"/>
+                <w:szCs w:val="18"/>
+              </w:rPr>
+              <w:t xml:space="preserve"> en env. 1</w:t>
             </w:r>
           </w:p>
         </w:tc>
@@ -22602,13 +23002,23 @@
                 <w:szCs w:val="18"/>
               </w:rPr>
             </w:pPr>
-            <w:r>
-              <w:rPr>
-                <w:rFonts w:ascii="Arial" w:hAnsi="Arial" w:cs="Arial"/>
-                <w:sz w:val="18"/>
-                <w:szCs w:val="18"/>
-              </w:rPr>
-              <w:t xml:space="preserve">réalisation en env. </w:t>
+            <w:proofErr w:type="gramStart"/>
+            <w:r>
+              <w:rPr>
+                <w:rFonts w:ascii="Arial" w:hAnsi="Arial" w:cs="Arial"/>
+                <w:sz w:val="18"/>
+                <w:szCs w:val="18"/>
+              </w:rPr>
+              <w:t>réalisation</w:t>
+            </w:r>
+            <w:proofErr w:type="gramEnd"/>
+            <w:r>
+              <w:rPr>
+                <w:rFonts w:ascii="Arial" w:hAnsi="Arial" w:cs="Arial"/>
+                <w:sz w:val="18"/>
+                <w:szCs w:val="18"/>
+              </w:rPr>
+              <w:t xml:space="preserve"> en env. </w:t>
             </w:r>
             <w:r>
               <w:rPr>
@@ -26510,7 +26920,29 @@
                 <w:sz w:val="16"/>
                 <w:szCs w:val="16"/>
               </w:rPr>
-              <w:t>Les choix de solutions répondant au besoin exprimé (adaptation d’une solution existante ou réalisation d’une nouvelle) sont décrits et justifiés en termes de coût, de délai et de qualité.</w:t>
+              <w:t xml:space="preserve">Les choix de solutions répondant au besoin </w:t>
+            </w:r>
+            <w:proofErr w:type="gramStart"/>
+            <w:r>
+              <w:rPr>
+                <w:rFonts w:ascii="Arial" w:hAnsi="Arial" w:cs="Arial"/>
+                <w:i/>
+                <w:iCs/>
+                <w:sz w:val="16"/>
+                <w:szCs w:val="16"/>
+              </w:rPr>
+              <w:t>exprimé</w:t>
+            </w:r>
+            <w:proofErr w:type="gramEnd"/>
+            <w:r>
+              <w:rPr>
+                <w:rFonts w:ascii="Arial" w:hAnsi="Arial" w:cs="Arial"/>
+                <w:i/>
+                <w:iCs/>
+                <w:sz w:val="16"/>
+                <w:szCs w:val="16"/>
+              </w:rPr>
+              <w:t xml:space="preserve"> (adaptation d’une solution existante ou réalisation d’une nouvelle) sont décrits et justifiés en termes de coût, de délai et de qualité.</w:t>
             </w:r>
           </w:p>
           <w:p>
@@ -29455,7 +29887,29 @@
                 <w:sz w:val="16"/>
                 <w:szCs w:val="16"/>
               </w:rPr>
-              <w:t>L’automatisation des tâches d’administration répond au besoin exprimé.</w:t>
+              <w:t xml:space="preserve">L’automatisation des tâches d’administration répond au besoin </w:t>
+            </w:r>
+            <w:proofErr w:type="gramStart"/>
+            <w:r>
+              <w:rPr>
+                <w:rFonts w:ascii="Arial" w:hAnsi="Arial" w:cs="Arial"/>
+                <w:i/>
+                <w:iCs/>
+                <w:sz w:val="16"/>
+                <w:szCs w:val="16"/>
+              </w:rPr>
+              <w:t>exprimé</w:t>
+            </w:r>
+            <w:proofErr w:type="gramEnd"/>
+            <w:r>
+              <w:rPr>
+                <w:rFonts w:ascii="Arial" w:hAnsi="Arial" w:cs="Arial"/>
+                <w:i/>
+                <w:iCs/>
+                <w:sz w:val="16"/>
+                <w:szCs w:val="16"/>
+              </w:rPr>
+              <w:t>.</w:t>
             </w:r>
           </w:p>
           <w:p>
@@ -34146,7 +34600,29 @@
                 <w:sz w:val="16"/>
                 <w:szCs w:val="16"/>
               </w:rPr>
-              <w:t>La proposition de la solution applicative répond au besoin exprimé dans le cahier des charges y compris dans sa dimension contractuelle :</w:t>
+              <w:t xml:space="preserve">La proposition de la solution applicative répond au besoin </w:t>
+            </w:r>
+            <w:proofErr w:type="gramStart"/>
+            <w:r>
+              <w:rPr>
+                <w:rFonts w:ascii="Arial" w:hAnsi="Arial" w:cs="Arial"/>
+                <w:i/>
+                <w:iCs/>
+                <w:sz w:val="16"/>
+                <w:szCs w:val="16"/>
+              </w:rPr>
+              <w:t>exprimé</w:t>
+            </w:r>
+            <w:proofErr w:type="gramEnd"/>
+            <w:r>
+              <w:rPr>
+                <w:rFonts w:ascii="Arial" w:hAnsi="Arial" w:cs="Arial"/>
+                <w:i/>
+                <w:iCs/>
+                <w:sz w:val="16"/>
+                <w:szCs w:val="16"/>
+              </w:rPr>
+              <w:t xml:space="preserve"> dans le cahier des charges y compris dans sa dimension contractuelle :</w:t>
             </w:r>
           </w:p>
           <w:p>
@@ -40932,6 +41408,7 @@
                 <w:szCs w:val="22"/>
               </w:rPr>
             </w:pPr>
+            <w:proofErr w:type="gramStart"/>
             <w:r>
               <w:rPr>
                 <w:rFonts w:ascii="Arial" w:hAnsi="Arial" w:cs="Arial"/>
@@ -40943,6 +41420,7 @@
               </w:rPr>
               <w:t>d’interrogation</w:t>
             </w:r>
+            <w:proofErr w:type="gramEnd"/>
           </w:p>
         </w:tc>
       </w:tr>
@@ -41650,6 +42128,7 @@
                 <w:szCs w:val="22"/>
               </w:rPr>
             </w:pPr>
+            <w:proofErr w:type="gramStart"/>
             <w:r>
               <w:rPr>
                 <w:rFonts w:ascii="Arial" w:hAnsi="Arial" w:cs="Arial"/>
@@ -41661,6 +42140,7 @@
               </w:rPr>
               <w:t>d’interrogation</w:t>
             </w:r>
+            <w:proofErr w:type="gramEnd"/>
           </w:p>
         </w:tc>
       </w:tr>
@@ -42125,6 +42605,7 @@
                 <w:szCs w:val="22"/>
               </w:rPr>
             </w:pPr>
+            <w:proofErr w:type="gramStart"/>
             <w:r>
               <w:rPr>
                 <w:rFonts w:ascii="Arial" w:hAnsi="Arial" w:cs="Arial"/>
@@ -42136,6 +42617,7 @@
               </w:rPr>
               <w:t>d’interrogation</w:t>
             </w:r>
+            <w:proofErr w:type="gramEnd"/>
           </w:p>
         </w:tc>
       </w:tr>
@@ -42859,6 +43341,7 @@
                 <w:szCs w:val="22"/>
               </w:rPr>
             </w:pPr>
+            <w:proofErr w:type="gramStart"/>
             <w:r>
               <w:rPr>
                 <w:rFonts w:ascii="Arial" w:hAnsi="Arial" w:cs="Arial"/>
@@ -42870,6 +43353,7 @@
               </w:rPr>
               <w:t>d’interrogation</w:t>
             </w:r>
+            <w:proofErr w:type="gramEnd"/>
           </w:p>
         </w:tc>
       </w:tr>
@@ -43628,6 +44112,7 @@
                 <w:szCs w:val="22"/>
               </w:rPr>
             </w:pPr>
+            <w:proofErr w:type="gramStart"/>
             <w:r>
               <w:rPr>
                 <w:rFonts w:ascii="Arial" w:hAnsi="Arial" w:cs="Arial"/>
@@ -43639,6 +44124,7 @@
               </w:rPr>
               <w:t>d’interrogation</w:t>
             </w:r>
+            <w:proofErr w:type="gramEnd"/>
           </w:p>
         </w:tc>
       </w:tr>
@@ -44086,6 +44572,7 @@
                 <w:szCs w:val="22"/>
               </w:rPr>
             </w:pPr>
+            <w:proofErr w:type="gramStart"/>
             <w:r>
               <w:rPr>
                 <w:rFonts w:ascii="Arial" w:hAnsi="Arial" w:cs="Arial"/>
@@ -44097,6 +44584,7 @@
               </w:rPr>
               <w:t>d’interrogation</w:t>
             </w:r>
+            <w:proofErr w:type="gramEnd"/>
           </w:p>
         </w:tc>
       </w:tr>
@@ -44686,7 +45174,27 @@
           <w:bCs/>
           <w:iCs/>
         </w:rPr>
-        <w:t>En référence à l’annexe II.E –« Environnement technologique pour la certification » du référentiel du BTS SIO</w:t>
+        <w:t xml:space="preserve">En référence à l’annexe II.E </w:t>
+      </w:r>
+      <w:proofErr w:type="gramStart"/>
+      <w:r>
+        <w:rPr>
+          <w:rFonts w:ascii="Arial" w:hAnsi="Arial" w:cs="Arial"/>
+          <w:b/>
+          <w:bCs/>
+          <w:iCs/>
+        </w:rPr>
+        <w:t>–«</w:t>
+      </w:r>
+      <w:proofErr w:type="gramEnd"/>
+      <w:r>
+        <w:rPr>
+          <w:rFonts w:ascii="Arial" w:hAnsi="Arial" w:cs="Arial"/>
+          <w:b/>
+          <w:bCs/>
+          <w:iCs/>
+        </w:rPr>
+        <w:t> Environnement technologique pour la certification » du référentiel du BTS SIO</w:t>
       </w:r>
     </w:p>
     <w:tbl>
@@ -45028,6 +45536,7 @@
                 <w:szCs w:val="22"/>
               </w:rPr>
             </w:pPr>
+            <w:proofErr w:type="gramStart"/>
             <w:r>
               <w:rPr>
                 <w:rFonts w:ascii="Arial" w:hAnsi="Arial" w:cs="Arial"/>
@@ -45039,6 +45548,7 @@
               </w:rPr>
               <w:t>d’interrogation</w:t>
             </w:r>
+            <w:proofErr w:type="gramEnd"/>
           </w:p>
         </w:tc>
       </w:tr>
@@ -45746,6 +46256,7 @@
                 <w:szCs w:val="22"/>
               </w:rPr>
             </w:pPr>
+            <w:proofErr w:type="gramStart"/>
             <w:r>
               <w:rPr>
                 <w:rFonts w:ascii="Arial" w:hAnsi="Arial" w:cs="Arial"/>
@@ -45757,6 +46268,7 @@
               </w:rPr>
               <w:t>d’interrogation</w:t>
             </w:r>
+            <w:proofErr w:type="gramEnd"/>
           </w:p>
         </w:tc>
       </w:tr>
@@ -46221,6 +46733,7 @@
                 <w:szCs w:val="22"/>
               </w:rPr>
             </w:pPr>
+            <w:proofErr w:type="gramStart"/>
             <w:r>
               <w:rPr>
                 <w:rFonts w:ascii="Arial" w:hAnsi="Arial" w:cs="Arial"/>
@@ -46232,6 +46745,7 @@
               </w:rPr>
               <w:t>d’interrogation</w:t>
             </w:r>
+            <w:proofErr w:type="gramEnd"/>
           </w:p>
         </w:tc>
       </w:tr>
@@ -46924,6 +47438,7 @@
                 <w:szCs w:val="22"/>
               </w:rPr>
             </w:pPr>
+            <w:proofErr w:type="gramStart"/>
             <w:r>
               <w:rPr>
                 <w:rFonts w:ascii="Arial" w:hAnsi="Arial" w:cs="Arial"/>
@@ -46935,6 +47450,7 @@
               </w:rPr>
               <w:t>d’interrogation</w:t>
             </w:r>
+            <w:proofErr w:type="gramEnd"/>
           </w:p>
         </w:tc>
       </w:tr>
@@ -47616,6 +48132,7 @@
                 <w:szCs w:val="22"/>
               </w:rPr>
             </w:pPr>
+            <w:proofErr w:type="gramStart"/>
             <w:r>
               <w:rPr>
                 <w:rFonts w:ascii="Arial" w:hAnsi="Arial" w:cs="Arial"/>
@@ -47627,6 +48144,7 @@
               </w:rPr>
               <w:t>d’interrogation</w:t>
             </w:r>
+            <w:proofErr w:type="gramEnd"/>
           </w:p>
         </w:tc>
       </w:tr>

--- a/Projet_NetCorp_BTS_Adrien_D/RealisationSysteme/ANNEXE_VII_projet_adrien_d_systeme.docx
+++ b/Projet_NetCorp_BTS_Adrien_D/RealisationSysteme/ANNEXE_VII_projet_adrien_d_systeme.docx
@@ -417,7 +417,6 @@
           <w:szCs w:val="20"/>
         </w:rPr>
       </w:pPr>
-      <w:proofErr w:type="gramStart"/>
       <w:r>
         <w:rPr>
           <w:rFonts w:ascii="Arial" w:hAnsi="Arial" w:cs="Arial"/>
@@ -425,17 +424,7 @@
           <w:sz w:val="20"/>
           <w:szCs w:val="20"/>
         </w:rPr>
-        <w:t>des</w:t>
-      </w:r>
-      <w:proofErr w:type="gramEnd"/>
-      <w:r>
-        <w:rPr>
-          <w:rFonts w:ascii="Arial" w:hAnsi="Arial" w:cs="Arial"/>
-          <w:color w:val="000000"/>
-          <w:sz w:val="20"/>
-          <w:szCs w:val="20"/>
-        </w:rPr>
-        <w:t xml:space="preserve"> fiches descriptives des deux réalisations professionnelles intégrant les modalités d’accès aux éléments techniques. Ces fiches sont décrites à l’aide du modèle de fiche présenté </w:t>
+        <w:t xml:space="preserve">des fiches descriptives des deux réalisations professionnelles intégrant les modalités d’accès aux éléments techniques. Ces fiches sont décrites à l’aide du modèle de fiche présenté </w:t>
       </w:r>
       <w:r>
         <w:rPr>
@@ -615,7 +604,6 @@
           <w:szCs w:val="20"/>
         </w:rPr>
       </w:pPr>
-      <w:proofErr w:type="gramStart"/>
       <w:r>
         <w:rPr>
           <w:rFonts w:ascii="Arial" w:hAnsi="Arial" w:cs="Arial"/>
@@ -623,17 +611,7 @@
           <w:sz w:val="20"/>
           <w:szCs w:val="20"/>
         </w:rPr>
-        <w:t>des</w:t>
-      </w:r>
-      <w:proofErr w:type="gramEnd"/>
-      <w:r>
-        <w:rPr>
-          <w:rFonts w:ascii="Arial" w:hAnsi="Arial" w:cs="Arial"/>
-          <w:color w:val="000000"/>
-          <w:sz w:val="20"/>
-          <w:szCs w:val="20"/>
-        </w:rPr>
-        <w:t xml:space="preserve"> éléments constitutifs de chaque réalisation professionnelle mise en œuvre par la personne candidate : description des ressources matérielles et logicielles utilisées, schémas explicatifs ou encore documentation utile.</w:t>
+        <w:t>des éléments constitutifs de chaque réalisation professionnelle mise en œuvre par la personne candidate : description des ressources matérielles et logicielles utilisées, schémas explicatifs ou encore documentation utile.</w:t>
       </w:r>
     </w:p>
     <w:p>
@@ -693,23 +671,13 @@
           <w:szCs w:val="20"/>
         </w:rPr>
       </w:pPr>
-      <w:proofErr w:type="gramStart"/>
       <w:r>
         <w:rPr>
           <w:rFonts w:ascii="Arial" w:hAnsi="Arial"/>
           <w:sz w:val="20"/>
           <w:szCs w:val="20"/>
         </w:rPr>
-        <w:t>la</w:t>
-      </w:r>
-      <w:proofErr w:type="gramEnd"/>
-      <w:r>
-        <w:rPr>
-          <w:rFonts w:ascii="Arial" w:hAnsi="Arial"/>
-          <w:sz w:val="20"/>
-          <w:szCs w:val="20"/>
-        </w:rPr>
-        <w:t xml:space="preserve"> </w:t>
+        <w:t xml:space="preserve">la </w:t>
       </w:r>
       <w:r>
         <w:rPr>
@@ -742,23 +710,13 @@
           <w:szCs w:val="20"/>
         </w:rPr>
       </w:pPr>
-      <w:proofErr w:type="gramStart"/>
       <w:r>
         <w:rPr>
           <w:rFonts w:ascii="Arial" w:hAnsi="Arial"/>
           <w:sz w:val="20"/>
           <w:szCs w:val="20"/>
         </w:rPr>
-        <w:t>l’expression</w:t>
-      </w:r>
-      <w:proofErr w:type="gramEnd"/>
-      <w:r>
-        <w:rPr>
-          <w:rFonts w:ascii="Arial" w:hAnsi="Arial"/>
-          <w:sz w:val="20"/>
-          <w:szCs w:val="20"/>
-        </w:rPr>
-        <w:t xml:space="preserve"> des besoins qui sera remise </w:t>
+        <w:t xml:space="preserve">l’expression des besoins qui sera remise </w:t>
       </w:r>
       <w:r>
         <w:rPr>
@@ -2485,25 +2443,7 @@
           <w:sz w:val="20"/>
           <w:szCs w:val="20"/>
         </w:rPr>
-        <w:t xml:space="preserve">Seuls les candidats ayant préparé le brevet de technicien supérieur par la voie scolaire dans un établissement public ou privé sous contrat, par la voie de la formation professionnelle </w:t>
-      </w:r>
-      <w:proofErr w:type="gramStart"/>
-      <w:r>
-        <w:rPr>
-          <w:rFonts w:ascii="Arial" w:hAnsi="Arial"/>
-          <w:sz w:val="20"/>
-          <w:szCs w:val="20"/>
-        </w:rPr>
-        <w:t>continue</w:t>
-      </w:r>
-      <w:proofErr w:type="gramEnd"/>
-      <w:r>
-        <w:rPr>
-          <w:rFonts w:ascii="Arial" w:hAnsi="Arial"/>
-          <w:sz w:val="20"/>
-          <w:szCs w:val="20"/>
-        </w:rPr>
-        <w:t xml:space="preserve"> dans un établissement public habilité ou bien par la voie de l'apprentissage dans un centre de formation d'apprentis habilité ou une section d'apprentissage habilitée, peuvent </w:t>
+        <w:t xml:space="preserve">Seuls les candidats ayant préparé le brevet de technicien supérieur par la voie scolaire dans un établissement public ou privé sous contrat, par la voie de la formation professionnelle continue dans un établissement public habilité ou bien par la voie de l'apprentissage dans un centre de formation d'apprentis habilité ou une section d'apprentissage habilitée, peuvent </w:t>
       </w:r>
       <w:r>
         <w:rPr>
@@ -3685,33 +3625,23 @@
                 <w:b/>
                 <w:sz w:val="20"/>
               </w:rPr>
-              <w:t xml:space="preserve"> prénom</w:t>
-            </w:r>
-            <w:proofErr w:type="gramStart"/>
-            <w:r>
-              <w:rPr>
-                <w:rFonts w:ascii="Arial" w:hAnsi="Arial"/>
-                <w:b/>
-                <w:sz w:val="20"/>
-              </w:rPr>
-              <w:t xml:space="preserve"> :</w:t>
-            </w:r>
-            <w:r>
-              <w:rPr>
-                <w:rFonts w:ascii="Arial" w:hAnsi="Arial"/>
-                <w:b/>
-                <w:sz w:val="20"/>
-              </w:rPr>
-              <w:t>Demange</w:t>
-            </w:r>
-            <w:proofErr w:type="gramEnd"/>
-            <w:r>
-              <w:rPr>
-                <w:rFonts w:ascii="Arial" w:hAnsi="Arial"/>
-                <w:b/>
-                <w:sz w:val="20"/>
-              </w:rPr>
-              <w:t xml:space="preserve">, Adrien </w:t>
+              <w:t xml:space="preserve"> prénom :</w:t>
+            </w:r>
+            <w:r>
+              <w:rPr>
+                <w:rFonts w:ascii="Arial" w:hAnsi="Arial"/>
+                <w:b/>
+                <w:sz w:val="20"/>
+              </w:rPr>
+              <w:t xml:space="preserve"> </w:t>
+            </w:r>
+            <w:r>
+              <w:rPr>
+                <w:rFonts w:ascii="Arial" w:hAnsi="Arial"/>
+                <w:b/>
+                <w:sz w:val="20"/>
+              </w:rPr>
+              <w:t xml:space="preserve">Demange, Adrien </w:t>
             </w:r>
           </w:p>
         </w:tc>
@@ -4077,7 +4007,13 @@
               <w:t>”</w:t>
             </w:r>
             <w:r>
-              <w:t xml:space="preserve"> composée d’un service RH, d’un service Administration et d’un service RH.</w:t>
+              <w:t xml:space="preserve"> composée d’un service RH, d’un service Administration et d’un service </w:t>
+            </w:r>
+            <w:r>
+              <w:t>IT</w:t>
+            </w:r>
+            <w:r>
+              <w:t>.</w:t>
             </w:r>
           </w:p>
           <w:p/>
@@ -4148,12 +4084,6 @@
           </w:p>
           <w:p/>
           <w:p>
-            <w:pPr>
-              <w:rPr>
-                <w:rFonts w:ascii="Arial" w:hAnsi="Arial" w:cs="Arial"/>
-                <w:sz w:val="20"/>
-              </w:rPr>
-            </w:pPr>
             <w:r>
               <w:t>Administration d'une infrastructure IT : Active Directory</w:t>
             </w:r>
@@ -4166,6 +4096,14 @@
             <w:r>
               <w:t>.</w:t>
             </w:r>
+          </w:p>
+          <w:p>
+            <w:pPr>
+              <w:rPr>
+                <w:rFonts w:ascii="Arial" w:hAnsi="Arial" w:cs="Arial"/>
+                <w:sz w:val="20"/>
+              </w:rPr>
+            </w:pPr>
           </w:p>
         </w:tc>
       </w:tr>
@@ -4222,7 +4160,7 @@
                 <w:sz w:val="20"/>
                 <w:szCs w:val="24"/>
               </w:rPr>
-              <w:tab/>
+              <w:t>De mars à mai 2026</w:t>
             </w:r>
             <w:r>
               <w:rPr>
@@ -4238,6 +4176,14 @@
                 <w:sz w:val="20"/>
                 <w:szCs w:val="24"/>
               </w:rPr>
+              <w:t xml:space="preserve">                          </w:t>
+            </w:r>
+            <w:r>
+              <w:rPr>
+                <w:b/>
+                <w:sz w:val="20"/>
+                <w:szCs w:val="24"/>
+              </w:rPr>
               <w:t>Lieu :</w:t>
             </w:r>
             <w:r>
@@ -4248,13 +4194,31 @@
               </w:rPr>
               <w:t xml:space="preserve"> </w:t>
             </w:r>
+            <w:proofErr w:type="spellStart"/>
             <w:r>
               <w:rPr>
                 <w:bCs/>
                 <w:sz w:val="20"/>
                 <w:szCs w:val="24"/>
               </w:rPr>
-              <w:tab/>
+              <w:t>Hecten</w:t>
+            </w:r>
+            <w:proofErr w:type="spellEnd"/>
+            <w:r>
+              <w:rPr>
+                <w:bCs/>
+                <w:sz w:val="20"/>
+                <w:szCs w:val="24"/>
+              </w:rPr>
+              <w:t xml:space="preserve">, </w:t>
+            </w:r>
+            <w:r>
+              <w:rPr>
+                <w:bCs/>
+                <w:sz w:val="20"/>
+                <w:szCs w:val="24"/>
+              </w:rPr>
+              <w:t>Paris</w:t>
             </w:r>
           </w:p>
           <w:p>
@@ -4773,6 +4737,7 @@
                 <w:b/>
                 <w:sz w:val="20"/>
               </w:rPr>
+              <w:lastRenderedPageBreak/>
               <w:t>Conditions de réalisation</w:t>
             </w:r>
             <w:r>
@@ -4874,7 +4839,6 @@
               <w:t xml:space="preserve"> 3050 </w:t>
             </w:r>
             <w:proofErr w:type="spellStart"/>
-            <w:proofErr w:type="gramStart"/>
             <w:r>
               <w:rPr>
                 <w:lang w:val="en-US"/>
@@ -4886,14 +4850,7 @@
               <w:rPr>
                 <w:lang w:val="en-US"/>
               </w:rPr>
-              <w:t xml:space="preserve">  :</w:t>
-            </w:r>
-            <w:proofErr w:type="gramEnd"/>
-            <w:r>
-              <w:rPr>
-                <w:lang w:val="en-US"/>
-              </w:rPr>
-              <w:t xml:space="preserve"> 1To de stockage, 25 Go RAM, </w:t>
+              <w:t xml:space="preserve">  : 1To de stockage, 25 Go RAM, </w:t>
             </w:r>
             <w:proofErr w:type="spellStart"/>
             <w:r>
@@ -5335,17 +5292,6 @@
               <w:jc w:val="both"/>
               <w:rPr>
                 <w:rFonts w:ascii="Arial" w:hAnsi="Arial" w:cs="Arial"/>
-                <w:b/>
-                <w:sz w:val="20"/>
-              </w:rPr>
-            </w:pPr>
-          </w:p>
-          <w:p>
-            <w:pPr>
-              <w:snapToGrid w:val="0"/>
-              <w:jc w:val="both"/>
-              <w:rPr>
-                <w:rFonts w:ascii="Arial" w:hAnsi="Arial" w:cs="Arial"/>
                 <w:bCs/>
                 <w:sz w:val="20"/>
               </w:rPr>
@@ -5374,47 +5320,7 @@
                 <w:sz w:val="20"/>
                 <w:lang w:val="en-US"/>
               </w:rPr>
-              <w:t xml:space="preserve">Site IT-Connect — Documentation </w:t>
-            </w:r>
-            <w:proofErr w:type="gramStart"/>
-            <w:r>
-              <w:rPr>
-                <w:rFonts w:ascii="Arial" w:hAnsi="Arial" w:cs="Arial"/>
-                <w:bCs/>
-                <w:sz w:val="20"/>
-                <w:lang w:val="en-US"/>
-              </w:rPr>
-              <w:t>technique :</w:t>
-            </w:r>
-            <w:proofErr w:type="gramEnd"/>
-            <w:r>
-              <w:rPr>
-                <w:rFonts w:ascii="Arial" w:hAnsi="Arial" w:cs="Arial"/>
-                <w:bCs/>
-                <w:sz w:val="20"/>
-                <w:lang w:val="en-US"/>
-              </w:rPr>
-              <w:t xml:space="preserve"> Windows Server, Active Directory, GPO, installation </w:t>
-            </w:r>
-            <w:proofErr w:type="gramStart"/>
-            <w:r>
-              <w:rPr>
-                <w:rFonts w:ascii="Arial" w:hAnsi="Arial" w:cs="Arial"/>
-                <w:bCs/>
-                <w:sz w:val="20"/>
-                <w:lang w:val="en-US"/>
-              </w:rPr>
-              <w:t>Debian :</w:t>
-            </w:r>
-            <w:proofErr w:type="gramEnd"/>
-            <w:r>
-              <w:rPr>
-                <w:rFonts w:ascii="Arial" w:hAnsi="Arial" w:cs="Arial"/>
-                <w:bCs/>
-                <w:sz w:val="20"/>
-                <w:lang w:val="en-US"/>
-              </w:rPr>
-              <w:t xml:space="preserve"> </w:t>
+              <w:t xml:space="preserve">Site IT-Connect — Documentation technique : Windows Server, Active Directory, GPO, installation Debian : </w:t>
             </w:r>
             <w:hyperlink r:id="rId8" w:history="1">
               <w:r>
@@ -5432,19 +5338,6 @@
           <w:p>
             <w:pPr>
               <w:pStyle w:val="ListParagraph"/>
-              <w:snapToGrid w:val="0"/>
-              <w:jc w:val="both"/>
-              <w:rPr>
-                <w:rFonts w:ascii="Arial" w:hAnsi="Arial" w:cs="Arial"/>
-                <w:bCs/>
-                <w:sz w:val="20"/>
-                <w:lang w:val="en-US"/>
-              </w:rPr>
-            </w:pPr>
-          </w:p>
-          <w:p>
-            <w:pPr>
-              <w:pStyle w:val="ListParagraph"/>
               <w:numPr>
                 <w:ilvl w:val="0"/>
                 <w:numId w:val="11"/>
@@ -5480,18 +5373,6 @@
           <w:p>
             <w:pPr>
               <w:pStyle w:val="ListParagraph"/>
-              <w:snapToGrid w:val="0"/>
-              <w:jc w:val="both"/>
-              <w:rPr>
-                <w:rFonts w:ascii="Arial" w:hAnsi="Arial" w:cs="Arial"/>
-                <w:bCs/>
-                <w:sz w:val="20"/>
-              </w:rPr>
-            </w:pPr>
-          </w:p>
-          <w:p>
-            <w:pPr>
-              <w:pStyle w:val="ListParagraph"/>
               <w:numPr>
                 <w:ilvl w:val="0"/>
                 <w:numId w:val="11"/>
@@ -5541,19 +5422,8 @@
                 <w:sz w:val="20"/>
                 <w:lang w:val="en-US"/>
               </w:rPr>
-              <w:t xml:space="preserve"> Microsoft — Active Directory, GPO, Windows </w:t>
-            </w:r>
-            <w:proofErr w:type="gramStart"/>
-            <w:r>
-              <w:rPr>
-                <w:rFonts w:ascii="Arial" w:hAnsi="Arial" w:cs="Arial"/>
-                <w:bCs/>
-                <w:sz w:val="20"/>
-                <w:lang w:val="en-US"/>
-              </w:rPr>
-              <w:t>Server :</w:t>
-            </w:r>
-            <w:proofErr w:type="gramEnd"/>
+              <w:t xml:space="preserve"> Microsoft — Active Directory, GPO, Windows Server :</w:t>
+            </w:r>
           </w:p>
           <w:p>
             <w:pPr>
@@ -5599,18 +5469,6 @@
           </w:p>
           <w:p>
             <w:pPr>
-              <w:snapToGrid w:val="0"/>
-              <w:jc w:val="both"/>
-              <w:rPr>
-                <w:rFonts w:ascii="Arial" w:hAnsi="Arial" w:cs="Arial"/>
-                <w:bCs/>
-                <w:sz w:val="20"/>
-                <w:lang w:val="en-US"/>
-              </w:rPr>
-            </w:pPr>
-          </w:p>
-          <w:p>
-            <w:pPr>
               <w:pStyle w:val="ListParagraph"/>
               <w:numPr>
                 <w:ilvl w:val="0"/>
@@ -5662,17 +5520,6 @@
           <w:p>
             <w:pPr>
               <w:pStyle w:val="ListParagraph"/>
-              <w:snapToGrid w:val="0"/>
-              <w:jc w:val="both"/>
-              <w:rPr>
-                <w:rFonts w:ascii="Arial" w:hAnsi="Arial" w:cs="Arial"/>
-                <w:bCs/>
-                <w:sz w:val="20"/>
-              </w:rPr>
-            </w:pPr>
-          </w:p>
-          <w:p>
-            <w:pPr>
               <w:numPr>
                 <w:ilvl w:val="0"/>
                 <w:numId w:val="11"/>
@@ -5707,15 +5554,7 @@
                 <w:bCs/>
                 <w:sz w:val="20"/>
               </w:rPr>
-              <w:t>d’information</w:t>
-            </w:r>
-            <w:r>
-              <w:rPr>
-                <w:rFonts w:ascii="Arial" w:hAnsi="Arial" w:cs="Arial"/>
-                <w:bCs/>
-                <w:sz w:val="20"/>
-              </w:rPr>
-              <w:t xml:space="preserve"> :</w:t>
+              <w:t>d’information :</w:t>
             </w:r>
             <w:r>
               <w:rPr>
@@ -5793,17 +5632,6 @@
               </w:rPr>
               <w:t xml:space="preserve">Les ressources matérielles utilisées sont : </w:t>
             </w:r>
-          </w:p>
-          <w:p>
-            <w:pPr>
-              <w:snapToGrid w:val="0"/>
-              <w:jc w:val="both"/>
-              <w:rPr>
-                <w:rFonts w:ascii="Arial" w:hAnsi="Arial" w:cs="Arial"/>
-                <w:bCs/>
-                <w:sz w:val="20"/>
-              </w:rPr>
-            </w:pPr>
           </w:p>
           <w:p>
             <w:pPr>
@@ -5856,7 +5684,6 @@
               <w:t xml:space="preserve"> 3050 </w:t>
             </w:r>
             <w:proofErr w:type="spellStart"/>
-            <w:proofErr w:type="gramStart"/>
             <w:r>
               <w:rPr>
                 <w:lang w:val="en-US"/>
@@ -5868,14 +5695,7 @@
               <w:rPr>
                 <w:lang w:val="en-US"/>
               </w:rPr>
-              <w:t xml:space="preserve">  :</w:t>
-            </w:r>
-            <w:proofErr w:type="gramEnd"/>
-            <w:r>
-              <w:rPr>
-                <w:lang w:val="en-US"/>
-              </w:rPr>
-              <w:t xml:space="preserve"> 1To de stockage, 25 Go RAM, </w:t>
+              <w:t xml:space="preserve">  : 1To de stockage, 25 Go RAM, </w:t>
             </w:r>
             <w:proofErr w:type="spellStart"/>
             <w:r>
@@ -6351,6 +6171,7 @@
                 <w:rFonts w:ascii="Arial" w:hAnsi="Arial" w:cs="Arial"/>
                 <w:bCs/>
                 <w:sz w:val="20"/>
+                <w:u w:val="single"/>
               </w:rPr>
             </w:pPr>
           </w:p>
@@ -6370,51 +6191,23 @@
                 <w:bCs/>
                 <w:sz w:val="20"/>
               </w:rPr>
-              <w:t xml:space="preserve">Serveur </w:t>
-            </w:r>
-            <w:proofErr w:type="spellStart"/>
-            <w:r>
-              <w:rPr>
-                <w:rFonts w:ascii="Arial" w:hAnsi="Arial" w:cs="Arial"/>
-                <w:bCs/>
-                <w:sz w:val="20"/>
-              </w:rPr>
-              <w:t>Proxmox</w:t>
-            </w:r>
-            <w:proofErr w:type="spellEnd"/>
-            <w:r>
-              <w:rPr>
-                <w:rFonts w:ascii="Arial" w:hAnsi="Arial" w:cs="Arial"/>
-                <w:bCs/>
-                <w:sz w:val="20"/>
-              </w:rPr>
-              <w:t xml:space="preserve"> avec 3 </w:t>
-            </w:r>
-            <w:proofErr w:type="spellStart"/>
-            <w:r>
-              <w:rPr>
-                <w:rFonts w:ascii="Arial" w:hAnsi="Arial" w:cs="Arial"/>
-                <w:bCs/>
-                <w:sz w:val="20"/>
-              </w:rPr>
-              <w:t>VMs</w:t>
-            </w:r>
-            <w:proofErr w:type="spellEnd"/>
-            <w:r>
-              <w:rPr>
-                <w:rFonts w:ascii="Arial" w:hAnsi="Arial" w:cs="Arial"/>
-                <w:bCs/>
-                <w:sz w:val="20"/>
-              </w:rPr>
-              <w:t xml:space="preserve"> créées </w:t>
-            </w:r>
-            <w:r>
-              <w:rPr>
-                <w:rFonts w:ascii="Arial" w:hAnsi="Arial" w:cs="Arial"/>
-                <w:bCs/>
-                <w:sz w:val="20"/>
-              </w:rPr>
-              <w:t>:</w:t>
+              <w:t xml:space="preserve">Accès </w:t>
+            </w:r>
+            <w:r>
+              <w:rPr>
+                <w:rFonts w:ascii="Arial" w:hAnsi="Arial" w:cs="Arial"/>
+                <w:b/>
+                <w:sz w:val="20"/>
+              </w:rPr>
+              <w:t>Wifi LABO</w:t>
+            </w:r>
+            <w:r>
+              <w:rPr>
+                <w:rFonts w:ascii="Arial" w:hAnsi="Arial" w:cs="Arial"/>
+                <w:bCs/>
+                <w:sz w:val="20"/>
+              </w:rPr>
+              <w:t xml:space="preserve"> du centre de formation : </w:t>
             </w:r>
           </w:p>
           <w:p>
@@ -6433,47 +6226,7 @@
                 <w:bCs/>
                 <w:sz w:val="20"/>
               </w:rPr>
-              <w:t>A</w:t>
-            </w:r>
-            <w:r>
-              <w:rPr>
-                <w:rFonts w:ascii="Arial" w:hAnsi="Arial" w:cs="Arial"/>
-                <w:bCs/>
-                <w:sz w:val="20"/>
-              </w:rPr>
-              <w:t>c</w:t>
-            </w:r>
-            <w:r>
-              <w:rPr>
-                <w:rFonts w:ascii="Arial" w:hAnsi="Arial" w:cs="Arial"/>
-                <w:bCs/>
-                <w:sz w:val="20"/>
-              </w:rPr>
-              <w:t xml:space="preserve">cessible sur 172.16.1.2 depuis le </w:t>
-            </w:r>
-            <w:r>
-              <w:rPr>
-                <w:rFonts w:ascii="Arial" w:hAnsi="Arial" w:cs="Arial"/>
-                <w:bCs/>
-                <w:sz w:val="20"/>
-              </w:rPr>
-              <w:t xml:space="preserve">réseau du </w:t>
-            </w:r>
-            <w:r>
-              <w:rPr>
-                <w:rFonts w:ascii="Arial" w:hAnsi="Arial" w:cs="Arial"/>
-                <w:bCs/>
-                <w:sz w:val="20"/>
-              </w:rPr>
-              <w:t>LAB</w:t>
-            </w:r>
-            <w:r>
-              <w:rPr>
-                <w:rFonts w:ascii="Arial" w:hAnsi="Arial" w:cs="Arial"/>
-                <w:bCs/>
-                <w:sz w:val="20"/>
-              </w:rPr>
-              <w:t xml:space="preserve"> ou par VPN avec </w:t>
+              <w:t xml:space="preserve">SSID : LABO / Mot de passe : </w:t>
             </w:r>
             <w:proofErr w:type="spellStart"/>
             <w:r>
@@ -6482,93 +6235,9 @@
                 <w:bCs/>
                 <w:sz w:val="20"/>
               </w:rPr>
-              <w:t>TailScale</w:t>
+              <w:t>labohecten</w:t>
             </w:r>
             <w:proofErr w:type="spellEnd"/>
-            <w:r>
-              <w:rPr>
-                <w:rFonts w:ascii="Arial" w:hAnsi="Arial" w:cs="Arial"/>
-                <w:bCs/>
-                <w:sz w:val="20"/>
-              </w:rPr>
-              <w:t>.</w:t>
-            </w:r>
-          </w:p>
-          <w:p>
-            <w:pPr>
-              <w:snapToGrid w:val="0"/>
-              <w:rPr>
-                <w:rFonts w:ascii="Arial" w:hAnsi="Arial" w:cs="Arial"/>
-                <w:bCs/>
-                <w:sz w:val="20"/>
-              </w:rPr>
-            </w:pPr>
-            <w:r>
-              <w:rPr>
-                <w:rFonts w:ascii="Arial" w:hAnsi="Arial" w:cs="Arial"/>
-                <w:bCs/>
-                <w:sz w:val="20"/>
-              </w:rPr>
-              <w:t xml:space="preserve">Identifiants pour se connecter au </w:t>
-            </w:r>
-            <w:proofErr w:type="spellStart"/>
-            <w:r>
-              <w:rPr>
-                <w:rFonts w:ascii="Arial" w:hAnsi="Arial" w:cs="Arial"/>
-                <w:bCs/>
-                <w:sz w:val="20"/>
-              </w:rPr>
-              <w:t>Proxmox</w:t>
-            </w:r>
-            <w:proofErr w:type="spellEnd"/>
-            <w:r>
-              <w:rPr>
-                <w:rFonts w:ascii="Arial" w:hAnsi="Arial" w:cs="Arial"/>
-                <w:bCs/>
-                <w:sz w:val="20"/>
-              </w:rPr>
-              <w:t xml:space="preserve"> : </w:t>
-            </w:r>
-          </w:p>
-          <w:p>
-            <w:pPr>
-              <w:snapToGrid w:val="0"/>
-              <w:rPr>
-                <w:rFonts w:ascii="Arial" w:hAnsi="Arial" w:cs="Arial"/>
-                <w:bCs/>
-                <w:sz w:val="20"/>
-                <w:lang w:val="en-US"/>
-              </w:rPr>
-            </w:pPr>
-            <w:r>
-              <w:rPr>
-                <w:rFonts w:ascii="Arial" w:hAnsi="Arial" w:cs="Arial"/>
-                <w:bCs/>
-                <w:sz w:val="20"/>
-                <w:lang w:val="en-US"/>
-              </w:rPr>
-              <w:t xml:space="preserve">User </w:t>
-            </w:r>
-            <w:proofErr w:type="gramStart"/>
-            <w:r>
-              <w:rPr>
-                <w:rFonts w:ascii="Arial" w:hAnsi="Arial" w:cs="Arial"/>
-                <w:bCs/>
-                <w:sz w:val="20"/>
-                <w:lang w:val="en-US"/>
-              </w:rPr>
-              <w:t>name :</w:t>
-            </w:r>
-            <w:proofErr w:type="gramEnd"/>
-            <w:r>
-              <w:rPr>
-                <w:rFonts w:ascii="Arial" w:hAnsi="Arial" w:cs="Arial"/>
-                <w:bCs/>
-                <w:sz w:val="20"/>
-                <w:lang w:val="en-US"/>
-              </w:rPr>
-              <w:t xml:space="preserve"> root</w:t>
-            </w:r>
           </w:p>
           <w:p>
             <w:pPr>
@@ -6578,48 +6247,71 @@
                 <w:rFonts w:ascii="Arial" w:hAnsi="Arial" w:cs="Arial"/>
                 <w:bCs/>
                 <w:sz w:val="20"/>
-                <w:lang w:val="en-US"/>
-              </w:rPr>
-            </w:pPr>
-            <w:proofErr w:type="gramStart"/>
-            <w:r>
-              <w:rPr>
-                <w:rFonts w:ascii="Arial" w:hAnsi="Arial" w:cs="Arial"/>
-                <w:bCs/>
-                <w:sz w:val="20"/>
-                <w:lang w:val="en-US"/>
-              </w:rPr>
-              <w:t>Password :</w:t>
-            </w:r>
-            <w:proofErr w:type="gramEnd"/>
-            <w:r>
-              <w:rPr>
-                <w:rFonts w:ascii="Arial" w:hAnsi="Arial" w:cs="Arial"/>
-                <w:bCs/>
-                <w:sz w:val="20"/>
-                <w:lang w:val="en-US"/>
-              </w:rPr>
-              <w:t xml:space="preserve"> w</w:t>
-            </w:r>
-            <w:proofErr w:type="gramStart"/>
-            <w:r>
-              <w:rPr>
-                <w:rFonts w:ascii="Arial" w:hAnsi="Arial" w:cs="Arial"/>
-                <w:bCs/>
-                <w:sz w:val="20"/>
-                <w:lang w:val="en-US"/>
-              </w:rPr>
-              <w:t>=:2cS.VjVHBBW</w:t>
-            </w:r>
-            <w:proofErr w:type="gramEnd"/>
-            <w:r>
-              <w:rPr>
-                <w:rFonts w:ascii="Arial" w:hAnsi="Arial" w:cs="Arial"/>
-                <w:bCs/>
-                <w:sz w:val="20"/>
-                <w:lang w:val="en-US"/>
-              </w:rPr>
-              <w:t>#</w:t>
+              </w:rPr>
+            </w:pPr>
+            <w:r>
+              <w:rPr>
+                <w:rFonts w:ascii="Arial" w:hAnsi="Arial" w:cs="Arial"/>
+                <w:bCs/>
+                <w:sz w:val="20"/>
+              </w:rPr>
+              <w:t>Accès via le web à l’hyperviseur sur l’adresse IP suivante depuis le Wi-Fi LABO ou en Ethernet : http://</w:t>
+            </w:r>
+            <w:r>
+              <w:rPr>
+                <w:rFonts w:ascii="Arial" w:hAnsi="Arial" w:cs="Arial"/>
+                <w:bCs/>
+                <w:sz w:val="20"/>
+              </w:rPr>
+              <w:t>17</w:t>
+            </w:r>
+            <w:r>
+              <w:rPr>
+                <w:rFonts w:ascii="Arial" w:hAnsi="Arial" w:cs="Arial"/>
+                <w:bCs/>
+                <w:sz w:val="20"/>
+              </w:rPr>
+              <w:t>2</w:t>
+            </w:r>
+            <w:r>
+              <w:rPr>
+                <w:rFonts w:ascii="Arial" w:hAnsi="Arial" w:cs="Arial"/>
+                <w:bCs/>
+                <w:sz w:val="20"/>
+              </w:rPr>
+              <w:t>.</w:t>
+            </w:r>
+            <w:r>
+              <w:rPr>
+                <w:rFonts w:ascii="Arial" w:hAnsi="Arial" w:cs="Arial"/>
+                <w:bCs/>
+                <w:sz w:val="20"/>
+              </w:rPr>
+              <w:t>1</w:t>
+            </w:r>
+            <w:r>
+              <w:rPr>
+                <w:rFonts w:ascii="Arial" w:hAnsi="Arial" w:cs="Arial"/>
+                <w:bCs/>
+                <w:sz w:val="20"/>
+              </w:rPr>
+              <w:t>6</w:t>
+            </w:r>
+            <w:r>
+              <w:rPr>
+                <w:rFonts w:ascii="Arial" w:hAnsi="Arial" w:cs="Arial"/>
+                <w:bCs/>
+                <w:sz w:val="20"/>
+              </w:rPr>
+              <w:t>.1.</w:t>
+            </w:r>
+            <w:r>
+              <w:rPr>
+                <w:rFonts w:ascii="Arial" w:hAnsi="Arial" w:cs="Arial"/>
+                <w:bCs/>
+                <w:sz w:val="20"/>
+              </w:rPr>
+              <w:t>2</w:t>
             </w:r>
           </w:p>
           <w:p>
@@ -6630,29 +6322,8 @@
                 <w:rFonts w:ascii="Arial" w:hAnsi="Arial" w:cs="Arial"/>
                 <w:bCs/>
                 <w:sz w:val="20"/>
-                <w:lang w:val="en-US"/>
-              </w:rPr>
-            </w:pPr>
-            <w:proofErr w:type="gramStart"/>
-            <w:r>
-              <w:rPr>
-                <w:rFonts w:ascii="Arial" w:hAnsi="Arial" w:cs="Arial"/>
-                <w:bCs/>
-                <w:sz w:val="20"/>
-                <w:lang w:val="en-US"/>
-              </w:rPr>
-              <w:t>Realm :</w:t>
-            </w:r>
-            <w:proofErr w:type="gramEnd"/>
-            <w:r>
-              <w:rPr>
-                <w:rFonts w:ascii="Arial" w:hAnsi="Arial" w:cs="Arial"/>
-                <w:bCs/>
-                <w:sz w:val="20"/>
-                <w:lang w:val="en-US"/>
-              </w:rPr>
-              <w:t xml:space="preserve"> Linux PAM standard authentication </w:t>
-            </w:r>
+              </w:rPr>
+            </w:pPr>
           </w:p>
           <w:p>
             <w:pPr>
@@ -6662,17 +6333,59 @@
                 <w:rFonts w:ascii="Arial" w:hAnsi="Arial" w:cs="Arial"/>
                 <w:bCs/>
                 <w:sz w:val="20"/>
-                <w:lang w:val="en-US"/>
-              </w:rPr>
-            </w:pPr>
-            <w:r>
-              <w:rPr>
-                <w:rFonts w:ascii="Arial" w:hAnsi="Arial" w:cs="Arial"/>
-                <w:bCs/>
-                <w:sz w:val="20"/>
-                <w:lang w:val="en-US"/>
-              </w:rPr>
-              <w:t>Language English </w:t>
+              </w:rPr>
+            </w:pPr>
+            <w:r>
+              <w:rPr>
+                <w:rFonts w:ascii="Arial" w:hAnsi="Arial" w:cs="Arial"/>
+                <w:bCs/>
+                <w:sz w:val="20"/>
+              </w:rPr>
+              <w:t xml:space="preserve">Serveur </w:t>
+            </w:r>
+            <w:proofErr w:type="spellStart"/>
+            <w:r>
+              <w:rPr>
+                <w:rFonts w:ascii="Arial" w:hAnsi="Arial" w:cs="Arial"/>
+                <w:bCs/>
+                <w:sz w:val="20"/>
+              </w:rPr>
+              <w:t>Proxmox</w:t>
+            </w:r>
+            <w:proofErr w:type="spellEnd"/>
+            <w:r>
+              <w:rPr>
+                <w:rFonts w:ascii="Arial" w:hAnsi="Arial" w:cs="Arial"/>
+                <w:bCs/>
+                <w:sz w:val="20"/>
+              </w:rPr>
+              <w:t xml:space="preserve"> avec 3 </w:t>
+            </w:r>
+            <w:proofErr w:type="spellStart"/>
+            <w:r>
+              <w:rPr>
+                <w:rFonts w:ascii="Arial" w:hAnsi="Arial" w:cs="Arial"/>
+                <w:bCs/>
+                <w:sz w:val="20"/>
+              </w:rPr>
+              <w:t>VMs</w:t>
+            </w:r>
+            <w:proofErr w:type="spellEnd"/>
+            <w:r>
+              <w:rPr>
+                <w:rFonts w:ascii="Arial" w:hAnsi="Arial" w:cs="Arial"/>
+                <w:bCs/>
+                <w:sz w:val="20"/>
+              </w:rPr>
+              <w:t xml:space="preserve"> créées </w:t>
+            </w:r>
+            <w:r>
+              <w:rPr>
+                <w:rFonts w:ascii="Arial" w:hAnsi="Arial" w:cs="Arial"/>
+                <w:bCs/>
+                <w:sz w:val="20"/>
+              </w:rPr>
+              <w:t>:</w:t>
             </w:r>
           </w:p>
           <w:p>
@@ -6691,7 +6404,121 @@
                 <w:bCs/>
                 <w:sz w:val="20"/>
               </w:rPr>
-              <w:t>2FA sur téléphone, en cas de secours voici le secret : BVUQM6XIDNTWXHK3U6OJVXXAG4AHSQ3M</w:t>
+              <w:t>A</w:t>
+            </w:r>
+            <w:r>
+              <w:rPr>
+                <w:rFonts w:ascii="Arial" w:hAnsi="Arial" w:cs="Arial"/>
+                <w:bCs/>
+                <w:sz w:val="20"/>
+              </w:rPr>
+              <w:t>c</w:t>
+            </w:r>
+            <w:r>
+              <w:rPr>
+                <w:rFonts w:ascii="Arial" w:hAnsi="Arial" w:cs="Arial"/>
+                <w:bCs/>
+                <w:sz w:val="20"/>
+              </w:rPr>
+              <w:t xml:space="preserve">cessible sur 172.16.1.2 depuis le </w:t>
+            </w:r>
+            <w:r>
+              <w:rPr>
+                <w:rFonts w:ascii="Arial" w:hAnsi="Arial" w:cs="Arial"/>
+                <w:bCs/>
+                <w:sz w:val="20"/>
+              </w:rPr>
+              <w:t xml:space="preserve">réseau du </w:t>
+            </w:r>
+            <w:r>
+              <w:rPr>
+                <w:rFonts w:ascii="Arial" w:hAnsi="Arial" w:cs="Arial"/>
+                <w:bCs/>
+                <w:sz w:val="20"/>
+              </w:rPr>
+              <w:t>LAB</w:t>
+            </w:r>
+            <w:r>
+              <w:rPr>
+                <w:rFonts w:ascii="Arial" w:hAnsi="Arial" w:cs="Arial"/>
+                <w:bCs/>
+                <w:sz w:val="20"/>
+              </w:rPr>
+              <w:t xml:space="preserve"> ou par VPN avec </w:t>
+            </w:r>
+            <w:proofErr w:type="spellStart"/>
+            <w:r>
+              <w:rPr>
+                <w:rFonts w:ascii="Arial" w:hAnsi="Arial" w:cs="Arial"/>
+                <w:bCs/>
+                <w:sz w:val="20"/>
+              </w:rPr>
+              <w:t>TailScale</w:t>
+            </w:r>
+            <w:proofErr w:type="spellEnd"/>
+            <w:r>
+              <w:rPr>
+                <w:rFonts w:ascii="Arial" w:hAnsi="Arial" w:cs="Arial"/>
+                <w:bCs/>
+                <w:sz w:val="20"/>
+              </w:rPr>
+              <w:t>.</w:t>
+            </w:r>
+          </w:p>
+          <w:p>
+            <w:pPr>
+              <w:snapToGrid w:val="0"/>
+              <w:rPr>
+                <w:rFonts w:ascii="Arial" w:hAnsi="Arial" w:cs="Arial"/>
+                <w:bCs/>
+                <w:sz w:val="20"/>
+              </w:rPr>
+            </w:pPr>
+            <w:r>
+              <w:rPr>
+                <w:rFonts w:ascii="Arial" w:hAnsi="Arial" w:cs="Arial"/>
+                <w:bCs/>
+                <w:sz w:val="20"/>
+              </w:rPr>
+              <w:t xml:space="preserve">Identifiants pour se connecter au </w:t>
+            </w:r>
+            <w:proofErr w:type="spellStart"/>
+            <w:r>
+              <w:rPr>
+                <w:rFonts w:ascii="Arial" w:hAnsi="Arial" w:cs="Arial"/>
+                <w:bCs/>
+                <w:sz w:val="20"/>
+              </w:rPr>
+              <w:t>Proxmox</w:t>
+            </w:r>
+            <w:proofErr w:type="spellEnd"/>
+            <w:r>
+              <w:rPr>
+                <w:rFonts w:ascii="Arial" w:hAnsi="Arial" w:cs="Arial"/>
+                <w:bCs/>
+                <w:sz w:val="20"/>
+              </w:rPr>
+              <w:t xml:space="preserve"> : </w:t>
+            </w:r>
+          </w:p>
+          <w:p>
+            <w:pPr>
+              <w:snapToGrid w:val="0"/>
+              <w:rPr>
+                <w:rFonts w:ascii="Arial" w:hAnsi="Arial" w:cs="Arial"/>
+                <w:bCs/>
+                <w:sz w:val="20"/>
+                <w:lang w:val="en-US"/>
+              </w:rPr>
+            </w:pPr>
+            <w:r>
+              <w:rPr>
+                <w:rFonts w:ascii="Arial" w:hAnsi="Arial" w:cs="Arial"/>
+                <w:bCs/>
+                <w:sz w:val="20"/>
+                <w:lang w:val="en-US"/>
+              </w:rPr>
+              <w:t>User name : root</w:t>
             </w:r>
           </w:p>
           <w:p>
@@ -6702,8 +6529,18 @@
                 <w:rFonts w:ascii="Arial" w:hAnsi="Arial" w:cs="Arial"/>
                 <w:bCs/>
                 <w:sz w:val="20"/>
-              </w:rPr>
-            </w:pPr>
+                <w:lang w:val="en-US"/>
+              </w:rPr>
+            </w:pPr>
+            <w:r>
+              <w:rPr>
+                <w:rFonts w:ascii="Arial" w:hAnsi="Arial" w:cs="Arial"/>
+                <w:bCs/>
+                <w:sz w:val="20"/>
+                <w:lang w:val="en-US"/>
+              </w:rPr>
+              <w:t>Password : w=:2cS.VjVHBBW#</w:t>
+            </w:r>
           </w:p>
           <w:p>
             <w:pPr>
@@ -6713,33 +6550,17 @@
                 <w:rFonts w:ascii="Arial" w:hAnsi="Arial" w:cs="Arial"/>
                 <w:bCs/>
                 <w:sz w:val="20"/>
-              </w:rPr>
-            </w:pPr>
-            <w:r>
-              <w:rPr>
-                <w:rFonts w:ascii="Arial" w:hAnsi="Arial" w:cs="Arial"/>
-                <w:bCs/>
-                <w:sz w:val="20"/>
-              </w:rPr>
-              <w:t>Accès à SRV-</w:t>
-            </w:r>
-            <w:proofErr w:type="gramStart"/>
-            <w:r>
-              <w:rPr>
-                <w:rFonts w:ascii="Arial" w:hAnsi="Arial" w:cs="Arial"/>
-                <w:bCs/>
-                <w:sz w:val="20"/>
-              </w:rPr>
-              <w:t>AD ,</w:t>
-            </w:r>
-            <w:proofErr w:type="gramEnd"/>
-            <w:r>
-              <w:rPr>
-                <w:rFonts w:ascii="Arial" w:hAnsi="Arial" w:cs="Arial"/>
-                <w:bCs/>
-                <w:sz w:val="20"/>
-              </w:rPr>
-              <w:t xml:space="preserve"> Windows Server 2025 avec Active Directory :</w:t>
+                <w:lang w:val="en-US"/>
+              </w:rPr>
+            </w:pPr>
+            <w:r>
+              <w:rPr>
+                <w:rFonts w:ascii="Arial" w:hAnsi="Arial" w:cs="Arial"/>
+                <w:bCs/>
+                <w:sz w:val="20"/>
+                <w:lang w:val="en-US"/>
+              </w:rPr>
+              <w:t>Realm : Linux PAM standard authentication </w:t>
             </w:r>
           </w:p>
           <w:p>
@@ -6750,15 +6571,17 @@
                 <w:rFonts w:ascii="Arial" w:hAnsi="Arial" w:cs="Arial"/>
                 <w:bCs/>
                 <w:sz w:val="20"/>
-              </w:rPr>
-            </w:pPr>
-            <w:r>
-              <w:rPr>
-                <w:rFonts w:ascii="Arial" w:hAnsi="Arial" w:cs="Arial"/>
-                <w:bCs/>
-                <w:sz w:val="20"/>
-              </w:rPr>
-              <w:t>Utilisateur : LAB\Administrateur</w:t>
+                <w:lang w:val="en-US"/>
+              </w:rPr>
+            </w:pPr>
+            <w:r>
+              <w:rPr>
+                <w:rFonts w:ascii="Arial" w:hAnsi="Arial" w:cs="Arial"/>
+                <w:bCs/>
+                <w:sz w:val="20"/>
+                <w:lang w:val="en-US"/>
+              </w:rPr>
+              <w:t>Language English </w:t>
             </w:r>
           </w:p>
           <w:p>
@@ -6777,7 +6600,7 @@
                 <w:bCs/>
                 <w:sz w:val="20"/>
               </w:rPr>
-              <w:t>Mot de passe : T3ch92750@ci</w:t>
+              <w:t>2FA sur téléphone, en cas de secours voici le secret : BVUQM6XIDNTWXHK3U6OJVXXAG4AHSQ3M</w:t>
             </w:r>
           </w:p>
           <w:p>
@@ -6807,23 +6630,7 @@
                 <w:bCs/>
                 <w:sz w:val="20"/>
               </w:rPr>
-              <w:t>Accès à SRV-FICHIERS</w:t>
-            </w:r>
-            <w:r>
-              <w:rPr>
-                <w:rFonts w:ascii="Arial" w:hAnsi="Arial" w:cs="Arial"/>
-                <w:bCs/>
-                <w:sz w:val="20"/>
-              </w:rPr>
-              <w:t>, Windows Server 2025</w:t>
-            </w:r>
-            <w:r>
-              <w:rPr>
-                <w:rFonts w:ascii="Arial" w:hAnsi="Arial" w:cs="Arial"/>
-                <w:bCs/>
-                <w:sz w:val="20"/>
-              </w:rPr>
-              <w:t xml:space="preserve"> : </w:t>
+              <w:t>Accès à SRV-AD , Windows Server 2025 avec Active Directory :</w:t>
             </w:r>
           </w:p>
           <w:p>
@@ -6842,7 +6649,7 @@
                 <w:bCs/>
                 <w:sz w:val="20"/>
               </w:rPr>
-              <w:t>LAB\Administrateur</w:t>
+              <w:t>Utilisateur : LAB\Administrateur</w:t>
             </w:r>
           </w:p>
           <w:p>
@@ -6861,7 +6668,7 @@
                 <w:bCs/>
                 <w:sz w:val="20"/>
               </w:rPr>
-              <w:t>T3ch92750@ci</w:t>
+              <w:t>Mot de passe : T3ch92750@ci</w:t>
             </w:r>
           </w:p>
           <w:p>
@@ -6891,15 +6698,15 @@
                 <w:bCs/>
                 <w:sz w:val="20"/>
               </w:rPr>
-              <w:t>Accès à DEBIAN-GLPI</w:t>
-            </w:r>
-            <w:r>
-              <w:rPr>
-                <w:rFonts w:ascii="Arial" w:hAnsi="Arial" w:cs="Arial"/>
-                <w:bCs/>
-                <w:sz w:val="20"/>
-              </w:rPr>
-              <w:t>, Debian 13</w:t>
+              <w:t>Accès à SRV-FICHIERS</w:t>
+            </w:r>
+            <w:r>
+              <w:rPr>
+                <w:rFonts w:ascii="Arial" w:hAnsi="Arial" w:cs="Arial"/>
+                <w:bCs/>
+                <w:sz w:val="20"/>
+              </w:rPr>
+              <w:t>, Windows Server 2025</w:t>
             </w:r>
             <w:r>
               <w:rPr>
@@ -6926,15 +6733,7 @@
                 <w:bCs/>
                 <w:sz w:val="20"/>
               </w:rPr>
-              <w:t xml:space="preserve">Utilisateur : </w:t>
-            </w:r>
-            <w:r>
-              <w:rPr>
-                <w:rFonts w:ascii="Arial" w:hAnsi="Arial" w:cs="Arial"/>
-                <w:bCs/>
-                <w:sz w:val="20"/>
-              </w:rPr>
-              <w:t>Adrien </w:t>
+              <w:t>LAB\Administrateur</w:t>
             </w:r>
           </w:p>
           <w:p>
@@ -6953,25 +6752,7 @@
                 <w:bCs/>
                 <w:sz w:val="20"/>
               </w:rPr>
-              <w:t xml:space="preserve">Mot de passe : </w:t>
-            </w:r>
-            <w:proofErr w:type="spellStart"/>
-            <w:r>
-              <w:rPr>
-                <w:rFonts w:ascii="Arial" w:hAnsi="Arial" w:cs="Arial"/>
-                <w:bCs/>
-                <w:sz w:val="20"/>
-              </w:rPr>
-              <w:t>adrien</w:t>
-            </w:r>
-            <w:proofErr w:type="spellEnd"/>
-            <w:r>
-              <w:rPr>
-                <w:rFonts w:ascii="Arial" w:hAnsi="Arial" w:cs="Arial"/>
-                <w:bCs/>
-                <w:sz w:val="20"/>
-              </w:rPr>
-              <w:t> </w:t>
+              <w:t>T3ch92750@ci</w:t>
             </w:r>
           </w:p>
           <w:p>
@@ -6993,17 +6774,31 @@
                 <w:rFonts w:ascii="Arial" w:hAnsi="Arial" w:cs="Arial"/>
                 <w:bCs/>
                 <w:sz w:val="20"/>
-                <w:u w:val="single"/>
-              </w:rPr>
-            </w:pPr>
-            <w:r>
-              <w:rPr>
-                <w:rFonts w:ascii="Arial" w:hAnsi="Arial" w:cs="Arial"/>
-                <w:bCs/>
-                <w:sz w:val="20"/>
-                <w:u w:val="single"/>
-              </w:rPr>
-              <w:t>Accès à la documentation du projet : </w:t>
+              </w:rPr>
+            </w:pPr>
+            <w:r>
+              <w:rPr>
+                <w:rFonts w:ascii="Arial" w:hAnsi="Arial" w:cs="Arial"/>
+                <w:bCs/>
+                <w:sz w:val="20"/>
+              </w:rPr>
+              <w:t>Accès à DEBIAN-GLPI</w:t>
+            </w:r>
+            <w:r>
+              <w:rPr>
+                <w:rFonts w:ascii="Arial" w:hAnsi="Arial" w:cs="Arial"/>
+                <w:bCs/>
+                <w:sz w:val="20"/>
+              </w:rPr>
+              <w:t>, Debian 13</w:t>
+            </w:r>
+            <w:r>
+              <w:rPr>
+                <w:rFonts w:ascii="Arial" w:hAnsi="Arial" w:cs="Arial"/>
+                <w:bCs/>
+                <w:sz w:val="20"/>
+              </w:rPr>
+              <w:t xml:space="preserve"> : </w:t>
             </w:r>
           </w:p>
           <w:p>
@@ -7014,9 +6809,24 @@
                 <w:rFonts w:ascii="Arial" w:hAnsi="Arial" w:cs="Arial"/>
                 <w:bCs/>
                 <w:sz w:val="20"/>
-                <w:u w:val="single"/>
-              </w:rPr>
-            </w:pPr>
+              </w:rPr>
+            </w:pPr>
+            <w:r>
+              <w:rPr>
+                <w:rFonts w:ascii="Arial" w:hAnsi="Arial" w:cs="Arial"/>
+                <w:bCs/>
+                <w:sz w:val="20"/>
+              </w:rPr>
+              <w:t xml:space="preserve">Utilisateur : </w:t>
+            </w:r>
+            <w:r>
+              <w:rPr>
+                <w:rFonts w:ascii="Arial" w:hAnsi="Arial" w:cs="Arial"/>
+                <w:bCs/>
+                <w:sz w:val="20"/>
+              </w:rPr>
+              <w:t>Adrien </w:t>
+            </w:r>
           </w:p>
           <w:p>
             <w:pPr>
@@ -7024,33 +6834,35 @@
               <w:jc w:val="both"/>
               <w:rPr>
                 <w:rFonts w:ascii="Arial" w:hAnsi="Arial" w:cs="Arial"/>
-                <w:b/>
-                <w:sz w:val="20"/>
-              </w:rPr>
-            </w:pPr>
-            <w:r>
-              <w:rPr>
-                <w:rFonts w:ascii="Arial" w:hAnsi="Arial" w:cs="Arial"/>
-                <w:b/>
-                <w:sz w:val="20"/>
-              </w:rPr>
-              <w:t xml:space="preserve">Livrable Projet Réalisation </w:t>
-            </w:r>
-            <w:r>
-              <w:rPr>
-                <w:rFonts w:ascii="Arial" w:hAnsi="Arial" w:cs="Arial"/>
-                <w:b/>
-                <w:sz w:val="20"/>
-              </w:rPr>
-              <w:t>2 Système</w:t>
-            </w:r>
-            <w:r>
-              <w:rPr>
-                <w:rFonts w:ascii="Arial" w:hAnsi="Arial" w:cs="Arial"/>
-                <w:b/>
-                <w:sz w:val="20"/>
-              </w:rPr>
-              <w:t xml:space="preserve"> :</w:t>
+                <w:bCs/>
+                <w:sz w:val="20"/>
+              </w:rPr>
+            </w:pPr>
+            <w:r>
+              <w:rPr>
+                <w:rFonts w:ascii="Arial" w:hAnsi="Arial" w:cs="Arial"/>
+                <w:bCs/>
+                <w:sz w:val="20"/>
+              </w:rPr>
+              <w:t xml:space="preserve">Mot de passe : </w:t>
+            </w:r>
+            <w:proofErr w:type="spellStart"/>
+            <w:r>
+              <w:rPr>
+                <w:rFonts w:ascii="Arial" w:hAnsi="Arial" w:cs="Arial"/>
+                <w:bCs/>
+                <w:sz w:val="20"/>
+              </w:rPr>
+              <w:t>adrien</w:t>
+            </w:r>
+            <w:proofErr w:type="spellEnd"/>
+            <w:r>
+              <w:rPr>
+                <w:rFonts w:ascii="Arial" w:hAnsi="Arial" w:cs="Arial"/>
+                <w:bCs/>
+                <w:sz w:val="20"/>
+              </w:rPr>
+              <w:t> </w:t>
             </w:r>
           </w:p>
           <w:p>
@@ -7063,22 +6875,6 @@
                 <w:sz w:val="20"/>
               </w:rPr>
             </w:pPr>
-            <w:r>
-              <w:rPr>
-                <w:rFonts w:ascii="Arial" w:hAnsi="Arial" w:cs="Arial"/>
-                <w:b/>
-                <w:sz w:val="20"/>
-              </w:rPr>
-              <w:t xml:space="preserve"> </w:t>
-            </w:r>
-            <w:r>
-              <w:rPr>
-                <w:rFonts w:ascii="Arial" w:hAnsi="Arial" w:cs="Arial"/>
-                <w:bCs/>
-                <w:sz w:val="20"/>
-              </w:rPr>
-              <w:t>https://github.com/adriendemange/DEMANGE/blob/main/Projet_NetCorp_BTS_Adrien_D/RealisationSysteme/netcorp_systeme_documentation.docx</w:t>
-            </w:r>
           </w:p>
           <w:p>
             <w:pPr>
@@ -7086,10 +6882,28 @@
               <w:jc w:val="both"/>
               <w:rPr>
                 <w:rFonts w:ascii="Arial" w:hAnsi="Arial" w:cs="Arial"/>
-                <w:b/>
-                <w:sz w:val="20"/>
-              </w:rPr>
-            </w:pPr>
+                <w:bCs/>
+                <w:sz w:val="20"/>
+                <w:u w:val="single"/>
+              </w:rPr>
+            </w:pPr>
+            <w:r>
+              <w:rPr>
+                <w:rFonts w:ascii="Arial" w:hAnsi="Arial" w:cs="Arial"/>
+                <w:bCs/>
+                <w:sz w:val="20"/>
+                <w:u w:val="single"/>
+              </w:rPr>
+              <w:t xml:space="preserve">Accès à la documentation du projet </w:t>
+            </w:r>
+            <w:r>
+              <w:rPr>
+                <w:rFonts w:ascii="Arial" w:hAnsi="Arial" w:cs="Arial"/>
+                <w:bCs/>
+                <w:sz w:val="20"/>
+              </w:rPr>
+              <w:t>: </w:t>
+            </w:r>
           </w:p>
           <w:p>
             <w:pPr>
@@ -7099,6 +6913,7 @@
                 <w:rFonts w:ascii="Arial" w:hAnsi="Arial" w:cs="Arial"/>
                 <w:bCs/>
                 <w:sz w:val="20"/>
+                <w:u w:val="single"/>
               </w:rPr>
             </w:pPr>
           </w:p>
@@ -7118,7 +6933,91 @@
                 <w:b/>
                 <w:sz w:val="20"/>
               </w:rPr>
-              <w:t xml:space="preserve">Schéma réseau de l’infrastructure : </w:t>
+              <w:t xml:space="preserve">Livrable Projet Réalisation </w:t>
+            </w:r>
+            <w:r>
+              <w:rPr>
+                <w:rFonts w:ascii="Arial" w:hAnsi="Arial" w:cs="Arial"/>
+                <w:b/>
+                <w:sz w:val="20"/>
+              </w:rPr>
+              <w:t>2 Système</w:t>
+            </w:r>
+            <w:r>
+              <w:rPr>
+                <w:rFonts w:ascii="Arial" w:hAnsi="Arial" w:cs="Arial"/>
+                <w:b/>
+                <w:sz w:val="20"/>
+              </w:rPr>
+              <w:t xml:space="preserve"> :</w:t>
+            </w:r>
+          </w:p>
+          <w:p>
+            <w:pPr>
+              <w:snapToGrid w:val="0"/>
+              <w:jc w:val="both"/>
+              <w:rPr>
+                <w:rFonts w:ascii="Arial" w:hAnsi="Arial" w:cs="Arial"/>
+                <w:bCs/>
+                <w:sz w:val="20"/>
+              </w:rPr>
+            </w:pPr>
+            <w:r>
+              <w:rPr>
+                <w:rFonts w:ascii="Arial" w:hAnsi="Arial" w:cs="Arial"/>
+                <w:b/>
+                <w:sz w:val="20"/>
+              </w:rPr>
+              <w:t xml:space="preserve"> </w:t>
+            </w:r>
+            <w:r>
+              <w:rPr>
+                <w:rFonts w:ascii="Arial" w:hAnsi="Arial" w:cs="Arial"/>
+                <w:bCs/>
+                <w:sz w:val="20"/>
+              </w:rPr>
+              <w:t>https://github.com/adriendemange/DEMANGE/blob/main/Projet_NetCorp_BTS_Adrien_D/RealisationSysteme/netcorp_systeme_documentation.docx</w:t>
+            </w:r>
+          </w:p>
+          <w:p>
+            <w:pPr>
+              <w:snapToGrid w:val="0"/>
+              <w:jc w:val="both"/>
+              <w:rPr>
+                <w:rFonts w:ascii="Arial" w:hAnsi="Arial" w:cs="Arial"/>
+                <w:b/>
+                <w:sz w:val="20"/>
+              </w:rPr>
+            </w:pPr>
+          </w:p>
+          <w:p>
+            <w:pPr>
+              <w:snapToGrid w:val="0"/>
+              <w:jc w:val="both"/>
+              <w:rPr>
+                <w:rFonts w:ascii="Arial" w:hAnsi="Arial" w:cs="Arial"/>
+                <w:bCs/>
+                <w:sz w:val="20"/>
+              </w:rPr>
+            </w:pPr>
+          </w:p>
+          <w:p>
+            <w:pPr>
+              <w:snapToGrid w:val="0"/>
+              <w:jc w:val="both"/>
+              <w:rPr>
+                <w:rFonts w:ascii="Arial" w:hAnsi="Arial" w:cs="Arial"/>
+                <w:b/>
+                <w:sz w:val="20"/>
+              </w:rPr>
+            </w:pPr>
+            <w:r>
+              <w:rPr>
+                <w:rFonts w:ascii="Arial" w:hAnsi="Arial" w:cs="Arial"/>
+                <w:b/>
+                <w:sz w:val="20"/>
+              </w:rPr>
+              <w:t xml:space="preserve">Schéma réseau </w:t>
             </w:r>
           </w:p>
           <w:p>
@@ -7431,6 +7330,2121 @@
             <w:tcBorders>
               <w:top w:val="single" w:sz="4" w:space="0" w:color="000000"/>
               <w:left w:val="single" w:sz="4" w:space="0" w:color="000000"/>
+              <w:bottom w:val="single" w:sz="4" w:space="0" w:color="000000"/>
+              <w:right w:val="single" w:sz="4" w:space="0" w:color="000000"/>
+            </w:tcBorders>
+            <w:vAlign w:val="center"/>
+          </w:tcPr>
+          <w:p>
+            <w:pPr>
+              <w:snapToGrid w:val="0"/>
+              <w:spacing w:line="276" w:lineRule="auto"/>
+              <w:rPr>
+                <w:rFonts w:ascii="Arial" w:hAnsi="Arial" w:cs="Arial"/>
+                <w:bCs/>
+                <w:sz w:val="20"/>
+                <w:szCs w:val="20"/>
+              </w:rPr>
+            </w:pPr>
+            <w:r>
+              <w:rPr>
+                <w:rFonts w:ascii="Arial" w:hAnsi="Arial" w:cs="Arial"/>
+                <w:b/>
+                <w:sz w:val="20"/>
+                <w:szCs w:val="20"/>
+              </w:rPr>
+              <w:lastRenderedPageBreak/>
+              <w:t xml:space="preserve">Descriptif de la </w:t>
+            </w:r>
+            <w:r>
+              <w:rPr>
+                <w:rFonts w:ascii="Arial" w:hAnsi="Arial" w:cs="Arial"/>
+                <w:b/>
+                <w:sz w:val="20"/>
+                <w:szCs w:val="20"/>
+              </w:rPr>
+              <w:t>réalisation</w:t>
+            </w:r>
+            <w:r>
+              <w:rPr>
+                <w:rFonts w:ascii="Arial" w:hAnsi="Arial" w:cs="Arial"/>
+                <w:b/>
+                <w:sz w:val="20"/>
+                <w:szCs w:val="20"/>
+              </w:rPr>
+              <w:t xml:space="preserve"> </w:t>
+            </w:r>
+            <w:r>
+              <w:rPr>
+                <w:rFonts w:ascii="Arial" w:hAnsi="Arial" w:cs="Arial"/>
+                <w:b/>
+                <w:sz w:val="20"/>
+                <w:szCs w:val="20"/>
+              </w:rPr>
+              <w:t>professionnelle</w:t>
+            </w:r>
+            <w:r>
+              <w:rPr>
+                <w:rFonts w:ascii="Arial" w:hAnsi="Arial" w:cs="Arial"/>
+                <w:b/>
+                <w:sz w:val="20"/>
+                <w:szCs w:val="20"/>
+              </w:rPr>
+              <w:t>,</w:t>
+            </w:r>
+            <w:r>
+              <w:rPr>
+                <w:rFonts w:ascii="Arial" w:hAnsi="Arial" w:cs="Arial"/>
+                <w:b/>
+                <w:sz w:val="20"/>
+                <w:szCs w:val="20"/>
+              </w:rPr>
+              <w:t xml:space="preserve"> y compris l</w:t>
+            </w:r>
+            <w:r>
+              <w:rPr>
+                <w:rFonts w:ascii="Arial" w:hAnsi="Arial" w:cs="Arial"/>
+                <w:b/>
+                <w:sz w:val="20"/>
+                <w:szCs w:val="20"/>
+              </w:rPr>
+              <w:t>es productions réalisées</w:t>
+            </w:r>
+            <w:r>
+              <w:rPr>
+                <w:rFonts w:ascii="Arial" w:hAnsi="Arial" w:cs="Arial"/>
+                <w:b/>
+                <w:sz w:val="20"/>
+                <w:szCs w:val="20"/>
+              </w:rPr>
+              <w:t xml:space="preserve"> et</w:t>
+            </w:r>
+            <w:r>
+              <w:rPr>
+                <w:rFonts w:ascii="Arial" w:hAnsi="Arial" w:cs="Arial"/>
+                <w:b/>
+                <w:sz w:val="20"/>
+                <w:szCs w:val="20"/>
+              </w:rPr>
+              <w:t xml:space="preserve"> schémas explicatifs</w:t>
+            </w:r>
+          </w:p>
+          <w:p>
+            <w:pPr>
+              <w:snapToGrid w:val="0"/>
+              <w:spacing w:line="276" w:lineRule="auto"/>
+              <w:rPr>
+                <w:rFonts w:ascii="Arial" w:hAnsi="Arial"/>
+                <w:bCs/>
+                <w:sz w:val="20"/>
+                <w:szCs w:val="20"/>
+              </w:rPr>
+            </w:pPr>
+          </w:p>
+          <w:p>
+            <w:pPr>
+              <w:snapToGrid w:val="0"/>
+              <w:spacing w:line="276" w:lineRule="auto"/>
+              <w:jc w:val="center"/>
+              <w:rPr>
+                <w:rFonts w:ascii="Arial" w:hAnsi="Arial"/>
+                <w:bCs/>
+                <w:sz w:val="20"/>
+                <w:szCs w:val="20"/>
+              </w:rPr>
+            </w:pPr>
+            <w:r>
+              <w:rPr>
+                <w:rFonts w:ascii="Arial" w:hAnsi="Arial"/>
+                <w:bCs/>
+                <w:noProof/>
+                <w:sz w:val="20"/>
+                <w:szCs w:val="20"/>
+              </w:rPr>
+              <w:drawing>
+                <wp:inline distT="0" distB="0" distL="0" distR="0" wp14:anchorId="790EDD61" wp14:editId="4A4FBE22">
+                  <wp:extent cx="6049345" cy="3756660"/>
+                  <wp:effectExtent l="0" t="0" r="8890" b="0"/>
+                  <wp:docPr id="1220720014" name="Picture 1"/>
+                  <wp:cNvGraphicFramePr>
+                    <a:graphicFrameLocks xmlns:a="http://schemas.openxmlformats.org/drawingml/2006/main" noChangeAspect="1"/>
+                  </wp:cNvGraphicFramePr>
+                  <a:graphic xmlns:a="http://schemas.openxmlformats.org/drawingml/2006/main">
+                    <a:graphicData uri="http://schemas.openxmlformats.org/drawingml/2006/picture">
+                      <pic:pic xmlns:pic="http://schemas.openxmlformats.org/drawingml/2006/picture">
+                        <pic:nvPicPr>
+                          <pic:cNvPr id="1220720014" name=""/>
+                          <pic:cNvPicPr/>
+                        </pic:nvPicPr>
+                        <pic:blipFill>
+                          <a:blip r:embed="rId11"/>
+                          <a:stretch>
+                            <a:fillRect/>
+                          </a:stretch>
+                        </pic:blipFill>
+                        <pic:spPr>
+                          <a:xfrm>
+                            <a:off x="0" y="0"/>
+                            <a:ext cx="6052691" cy="3758738"/>
+                          </a:xfrm>
+                          <a:prstGeom prst="rect">
+                            <a:avLst/>
+                          </a:prstGeom>
+                        </pic:spPr>
+                      </pic:pic>
+                    </a:graphicData>
+                  </a:graphic>
+                </wp:inline>
+              </w:drawing>
+            </w:r>
+          </w:p>
+          <w:p>
+            <w:pPr>
+              <w:snapToGrid w:val="0"/>
+              <w:spacing w:line="276" w:lineRule="auto"/>
+              <w:rPr>
+                <w:rFonts w:ascii="Arial" w:hAnsi="Arial"/>
+                <w:bCs/>
+                <w:sz w:val="20"/>
+                <w:szCs w:val="20"/>
+              </w:rPr>
+            </w:pPr>
+          </w:p>
+          <w:p>
+            <w:pPr>
+              <w:snapToGrid w:val="0"/>
+              <w:spacing w:line="276" w:lineRule="auto"/>
+              <w:rPr>
+                <w:rFonts w:ascii="Arial" w:hAnsi="Arial"/>
+                <w:bCs/>
+                <w:sz w:val="20"/>
+                <w:szCs w:val="20"/>
+              </w:rPr>
+            </w:pPr>
+            <w:r>
+              <w:rPr>
+                <w:rFonts w:ascii="Arial" w:hAnsi="Arial"/>
+                <w:bCs/>
+                <w:sz w:val="20"/>
+                <w:szCs w:val="20"/>
+              </w:rPr>
+              <w:t>Plan d’adressage IP du réseau :</w:t>
+            </w:r>
+          </w:p>
+          <w:p>
+            <w:pPr>
+              <w:snapToGrid w:val="0"/>
+              <w:spacing w:line="276" w:lineRule="auto"/>
+              <w:rPr>
+                <w:rFonts w:ascii="Arial" w:hAnsi="Arial"/>
+                <w:bCs/>
+                <w:sz w:val="20"/>
+                <w:szCs w:val="20"/>
+              </w:rPr>
+            </w:pPr>
+          </w:p>
+          <w:p>
+            <w:pPr>
+              <w:snapToGrid w:val="0"/>
+              <w:spacing w:line="276" w:lineRule="auto"/>
+              <w:jc w:val="center"/>
+              <w:rPr>
+                <w:rFonts w:ascii="Arial" w:hAnsi="Arial"/>
+                <w:bCs/>
+                <w:sz w:val="20"/>
+                <w:szCs w:val="20"/>
+              </w:rPr>
+            </w:pPr>
+            <w:r>
+              <w:rPr>
+                <w:rFonts w:ascii="Arial" w:hAnsi="Arial"/>
+                <w:bCs/>
+                <w:noProof/>
+                <w:sz w:val="20"/>
+                <w:szCs w:val="20"/>
+              </w:rPr>
+              <w:drawing>
+                <wp:inline distT="0" distB="0" distL="0" distR="0" wp14:anchorId="54361236" wp14:editId="39658A38">
+                  <wp:extent cx="6071529" cy="1245175"/>
+                  <wp:effectExtent l="0" t="0" r="5715" b="0"/>
+                  <wp:docPr id="1045735188" name="Picture 1"/>
+                  <wp:cNvGraphicFramePr>
+                    <a:graphicFrameLocks xmlns:a="http://schemas.openxmlformats.org/drawingml/2006/main" noChangeAspect="1"/>
+                  </wp:cNvGraphicFramePr>
+                  <a:graphic xmlns:a="http://schemas.openxmlformats.org/drawingml/2006/main">
+                    <a:graphicData uri="http://schemas.openxmlformats.org/drawingml/2006/picture">
+                      <pic:pic xmlns:pic="http://schemas.openxmlformats.org/drawingml/2006/picture">
+                        <pic:nvPicPr>
+                          <pic:cNvPr id="1045735188" name=""/>
+                          <pic:cNvPicPr/>
+                        </pic:nvPicPr>
+                        <pic:blipFill>
+                          <a:blip r:embed="rId12"/>
+                          <a:stretch>
+                            <a:fillRect/>
+                          </a:stretch>
+                        </pic:blipFill>
+                        <pic:spPr>
+                          <a:xfrm>
+                            <a:off x="0" y="0"/>
+                            <a:ext cx="6103584" cy="1251749"/>
+                          </a:xfrm>
+                          <a:prstGeom prst="rect">
+                            <a:avLst/>
+                          </a:prstGeom>
+                        </pic:spPr>
+                      </pic:pic>
+                    </a:graphicData>
+                  </a:graphic>
+                </wp:inline>
+              </w:drawing>
+            </w:r>
+          </w:p>
+          <w:p>
+            <w:pPr>
+              <w:snapToGrid w:val="0"/>
+              <w:spacing w:line="276" w:lineRule="auto"/>
+              <w:rPr>
+                <w:rFonts w:ascii="Arial" w:hAnsi="Arial"/>
+                <w:bCs/>
+                <w:sz w:val="20"/>
+                <w:szCs w:val="20"/>
+              </w:rPr>
+            </w:pPr>
+          </w:p>
+          <w:p>
+            <w:pPr>
+              <w:snapToGrid w:val="0"/>
+              <w:spacing w:line="276" w:lineRule="auto"/>
+              <w:rPr>
+                <w:rFonts w:ascii="Arial" w:hAnsi="Arial"/>
+                <w:bCs/>
+                <w:sz w:val="20"/>
+                <w:szCs w:val="20"/>
+              </w:rPr>
+            </w:pPr>
+            <w:r>
+              <w:rPr>
+                <w:rFonts w:ascii="Arial" w:hAnsi="Arial"/>
+                <w:bCs/>
+                <w:sz w:val="20"/>
+                <w:szCs w:val="20"/>
+              </w:rPr>
+              <w:t>Création de 3 serveurs :</w:t>
+            </w:r>
+          </w:p>
+          <w:p>
+            <w:pPr>
+              <w:snapToGrid w:val="0"/>
+              <w:spacing w:line="276" w:lineRule="auto"/>
+              <w:rPr>
+                <w:rFonts w:ascii="Arial" w:hAnsi="Arial"/>
+                <w:bCs/>
+                <w:sz w:val="20"/>
+                <w:szCs w:val="20"/>
+              </w:rPr>
+            </w:pPr>
+          </w:p>
+          <w:p>
+            <w:pPr>
+              <w:snapToGrid w:val="0"/>
+              <w:spacing w:line="276" w:lineRule="auto"/>
+              <w:rPr>
+                <w:rFonts w:ascii="Arial" w:hAnsi="Arial"/>
+                <w:bCs/>
+                <w:sz w:val="20"/>
+                <w:szCs w:val="20"/>
+              </w:rPr>
+            </w:pPr>
+            <w:r>
+              <w:rPr>
+                <w:rFonts w:ascii="Arial" w:hAnsi="Arial"/>
+                <w:bCs/>
+                <w:sz w:val="20"/>
+                <w:szCs w:val="20"/>
+              </w:rPr>
+              <w:t xml:space="preserve">SRV-AD : </w:t>
+            </w:r>
+          </w:p>
+          <w:p>
+            <w:pPr>
+              <w:pStyle w:val="ListParagraph"/>
+              <w:numPr>
+                <w:ilvl w:val="0"/>
+                <w:numId w:val="11"/>
+              </w:numPr>
+              <w:snapToGrid w:val="0"/>
+              <w:spacing w:line="276" w:lineRule="auto"/>
+              <w:rPr>
+                <w:rFonts w:ascii="Arial" w:hAnsi="Arial"/>
+                <w:bCs/>
+                <w:sz w:val="20"/>
+                <w:szCs w:val="20"/>
+              </w:rPr>
+            </w:pPr>
+            <w:r>
+              <w:rPr>
+                <w:rFonts w:ascii="Arial" w:hAnsi="Arial"/>
+                <w:bCs/>
+                <w:sz w:val="20"/>
+                <w:szCs w:val="20"/>
+              </w:rPr>
+              <w:t xml:space="preserve">Installation du rôle Active Directory avec le domaine </w:t>
+            </w:r>
+            <w:proofErr w:type="spellStart"/>
+            <w:r>
+              <w:rPr>
+                <w:rFonts w:ascii="Arial" w:hAnsi="Arial"/>
+                <w:bCs/>
+                <w:sz w:val="20"/>
+                <w:szCs w:val="20"/>
+              </w:rPr>
+              <w:t>LAB.local</w:t>
+            </w:r>
+            <w:proofErr w:type="spellEnd"/>
+            <w:r>
+              <w:rPr>
+                <w:rFonts w:ascii="Arial" w:hAnsi="Arial"/>
+                <w:bCs/>
+                <w:sz w:val="20"/>
+                <w:szCs w:val="20"/>
+              </w:rPr>
+              <w:t>.</w:t>
+            </w:r>
+          </w:p>
+          <w:p>
+            <w:pPr>
+              <w:pStyle w:val="ListParagraph"/>
+              <w:numPr>
+                <w:ilvl w:val="0"/>
+                <w:numId w:val="11"/>
+              </w:numPr>
+              <w:snapToGrid w:val="0"/>
+              <w:spacing w:line="276" w:lineRule="auto"/>
+              <w:rPr>
+                <w:rFonts w:ascii="Arial" w:hAnsi="Arial"/>
+                <w:bCs/>
+                <w:sz w:val="20"/>
+                <w:szCs w:val="20"/>
+              </w:rPr>
+            </w:pPr>
+            <w:r>
+              <w:rPr>
+                <w:rFonts w:ascii="Arial" w:hAnsi="Arial"/>
+                <w:bCs/>
+                <w:sz w:val="20"/>
+                <w:szCs w:val="20"/>
+              </w:rPr>
+              <w:t xml:space="preserve">Création de 3 </w:t>
+            </w:r>
+            <w:proofErr w:type="spellStart"/>
+            <w:r>
+              <w:rPr>
+                <w:rFonts w:ascii="Arial" w:hAnsi="Arial"/>
+                <w:bCs/>
+                <w:sz w:val="20"/>
+                <w:szCs w:val="20"/>
+              </w:rPr>
+              <w:t>OUs</w:t>
+            </w:r>
+            <w:proofErr w:type="spellEnd"/>
+            <w:r>
+              <w:rPr>
+                <w:rFonts w:ascii="Arial" w:hAnsi="Arial"/>
+                <w:bCs/>
+                <w:sz w:val="20"/>
+                <w:szCs w:val="20"/>
+              </w:rPr>
+              <w:t> : RH – Direction – IT</w:t>
+            </w:r>
+          </w:p>
+          <w:p>
+            <w:pPr>
+              <w:pStyle w:val="ListParagraph"/>
+              <w:numPr>
+                <w:ilvl w:val="0"/>
+                <w:numId w:val="11"/>
+              </w:numPr>
+              <w:snapToGrid w:val="0"/>
+              <w:spacing w:line="276" w:lineRule="auto"/>
+              <w:rPr>
+                <w:rFonts w:ascii="Arial" w:hAnsi="Arial"/>
+                <w:bCs/>
+                <w:sz w:val="20"/>
+                <w:szCs w:val="20"/>
+              </w:rPr>
+            </w:pPr>
+            <w:r>
+              <w:rPr>
+                <w:rFonts w:ascii="Arial" w:hAnsi="Arial"/>
+                <w:bCs/>
+                <w:sz w:val="20"/>
+                <w:szCs w:val="20"/>
+              </w:rPr>
+              <w:t xml:space="preserve">Création de GPOs : </w:t>
+            </w:r>
+          </w:p>
+          <w:p>
+            <w:pPr>
+              <w:pStyle w:val="ListParagraph"/>
+              <w:numPr>
+                <w:ilvl w:val="0"/>
+                <w:numId w:val="14"/>
+              </w:numPr>
+              <w:snapToGrid w:val="0"/>
+              <w:spacing w:line="276" w:lineRule="auto"/>
+              <w:rPr>
+                <w:rFonts w:ascii="Arial" w:hAnsi="Arial"/>
+                <w:bCs/>
+                <w:sz w:val="20"/>
+                <w:szCs w:val="20"/>
+              </w:rPr>
+            </w:pPr>
+            <w:r>
+              <w:rPr>
+                <w:rFonts w:ascii="Arial" w:hAnsi="Arial"/>
+                <w:bCs/>
+                <w:sz w:val="20"/>
+                <w:szCs w:val="20"/>
+              </w:rPr>
+              <w:t xml:space="preserve">Afficher les lecteurs réseaux correspondant à l’OU de l’utilisateur </w:t>
+            </w:r>
+          </w:p>
+          <w:p>
+            <w:pPr>
+              <w:pStyle w:val="ListParagraph"/>
+              <w:numPr>
+                <w:ilvl w:val="0"/>
+                <w:numId w:val="14"/>
+              </w:numPr>
+              <w:snapToGrid w:val="0"/>
+              <w:spacing w:line="276" w:lineRule="auto"/>
+              <w:rPr>
+                <w:rFonts w:ascii="Arial" w:hAnsi="Arial"/>
+                <w:bCs/>
+                <w:sz w:val="20"/>
+                <w:szCs w:val="20"/>
+              </w:rPr>
+            </w:pPr>
+            <w:r>
+              <w:rPr>
+                <w:rFonts w:ascii="Arial" w:hAnsi="Arial"/>
+                <w:bCs/>
+                <w:sz w:val="20"/>
+                <w:szCs w:val="20"/>
+              </w:rPr>
+              <w:t xml:space="preserve">Configurer le fond d’écran par défaut de </w:t>
+            </w:r>
+            <w:proofErr w:type="spellStart"/>
+            <w:r>
+              <w:rPr>
+                <w:rFonts w:ascii="Arial" w:hAnsi="Arial"/>
+                <w:bCs/>
+                <w:sz w:val="20"/>
+                <w:szCs w:val="20"/>
+              </w:rPr>
+              <w:t>NetCorp</w:t>
+            </w:r>
+            <w:proofErr w:type="spellEnd"/>
+          </w:p>
+          <w:p>
+            <w:pPr>
+              <w:pStyle w:val="ListParagraph"/>
+              <w:numPr>
+                <w:ilvl w:val="0"/>
+                <w:numId w:val="14"/>
+              </w:numPr>
+              <w:snapToGrid w:val="0"/>
+              <w:spacing w:line="276" w:lineRule="auto"/>
+              <w:rPr>
+                <w:rFonts w:ascii="Arial" w:hAnsi="Arial"/>
+                <w:bCs/>
+                <w:sz w:val="20"/>
+                <w:szCs w:val="20"/>
+              </w:rPr>
+            </w:pPr>
+            <w:r>
+              <w:rPr>
+                <w:rFonts w:ascii="Arial" w:hAnsi="Arial"/>
+                <w:bCs/>
+                <w:sz w:val="20"/>
+                <w:szCs w:val="20"/>
+              </w:rPr>
+              <w:t>Configurer la taille minimum d’un mot de passe à 10 caractères</w:t>
+            </w:r>
+          </w:p>
+          <w:p>
+            <w:pPr>
+              <w:pStyle w:val="ListParagraph"/>
+              <w:numPr>
+                <w:ilvl w:val="0"/>
+                <w:numId w:val="14"/>
+              </w:numPr>
+              <w:snapToGrid w:val="0"/>
+              <w:spacing w:line="276" w:lineRule="auto"/>
+              <w:rPr>
+                <w:rFonts w:ascii="Arial" w:hAnsi="Arial"/>
+                <w:bCs/>
+                <w:sz w:val="20"/>
+                <w:szCs w:val="20"/>
+              </w:rPr>
+            </w:pPr>
+            <w:r>
+              <w:rPr>
+                <w:rFonts w:ascii="Arial" w:hAnsi="Arial"/>
+                <w:bCs/>
+                <w:sz w:val="20"/>
+                <w:szCs w:val="20"/>
+              </w:rPr>
+              <w:t>Installation de GLPI avec les paramètres du serveur DEBIAN-GLPI</w:t>
+            </w:r>
+          </w:p>
+          <w:p>
+            <w:pPr>
+              <w:pStyle w:val="ListParagraph"/>
+              <w:numPr>
+                <w:ilvl w:val="0"/>
+                <w:numId w:val="11"/>
+              </w:numPr>
+              <w:snapToGrid w:val="0"/>
+              <w:spacing w:line="276" w:lineRule="auto"/>
+              <w:rPr>
+                <w:rFonts w:ascii="Arial" w:hAnsi="Arial"/>
+                <w:bCs/>
+                <w:sz w:val="20"/>
+                <w:szCs w:val="20"/>
+              </w:rPr>
+            </w:pPr>
+            <w:r>
+              <w:rPr>
+                <w:rFonts w:ascii="Arial" w:hAnsi="Arial"/>
+                <w:bCs/>
+                <w:sz w:val="20"/>
+                <w:szCs w:val="20"/>
+              </w:rPr>
+              <w:t>Sauvegarde du serveur effectuée avec l’outil Windows</w:t>
+            </w:r>
+          </w:p>
+          <w:p>
+            <w:pPr>
+              <w:snapToGrid w:val="0"/>
+              <w:spacing w:line="276" w:lineRule="auto"/>
+              <w:ind w:left="360"/>
+              <w:rPr>
+                <w:rFonts w:ascii="Arial" w:hAnsi="Arial"/>
+                <w:bCs/>
+                <w:sz w:val="20"/>
+                <w:szCs w:val="20"/>
+              </w:rPr>
+            </w:pPr>
+          </w:p>
+          <w:p>
+            <w:pPr>
+              <w:snapToGrid w:val="0"/>
+              <w:spacing w:line="276" w:lineRule="auto"/>
+              <w:rPr>
+                <w:rFonts w:ascii="Arial" w:hAnsi="Arial"/>
+                <w:bCs/>
+                <w:sz w:val="20"/>
+                <w:szCs w:val="20"/>
+              </w:rPr>
+            </w:pPr>
+            <w:r>
+              <w:rPr>
+                <w:rFonts w:ascii="Arial" w:hAnsi="Arial"/>
+                <w:bCs/>
+                <w:sz w:val="20"/>
+                <w:szCs w:val="20"/>
+              </w:rPr>
+              <w:t xml:space="preserve">SRV-FICHIERS : </w:t>
+            </w:r>
+          </w:p>
+          <w:p>
+            <w:pPr>
+              <w:pStyle w:val="ListParagraph"/>
+              <w:numPr>
+                <w:ilvl w:val="0"/>
+                <w:numId w:val="11"/>
+              </w:numPr>
+              <w:snapToGrid w:val="0"/>
+              <w:spacing w:line="276" w:lineRule="auto"/>
+              <w:rPr>
+                <w:rFonts w:ascii="Arial" w:hAnsi="Arial"/>
+                <w:bCs/>
+                <w:sz w:val="20"/>
+                <w:szCs w:val="20"/>
+              </w:rPr>
+            </w:pPr>
+            <w:r>
+              <w:rPr>
+                <w:rFonts w:ascii="Arial" w:hAnsi="Arial"/>
+                <w:bCs/>
+                <w:sz w:val="20"/>
+                <w:szCs w:val="20"/>
+              </w:rPr>
+              <w:t xml:space="preserve">Installation du rôle en tant que DC Secondaire </w:t>
+            </w:r>
+          </w:p>
+          <w:p>
+            <w:pPr>
+              <w:pStyle w:val="ListParagraph"/>
+              <w:numPr>
+                <w:ilvl w:val="0"/>
+                <w:numId w:val="11"/>
+              </w:numPr>
+              <w:snapToGrid w:val="0"/>
+              <w:spacing w:line="276" w:lineRule="auto"/>
+              <w:rPr>
+                <w:rFonts w:ascii="Arial" w:hAnsi="Arial"/>
+                <w:bCs/>
+                <w:sz w:val="20"/>
+                <w:szCs w:val="20"/>
+              </w:rPr>
+            </w:pPr>
+            <w:r>
+              <w:rPr>
+                <w:rFonts w:ascii="Arial" w:hAnsi="Arial"/>
+                <w:bCs/>
+                <w:sz w:val="20"/>
+                <w:szCs w:val="20"/>
+              </w:rPr>
+              <w:t xml:space="preserve">Configuration du partage de fichiers : </w:t>
+            </w:r>
+          </w:p>
+          <w:p>
+            <w:pPr>
+              <w:pStyle w:val="ListParagraph"/>
+              <w:numPr>
+                <w:ilvl w:val="0"/>
+                <w:numId w:val="14"/>
+              </w:numPr>
+              <w:snapToGrid w:val="0"/>
+              <w:spacing w:line="276" w:lineRule="auto"/>
+              <w:rPr>
+                <w:rFonts w:ascii="Arial" w:hAnsi="Arial"/>
+                <w:bCs/>
+                <w:sz w:val="20"/>
+                <w:szCs w:val="20"/>
+              </w:rPr>
+            </w:pPr>
+            <w:r>
+              <w:rPr>
+                <w:rFonts w:ascii="Arial" w:hAnsi="Arial"/>
+                <w:bCs/>
+                <w:sz w:val="20"/>
+                <w:szCs w:val="20"/>
+              </w:rPr>
+              <w:t xml:space="preserve">SRV-FICHIERS\IT$ : Partage servant aux </w:t>
+            </w:r>
+            <w:proofErr w:type="spellStart"/>
+            <w:r>
+              <w:rPr>
+                <w:rFonts w:ascii="Arial" w:hAnsi="Arial"/>
+                <w:bCs/>
+                <w:sz w:val="20"/>
+                <w:szCs w:val="20"/>
+              </w:rPr>
+              <w:t>GPOs</w:t>
+            </w:r>
+            <w:proofErr w:type="spellEnd"/>
+            <w:r>
+              <w:rPr>
+                <w:rFonts w:ascii="Arial" w:hAnsi="Arial"/>
+                <w:bCs/>
+                <w:sz w:val="20"/>
+                <w:szCs w:val="20"/>
+              </w:rPr>
+              <w:t xml:space="preserve"> et accessible en modification seulement aux administrateurs. Le « $ » sert à masquer le partage sur le réseau</w:t>
+            </w:r>
+            <w:r>
+              <w:rPr>
+                <w:rFonts w:ascii="Arial" w:hAnsi="Arial"/>
+                <w:bCs/>
+                <w:sz w:val="20"/>
+                <w:szCs w:val="20"/>
+              </w:rPr>
+              <w:t xml:space="preserve"> aux </w:t>
+            </w:r>
+            <w:r>
+              <w:rPr>
+                <w:rFonts w:ascii="Arial" w:hAnsi="Arial"/>
+                <w:bCs/>
+                <w:sz w:val="20"/>
+                <w:szCs w:val="20"/>
+              </w:rPr>
+              <w:t>e</w:t>
+            </w:r>
+            <w:r>
+              <w:rPr>
+                <w:rFonts w:ascii="Arial" w:hAnsi="Arial"/>
+                <w:bCs/>
+                <w:sz w:val="20"/>
+                <w:szCs w:val="20"/>
+              </w:rPr>
+              <w:t>m</w:t>
+            </w:r>
+            <w:r>
+              <w:rPr>
+                <w:rFonts w:ascii="Arial" w:hAnsi="Arial"/>
+                <w:bCs/>
+                <w:sz w:val="20"/>
+                <w:szCs w:val="20"/>
+              </w:rPr>
+              <w:t>ployés</w:t>
+            </w:r>
+            <w:r>
+              <w:rPr>
+                <w:rFonts w:ascii="Arial" w:hAnsi="Arial"/>
+                <w:bCs/>
+                <w:sz w:val="20"/>
+                <w:szCs w:val="20"/>
+              </w:rPr>
+              <w:t>.</w:t>
+            </w:r>
+          </w:p>
+          <w:p>
+            <w:pPr>
+              <w:pStyle w:val="ListParagraph"/>
+              <w:numPr>
+                <w:ilvl w:val="0"/>
+                <w:numId w:val="14"/>
+              </w:numPr>
+              <w:snapToGrid w:val="0"/>
+              <w:spacing w:line="276" w:lineRule="auto"/>
+              <w:rPr>
+                <w:rFonts w:ascii="Arial" w:hAnsi="Arial"/>
+                <w:bCs/>
+                <w:sz w:val="20"/>
+                <w:szCs w:val="20"/>
+              </w:rPr>
+            </w:pPr>
+            <w:r>
+              <w:rPr>
+                <w:rFonts w:ascii="Arial" w:hAnsi="Arial"/>
+                <w:bCs/>
+                <w:sz w:val="20"/>
+                <w:szCs w:val="20"/>
+              </w:rPr>
+              <w:t>SRV-FICHIERS\RH : Partage pour le service RH autorisé seulement pour le groupe ACCES_RH</w:t>
+            </w:r>
+          </w:p>
+          <w:p>
+            <w:pPr>
+              <w:pStyle w:val="ListParagraph"/>
+              <w:numPr>
+                <w:ilvl w:val="0"/>
+                <w:numId w:val="14"/>
+              </w:numPr>
+              <w:snapToGrid w:val="0"/>
+              <w:spacing w:line="276" w:lineRule="auto"/>
+              <w:rPr>
+                <w:rFonts w:ascii="Arial" w:hAnsi="Arial"/>
+                <w:bCs/>
+                <w:sz w:val="20"/>
+                <w:szCs w:val="20"/>
+              </w:rPr>
+            </w:pPr>
+            <w:r>
+              <w:rPr>
+                <w:rFonts w:ascii="Arial" w:hAnsi="Arial"/>
+                <w:bCs/>
+                <w:sz w:val="20"/>
+                <w:szCs w:val="20"/>
+              </w:rPr>
+              <w:t xml:space="preserve">SRV-FICHIERS\Direction : Partage pour le service Direction autorisé seulement pour le groupe </w:t>
+            </w:r>
+            <w:proofErr w:type="spellStart"/>
+            <w:r>
+              <w:rPr>
+                <w:rFonts w:ascii="Arial" w:hAnsi="Arial"/>
+                <w:bCs/>
+                <w:sz w:val="20"/>
+                <w:szCs w:val="20"/>
+              </w:rPr>
+              <w:t>ACCES_Direction</w:t>
+            </w:r>
+            <w:proofErr w:type="spellEnd"/>
+          </w:p>
+          <w:p>
+            <w:pPr>
+              <w:pStyle w:val="ListParagraph"/>
+              <w:numPr>
+                <w:ilvl w:val="0"/>
+                <w:numId w:val="11"/>
+              </w:numPr>
+              <w:snapToGrid w:val="0"/>
+              <w:spacing w:line="276" w:lineRule="auto"/>
+              <w:rPr>
+                <w:rFonts w:ascii="Arial" w:hAnsi="Arial"/>
+                <w:bCs/>
+                <w:sz w:val="20"/>
+                <w:szCs w:val="20"/>
+              </w:rPr>
+            </w:pPr>
+            <w:r>
+              <w:rPr>
+                <w:rFonts w:ascii="Arial" w:hAnsi="Arial"/>
+                <w:bCs/>
+                <w:sz w:val="20"/>
+                <w:szCs w:val="20"/>
+              </w:rPr>
+              <w:lastRenderedPageBreak/>
+              <w:t xml:space="preserve">Sauvegarde </w:t>
+            </w:r>
+            <w:r>
+              <w:rPr>
+                <w:rFonts w:ascii="Arial" w:hAnsi="Arial"/>
+                <w:bCs/>
+                <w:sz w:val="20"/>
+                <w:szCs w:val="20"/>
+              </w:rPr>
+              <w:t xml:space="preserve">du serveur effectuée </w:t>
+            </w:r>
+          </w:p>
+          <w:p>
+            <w:pPr>
+              <w:pStyle w:val="ListParagraph"/>
+              <w:numPr>
+                <w:ilvl w:val="0"/>
+                <w:numId w:val="11"/>
+              </w:numPr>
+              <w:snapToGrid w:val="0"/>
+              <w:spacing w:line="276" w:lineRule="auto"/>
+              <w:rPr>
+                <w:rFonts w:ascii="Arial" w:hAnsi="Arial"/>
+                <w:bCs/>
+                <w:sz w:val="20"/>
+                <w:szCs w:val="20"/>
+              </w:rPr>
+            </w:pPr>
+            <w:r>
+              <w:rPr>
+                <w:rFonts w:ascii="Arial" w:hAnsi="Arial"/>
+                <w:bCs/>
+                <w:sz w:val="20"/>
+                <w:szCs w:val="20"/>
+              </w:rPr>
+              <w:t xml:space="preserve">Clichés instantanés configurés sur les partages de fichiers avec l’outil </w:t>
+            </w:r>
+            <w:r>
+              <w:rPr>
+                <w:rFonts w:ascii="Arial" w:hAnsi="Arial"/>
+                <w:bCs/>
+                <w:sz w:val="20"/>
+                <w:szCs w:val="20"/>
+              </w:rPr>
+              <w:t xml:space="preserve">intégré </w:t>
+            </w:r>
+            <w:r>
+              <w:rPr>
+                <w:rFonts w:ascii="Arial" w:hAnsi="Arial"/>
+                <w:bCs/>
+                <w:sz w:val="20"/>
+                <w:szCs w:val="20"/>
+              </w:rPr>
+              <w:t>de sauvegarde Windows</w:t>
+            </w:r>
+          </w:p>
+          <w:p>
+            <w:pPr>
+              <w:snapToGrid w:val="0"/>
+              <w:spacing w:line="276" w:lineRule="auto"/>
+              <w:rPr>
+                <w:rFonts w:ascii="Arial" w:hAnsi="Arial"/>
+                <w:bCs/>
+                <w:sz w:val="20"/>
+                <w:szCs w:val="20"/>
+              </w:rPr>
+            </w:pPr>
+          </w:p>
+          <w:p>
+            <w:pPr>
+              <w:snapToGrid w:val="0"/>
+              <w:spacing w:line="276" w:lineRule="auto"/>
+              <w:rPr>
+                <w:rFonts w:ascii="Arial" w:hAnsi="Arial"/>
+                <w:bCs/>
+                <w:sz w:val="20"/>
+                <w:szCs w:val="20"/>
+              </w:rPr>
+            </w:pPr>
+            <w:r>
+              <w:rPr>
+                <w:rFonts w:ascii="Arial" w:hAnsi="Arial"/>
+                <w:bCs/>
+                <w:sz w:val="20"/>
+                <w:szCs w:val="20"/>
+              </w:rPr>
+              <w:t xml:space="preserve">DEBIAN-GLPI : </w:t>
+            </w:r>
+          </w:p>
+          <w:p>
+            <w:pPr>
+              <w:pStyle w:val="ListParagraph"/>
+              <w:numPr>
+                <w:ilvl w:val="0"/>
+                <w:numId w:val="11"/>
+              </w:numPr>
+              <w:snapToGrid w:val="0"/>
+              <w:spacing w:line="276" w:lineRule="auto"/>
+              <w:rPr>
+                <w:rFonts w:ascii="Arial" w:hAnsi="Arial"/>
+                <w:bCs/>
+                <w:sz w:val="20"/>
+                <w:szCs w:val="20"/>
+              </w:rPr>
+            </w:pPr>
+            <w:r>
+              <w:rPr>
+                <w:rFonts w:ascii="Arial" w:hAnsi="Arial"/>
+                <w:bCs/>
+                <w:sz w:val="20"/>
+                <w:szCs w:val="20"/>
+              </w:rPr>
+              <w:t>Installation de Docker</w:t>
+            </w:r>
+          </w:p>
+          <w:p>
+            <w:pPr>
+              <w:pStyle w:val="ListParagraph"/>
+              <w:numPr>
+                <w:ilvl w:val="0"/>
+                <w:numId w:val="11"/>
+              </w:numPr>
+              <w:snapToGrid w:val="0"/>
+              <w:spacing w:line="276" w:lineRule="auto"/>
+              <w:rPr>
+                <w:rFonts w:ascii="Arial" w:hAnsi="Arial"/>
+                <w:bCs/>
+                <w:sz w:val="20"/>
+                <w:szCs w:val="20"/>
+              </w:rPr>
+            </w:pPr>
+            <w:r>
+              <w:rPr>
+                <w:rFonts w:ascii="Arial" w:hAnsi="Arial"/>
+                <w:bCs/>
+                <w:sz w:val="20"/>
+                <w:szCs w:val="20"/>
+              </w:rPr>
+              <w:t xml:space="preserve">Création du dossier </w:t>
+            </w:r>
+            <w:proofErr w:type="spellStart"/>
+            <w:r>
+              <w:rPr>
+                <w:rFonts w:ascii="Arial" w:hAnsi="Arial"/>
+                <w:bCs/>
+                <w:sz w:val="20"/>
+                <w:szCs w:val="20"/>
+              </w:rPr>
+              <w:t>lab-glpi</w:t>
+            </w:r>
+            <w:proofErr w:type="spellEnd"/>
+            <w:r>
+              <w:rPr>
+                <w:rFonts w:ascii="Arial" w:hAnsi="Arial"/>
+                <w:bCs/>
+                <w:sz w:val="20"/>
+                <w:szCs w:val="20"/>
+              </w:rPr>
+              <w:t xml:space="preserve"> au chemin « /home/</w:t>
+            </w:r>
+            <w:proofErr w:type="spellStart"/>
+            <w:r>
+              <w:rPr>
+                <w:rFonts w:ascii="Arial" w:hAnsi="Arial"/>
+                <w:bCs/>
+                <w:sz w:val="20"/>
+                <w:szCs w:val="20"/>
+              </w:rPr>
+              <w:t>adrien</w:t>
+            </w:r>
+            <w:proofErr w:type="spellEnd"/>
+            <w:r>
+              <w:rPr>
+                <w:rFonts w:ascii="Arial" w:hAnsi="Arial"/>
+                <w:bCs/>
+                <w:sz w:val="20"/>
+                <w:szCs w:val="20"/>
+              </w:rPr>
+              <w:t>/ »</w:t>
+            </w:r>
+          </w:p>
+          <w:p>
+            <w:pPr>
+              <w:pStyle w:val="ListParagraph"/>
+              <w:numPr>
+                <w:ilvl w:val="0"/>
+                <w:numId w:val="11"/>
+              </w:numPr>
+              <w:snapToGrid w:val="0"/>
+              <w:spacing w:line="276" w:lineRule="auto"/>
+              <w:rPr>
+                <w:rFonts w:ascii="Arial" w:hAnsi="Arial"/>
+                <w:bCs/>
+                <w:sz w:val="20"/>
+                <w:szCs w:val="20"/>
+              </w:rPr>
+            </w:pPr>
+            <w:r>
+              <w:rPr>
+                <w:rFonts w:ascii="Arial" w:hAnsi="Arial"/>
+                <w:bCs/>
+                <w:sz w:val="20"/>
+                <w:szCs w:val="20"/>
+              </w:rPr>
+              <w:t>Création des fichiers « docker-</w:t>
+            </w:r>
+            <w:proofErr w:type="spellStart"/>
+            <w:r>
+              <w:rPr>
+                <w:rFonts w:ascii="Arial" w:hAnsi="Arial"/>
+                <w:bCs/>
+                <w:sz w:val="20"/>
+                <w:szCs w:val="20"/>
+              </w:rPr>
+              <w:t>compose.yml</w:t>
+            </w:r>
+            <w:proofErr w:type="spellEnd"/>
+            <w:r>
+              <w:rPr>
+                <w:rFonts w:ascii="Arial" w:hAnsi="Arial"/>
+                <w:bCs/>
+                <w:sz w:val="20"/>
+                <w:szCs w:val="20"/>
+              </w:rPr>
+              <w:t> » et « .</w:t>
+            </w:r>
+            <w:proofErr w:type="spellStart"/>
+            <w:r>
+              <w:rPr>
+                <w:rFonts w:ascii="Arial" w:hAnsi="Arial"/>
+                <w:bCs/>
+                <w:sz w:val="20"/>
+                <w:szCs w:val="20"/>
+              </w:rPr>
+              <w:t>env</w:t>
+            </w:r>
+            <w:proofErr w:type="spellEnd"/>
+            <w:r>
+              <w:rPr>
+                <w:rFonts w:ascii="Arial" w:hAnsi="Arial"/>
+                <w:bCs/>
+                <w:sz w:val="20"/>
+                <w:szCs w:val="20"/>
+              </w:rPr>
+              <w:t> »</w:t>
+            </w:r>
+            <w:r>
+              <w:rPr>
+                <w:rFonts w:ascii="Arial" w:hAnsi="Arial"/>
+                <w:bCs/>
+                <w:sz w:val="20"/>
+                <w:szCs w:val="20"/>
+              </w:rPr>
+              <w:t xml:space="preserve"> dans le dossier </w:t>
+            </w:r>
+            <w:proofErr w:type="spellStart"/>
+            <w:r>
+              <w:rPr>
+                <w:rFonts w:ascii="Arial" w:hAnsi="Arial"/>
+                <w:bCs/>
+                <w:sz w:val="20"/>
+                <w:szCs w:val="20"/>
+              </w:rPr>
+              <w:t>lab-glpi</w:t>
+            </w:r>
+            <w:proofErr w:type="spellEnd"/>
+          </w:p>
+          <w:p>
+            <w:pPr>
+              <w:snapToGrid w:val="0"/>
+              <w:spacing w:line="276" w:lineRule="auto"/>
+              <w:rPr>
+                <w:rFonts w:ascii="Arial" w:hAnsi="Arial"/>
+                <w:bCs/>
+                <w:sz w:val="20"/>
+                <w:szCs w:val="20"/>
+              </w:rPr>
+            </w:pPr>
+          </w:p>
+          <w:p>
+            <w:pPr>
+              <w:snapToGrid w:val="0"/>
+              <w:spacing w:line="276" w:lineRule="auto"/>
+              <w:rPr>
+                <w:rFonts w:ascii="Arial" w:hAnsi="Arial"/>
+                <w:bCs/>
+                <w:sz w:val="20"/>
+                <w:szCs w:val="20"/>
+              </w:rPr>
+            </w:pPr>
+            <w:r>
+              <w:rPr>
+                <w:rFonts w:ascii="Arial" w:hAnsi="Arial"/>
+                <w:bCs/>
+                <w:sz w:val="20"/>
+                <w:szCs w:val="20"/>
+              </w:rPr>
+              <w:t xml:space="preserve">Commande utilisée avec Docker : </w:t>
+            </w:r>
+          </w:p>
+          <w:p>
+            <w:pPr>
+              <w:snapToGrid w:val="0"/>
+              <w:spacing w:line="276" w:lineRule="auto"/>
+              <w:rPr>
+                <w:rFonts w:ascii="Arial" w:hAnsi="Arial"/>
+                <w:bCs/>
+                <w:sz w:val="20"/>
+                <w:szCs w:val="20"/>
+              </w:rPr>
+            </w:pPr>
+            <w:r>
+              <w:rPr>
+                <w:rFonts w:ascii="Arial" w:hAnsi="Arial"/>
+                <w:bCs/>
+                <w:sz w:val="20"/>
+                <w:szCs w:val="20"/>
+              </w:rPr>
+              <w:t>docker compose up -d :</w:t>
+            </w:r>
+            <w:r>
+              <w:rPr>
+                <w:rFonts w:ascii="Arial" w:hAnsi="Arial"/>
+                <w:bCs/>
+                <w:sz w:val="20"/>
+                <w:szCs w:val="20"/>
+              </w:rPr>
+              <w:t xml:space="preserve"> </w:t>
+            </w:r>
+            <w:r>
+              <w:rPr>
+                <w:rFonts w:ascii="Arial" w:hAnsi="Arial"/>
+                <w:bCs/>
+                <w:sz w:val="20"/>
+                <w:szCs w:val="20"/>
+              </w:rPr>
+              <w:t>Démarrage</w:t>
+            </w:r>
+            <w:r>
+              <w:rPr>
+                <w:rFonts w:ascii="Arial" w:hAnsi="Arial"/>
+                <w:bCs/>
+                <w:sz w:val="20"/>
+                <w:szCs w:val="20"/>
+              </w:rPr>
+              <w:t xml:space="preserve"> des cont</w:t>
+            </w:r>
+            <w:r>
+              <w:rPr>
+                <w:rFonts w:ascii="Arial" w:hAnsi="Arial"/>
+                <w:bCs/>
+                <w:sz w:val="20"/>
+                <w:szCs w:val="20"/>
+              </w:rPr>
+              <w:t>eneurs</w:t>
+            </w:r>
+          </w:p>
+          <w:p>
+            <w:pPr>
+              <w:snapToGrid w:val="0"/>
+              <w:spacing w:line="276" w:lineRule="auto"/>
+              <w:rPr>
+                <w:rFonts w:ascii="Arial" w:hAnsi="Arial"/>
+                <w:bCs/>
+                <w:sz w:val="20"/>
+                <w:szCs w:val="20"/>
+              </w:rPr>
+            </w:pPr>
+          </w:p>
+          <w:p>
+            <w:pPr>
+              <w:snapToGrid w:val="0"/>
+              <w:spacing w:line="276" w:lineRule="auto"/>
+              <w:rPr>
+                <w:rFonts w:ascii="Arial" w:hAnsi="Arial"/>
+                <w:b/>
+                <w:sz w:val="20"/>
+                <w:szCs w:val="20"/>
+              </w:rPr>
+            </w:pPr>
+            <w:r>
+              <w:rPr>
+                <w:rFonts w:ascii="Arial" w:hAnsi="Arial"/>
+                <w:b/>
+                <w:sz w:val="20"/>
+                <w:szCs w:val="20"/>
+              </w:rPr>
+              <w:t xml:space="preserve">Accès à GLPI : </w:t>
+            </w:r>
+          </w:p>
+          <w:p>
+            <w:pPr>
+              <w:snapToGrid w:val="0"/>
+              <w:spacing w:line="276" w:lineRule="auto"/>
+              <w:rPr>
+                <w:rFonts w:ascii="Arial" w:hAnsi="Arial"/>
+                <w:bCs/>
+                <w:sz w:val="20"/>
+                <w:szCs w:val="20"/>
+              </w:rPr>
+            </w:pPr>
+            <w:r>
+              <w:rPr>
+                <w:rFonts w:ascii="Arial" w:hAnsi="Arial"/>
+                <w:bCs/>
+                <w:sz w:val="20"/>
+                <w:szCs w:val="20"/>
+              </w:rPr>
+              <w:t xml:space="preserve">Nom d’utilisateur : </w:t>
+            </w:r>
+            <w:proofErr w:type="spellStart"/>
+            <w:r>
+              <w:rPr>
+                <w:rFonts w:ascii="Arial" w:hAnsi="Arial"/>
+                <w:bCs/>
+                <w:sz w:val="20"/>
+                <w:szCs w:val="20"/>
+              </w:rPr>
+              <w:t>g</w:t>
+            </w:r>
+            <w:r>
+              <w:rPr>
+                <w:rFonts w:ascii="Arial" w:hAnsi="Arial"/>
+                <w:bCs/>
+                <w:sz w:val="20"/>
+                <w:szCs w:val="20"/>
+              </w:rPr>
+              <w:t>lpi</w:t>
+            </w:r>
+            <w:proofErr w:type="spellEnd"/>
+            <w:r>
+              <w:rPr>
+                <w:rFonts w:ascii="Arial" w:hAnsi="Arial"/>
+                <w:bCs/>
+                <w:sz w:val="20"/>
+                <w:szCs w:val="20"/>
+              </w:rPr>
+              <w:t xml:space="preserve"> </w:t>
+            </w:r>
+          </w:p>
+          <w:p>
+            <w:pPr>
+              <w:snapToGrid w:val="0"/>
+              <w:spacing w:line="276" w:lineRule="auto"/>
+              <w:rPr>
+                <w:rFonts w:ascii="Arial" w:hAnsi="Arial"/>
+                <w:bCs/>
+                <w:sz w:val="20"/>
+                <w:szCs w:val="20"/>
+              </w:rPr>
+            </w:pPr>
+            <w:r>
+              <w:rPr>
+                <w:rFonts w:ascii="Arial" w:hAnsi="Arial"/>
+                <w:bCs/>
+                <w:sz w:val="20"/>
+                <w:szCs w:val="20"/>
+              </w:rPr>
+              <w:t>MDP :q</w:t>
+            </w:r>
+            <w:r>
+              <w:rPr>
+                <w:rFonts w:ascii="Arial" w:hAnsi="Arial"/>
+                <w:bCs/>
+                <w:sz w:val="20"/>
+                <w:szCs w:val="20"/>
+              </w:rPr>
+              <w:t>j52ro59&amp;*</w:t>
+            </w:r>
+          </w:p>
+          <w:p>
+            <w:pPr>
+              <w:snapToGrid w:val="0"/>
+              <w:spacing w:line="276" w:lineRule="auto"/>
+              <w:rPr>
+                <w:rFonts w:ascii="Arial" w:hAnsi="Arial"/>
+                <w:bCs/>
+                <w:sz w:val="20"/>
+                <w:szCs w:val="20"/>
+              </w:rPr>
+            </w:pPr>
+          </w:p>
+          <w:p>
+            <w:pPr>
+              <w:snapToGrid w:val="0"/>
+              <w:spacing w:line="276" w:lineRule="auto"/>
+              <w:rPr>
+                <w:rFonts w:ascii="Arial" w:hAnsi="Arial"/>
+                <w:b/>
+                <w:sz w:val="20"/>
+                <w:szCs w:val="20"/>
+              </w:rPr>
+            </w:pPr>
+            <w:r>
+              <w:rPr>
+                <w:rFonts w:ascii="Arial" w:hAnsi="Arial"/>
+                <w:b/>
+                <w:sz w:val="20"/>
+                <w:szCs w:val="20"/>
+              </w:rPr>
+              <w:t>Accès à la base de données GLPI :</w:t>
+            </w:r>
+          </w:p>
+          <w:p>
+            <w:pPr>
+              <w:snapToGrid w:val="0"/>
+              <w:spacing w:line="276" w:lineRule="auto"/>
+              <w:rPr>
+                <w:rFonts w:ascii="Arial" w:hAnsi="Arial"/>
+                <w:bCs/>
+                <w:sz w:val="20"/>
+                <w:szCs w:val="20"/>
+              </w:rPr>
+            </w:pPr>
+            <w:r>
+              <w:rPr>
+                <w:rFonts w:ascii="Arial" w:hAnsi="Arial"/>
+                <w:bCs/>
+                <w:sz w:val="20"/>
+                <w:szCs w:val="20"/>
+              </w:rPr>
+              <w:t xml:space="preserve">Nom d’utilisateur : </w:t>
+            </w:r>
+            <w:proofErr w:type="spellStart"/>
+            <w:r>
+              <w:rPr>
+                <w:rFonts w:ascii="Arial" w:hAnsi="Arial"/>
+                <w:bCs/>
+                <w:sz w:val="20"/>
+                <w:szCs w:val="20"/>
+              </w:rPr>
+              <w:t>glpi</w:t>
+            </w:r>
+            <w:proofErr w:type="spellEnd"/>
+            <w:r>
+              <w:rPr>
+                <w:rFonts w:ascii="Arial" w:hAnsi="Arial"/>
+                <w:bCs/>
+                <w:sz w:val="20"/>
+                <w:szCs w:val="20"/>
+              </w:rPr>
+              <w:t xml:space="preserve"> </w:t>
+            </w:r>
+          </w:p>
+          <w:p>
+            <w:pPr>
+              <w:snapToGrid w:val="0"/>
+              <w:spacing w:line="276" w:lineRule="auto"/>
+              <w:rPr>
+                <w:rFonts w:ascii="Arial" w:hAnsi="Arial"/>
+                <w:bCs/>
+                <w:sz w:val="20"/>
+                <w:szCs w:val="20"/>
+              </w:rPr>
+            </w:pPr>
+            <w:r>
+              <w:rPr>
+                <w:rFonts w:ascii="Arial" w:hAnsi="Arial"/>
+                <w:bCs/>
+                <w:sz w:val="20"/>
+                <w:szCs w:val="20"/>
+              </w:rPr>
+              <w:t>MDP :</w:t>
+            </w:r>
+            <w:proofErr w:type="spellStart"/>
+            <w:r>
+              <w:rPr>
+                <w:rFonts w:ascii="Arial" w:hAnsi="Arial"/>
+                <w:bCs/>
+                <w:sz w:val="20"/>
+                <w:szCs w:val="20"/>
+              </w:rPr>
+              <w:t>glpi</w:t>
+            </w:r>
+            <w:proofErr w:type="spellEnd"/>
+          </w:p>
+          <w:p>
+            <w:pPr>
+              <w:snapToGrid w:val="0"/>
+              <w:spacing w:line="276" w:lineRule="auto"/>
+              <w:rPr>
+                <w:rFonts w:ascii="Arial" w:hAnsi="Arial"/>
+                <w:bCs/>
+                <w:sz w:val="20"/>
+                <w:szCs w:val="20"/>
+              </w:rPr>
+            </w:pPr>
+          </w:p>
+          <w:p>
+            <w:pPr>
+              <w:snapToGrid w:val="0"/>
+              <w:spacing w:line="276" w:lineRule="auto"/>
+              <w:rPr>
+                <w:rFonts w:ascii="Arial" w:hAnsi="Arial"/>
+                <w:bCs/>
+                <w:sz w:val="20"/>
+                <w:szCs w:val="20"/>
+              </w:rPr>
+            </w:pPr>
+            <w:r>
+              <w:rPr>
+                <w:rFonts w:ascii="Arial" w:hAnsi="Arial"/>
+                <w:bCs/>
+                <w:sz w:val="20"/>
+                <w:szCs w:val="20"/>
+              </w:rPr>
+              <w:t>Fichier docker-</w:t>
+            </w:r>
+            <w:proofErr w:type="spellStart"/>
+            <w:r>
+              <w:rPr>
+                <w:rFonts w:ascii="Arial" w:hAnsi="Arial"/>
+                <w:bCs/>
+                <w:sz w:val="20"/>
+                <w:szCs w:val="20"/>
+              </w:rPr>
+              <w:t>compose</w:t>
+            </w:r>
+            <w:r>
+              <w:rPr>
+                <w:rFonts w:ascii="Arial" w:hAnsi="Arial"/>
+                <w:bCs/>
+                <w:sz w:val="20"/>
+                <w:szCs w:val="20"/>
+              </w:rPr>
+              <w:t>.yml</w:t>
+            </w:r>
+            <w:proofErr w:type="spellEnd"/>
+            <w:r>
+              <w:rPr>
+                <w:rFonts w:ascii="Arial" w:hAnsi="Arial"/>
+                <w:bCs/>
+                <w:sz w:val="20"/>
+                <w:szCs w:val="20"/>
+              </w:rPr>
+              <w:t> :</w:t>
+            </w:r>
+          </w:p>
+          <w:p>
+            <w:pPr>
+              <w:snapToGrid w:val="0"/>
+              <w:spacing w:line="276" w:lineRule="auto"/>
+              <w:rPr>
+                <w:rFonts w:ascii="Arial" w:hAnsi="Arial"/>
+                <w:bCs/>
+                <w:sz w:val="20"/>
+                <w:szCs w:val="20"/>
+              </w:rPr>
+            </w:pPr>
+          </w:p>
+          <w:p>
+            <w:pPr>
+              <w:snapToGrid w:val="0"/>
+              <w:spacing w:line="276" w:lineRule="auto"/>
+              <w:jc w:val="center"/>
+              <w:rPr>
+                <w:rFonts w:ascii="Arial" w:hAnsi="Arial"/>
+                <w:bCs/>
+                <w:sz w:val="20"/>
+                <w:szCs w:val="20"/>
+              </w:rPr>
+            </w:pPr>
+            <w:r>
+              <w:rPr>
+                <w:noProof/>
+              </w:rPr>
+              <w:drawing>
+                <wp:inline distT="0" distB="0" distL="0" distR="0" wp14:anchorId="1AAAF9AF" wp14:editId="089CC6FB">
+                  <wp:extent cx="4870652" cy="4128135"/>
+                  <wp:effectExtent l="0" t="0" r="6350" b="5715"/>
+                  <wp:docPr id="1523700961" name="Picture 1"/>
+                  <wp:cNvGraphicFramePr>
+                    <a:graphicFrameLocks xmlns:a="http://schemas.openxmlformats.org/drawingml/2006/main" noChangeAspect="1"/>
+                  </wp:cNvGraphicFramePr>
+                  <a:graphic xmlns:a="http://schemas.openxmlformats.org/drawingml/2006/main">
+                    <a:graphicData uri="http://schemas.openxmlformats.org/drawingml/2006/picture">
+                      <pic:pic xmlns:pic="http://schemas.openxmlformats.org/drawingml/2006/picture">
+                        <pic:nvPicPr>
+                          <pic:cNvPr id="1523700961" name=""/>
+                          <pic:cNvPicPr/>
+                        </pic:nvPicPr>
+                        <pic:blipFill>
+                          <a:blip r:embed="rId13"/>
+                          <a:stretch>
+                            <a:fillRect/>
+                          </a:stretch>
+                        </pic:blipFill>
+                        <pic:spPr>
+                          <a:xfrm>
+                            <a:off x="0" y="0"/>
+                            <a:ext cx="4881611" cy="4137424"/>
+                          </a:xfrm>
+                          <a:prstGeom prst="rect">
+                            <a:avLst/>
+                          </a:prstGeom>
+                        </pic:spPr>
+                      </pic:pic>
+                    </a:graphicData>
+                  </a:graphic>
+                </wp:inline>
+              </w:drawing>
+            </w:r>
+          </w:p>
+          <w:p>
+            <w:pPr>
+              <w:snapToGrid w:val="0"/>
+              <w:spacing w:line="276" w:lineRule="auto"/>
+              <w:rPr>
+                <w:rFonts w:ascii="Arial" w:hAnsi="Arial"/>
+                <w:bCs/>
+                <w:sz w:val="20"/>
+                <w:szCs w:val="20"/>
+              </w:rPr>
+            </w:pPr>
+          </w:p>
+          <w:p>
+            <w:pPr>
+              <w:snapToGrid w:val="0"/>
+              <w:spacing w:line="276" w:lineRule="auto"/>
+              <w:rPr>
+                <w:rFonts w:ascii="Arial" w:hAnsi="Arial"/>
+                <w:bCs/>
+                <w:sz w:val="20"/>
+                <w:szCs w:val="20"/>
+              </w:rPr>
+            </w:pPr>
+          </w:p>
+          <w:p>
+            <w:pPr>
+              <w:snapToGrid w:val="0"/>
+              <w:spacing w:line="276" w:lineRule="auto"/>
+              <w:rPr>
+                <w:rFonts w:ascii="Arial" w:hAnsi="Arial"/>
+                <w:bCs/>
+                <w:sz w:val="20"/>
+                <w:szCs w:val="20"/>
+              </w:rPr>
+            </w:pPr>
+          </w:p>
+          <w:p>
+            <w:pPr>
+              <w:snapToGrid w:val="0"/>
+              <w:spacing w:line="276" w:lineRule="auto"/>
+              <w:rPr>
+                <w:rFonts w:ascii="Arial" w:hAnsi="Arial"/>
+                <w:bCs/>
+                <w:sz w:val="20"/>
+                <w:szCs w:val="20"/>
+              </w:rPr>
+            </w:pPr>
+          </w:p>
+          <w:p>
+            <w:pPr>
+              <w:snapToGrid w:val="0"/>
+              <w:spacing w:line="276" w:lineRule="auto"/>
+              <w:rPr>
+                <w:rFonts w:ascii="Arial" w:hAnsi="Arial"/>
+                <w:bCs/>
+                <w:sz w:val="20"/>
+                <w:szCs w:val="20"/>
+              </w:rPr>
+            </w:pPr>
+          </w:p>
+          <w:p>
+            <w:pPr>
+              <w:snapToGrid w:val="0"/>
+              <w:spacing w:line="276" w:lineRule="auto"/>
+              <w:rPr>
+                <w:rFonts w:ascii="Arial" w:hAnsi="Arial"/>
+                <w:bCs/>
+                <w:sz w:val="20"/>
+                <w:szCs w:val="20"/>
+              </w:rPr>
+            </w:pPr>
+          </w:p>
+          <w:p>
+            <w:pPr>
+              <w:snapToGrid w:val="0"/>
+              <w:spacing w:line="276" w:lineRule="auto"/>
+              <w:rPr>
+                <w:rFonts w:ascii="Arial" w:hAnsi="Arial"/>
+                <w:bCs/>
+                <w:sz w:val="20"/>
+                <w:szCs w:val="20"/>
+              </w:rPr>
+            </w:pPr>
+          </w:p>
+          <w:p>
+            <w:pPr>
+              <w:snapToGrid w:val="0"/>
+              <w:spacing w:line="276" w:lineRule="auto"/>
+              <w:rPr>
+                <w:rFonts w:ascii="Arial" w:hAnsi="Arial"/>
+                <w:bCs/>
+                <w:sz w:val="20"/>
+                <w:szCs w:val="20"/>
+              </w:rPr>
+            </w:pPr>
+          </w:p>
+          <w:p>
+            <w:pPr>
+              <w:snapToGrid w:val="0"/>
+              <w:spacing w:line="276" w:lineRule="auto"/>
+              <w:rPr>
+                <w:rFonts w:ascii="Arial" w:hAnsi="Arial"/>
+                <w:bCs/>
+                <w:sz w:val="20"/>
+                <w:szCs w:val="20"/>
+              </w:rPr>
+            </w:pPr>
+          </w:p>
+          <w:p>
+            <w:pPr>
+              <w:snapToGrid w:val="0"/>
+              <w:spacing w:line="276" w:lineRule="auto"/>
+              <w:rPr>
+                <w:rFonts w:ascii="Arial" w:hAnsi="Arial"/>
+                <w:bCs/>
+                <w:sz w:val="20"/>
+                <w:szCs w:val="20"/>
+              </w:rPr>
+            </w:pPr>
+          </w:p>
+          <w:p>
+            <w:pPr>
+              <w:snapToGrid w:val="0"/>
+              <w:spacing w:line="276" w:lineRule="auto"/>
+              <w:rPr>
+                <w:rFonts w:ascii="Arial" w:hAnsi="Arial"/>
+                <w:bCs/>
+                <w:sz w:val="20"/>
+                <w:szCs w:val="20"/>
+              </w:rPr>
+            </w:pPr>
+          </w:p>
+          <w:p>
+            <w:pPr>
+              <w:snapToGrid w:val="0"/>
+              <w:spacing w:line="276" w:lineRule="auto"/>
+              <w:rPr>
+                <w:rFonts w:ascii="Arial" w:hAnsi="Arial"/>
+                <w:bCs/>
+                <w:sz w:val="20"/>
+                <w:szCs w:val="20"/>
+              </w:rPr>
+            </w:pPr>
+          </w:p>
+          <w:p>
+            <w:pPr>
+              <w:snapToGrid w:val="0"/>
+              <w:spacing w:line="276" w:lineRule="auto"/>
+              <w:rPr>
+                <w:rFonts w:ascii="Arial" w:hAnsi="Arial"/>
+                <w:bCs/>
+                <w:sz w:val="20"/>
+                <w:szCs w:val="20"/>
+              </w:rPr>
+            </w:pPr>
+          </w:p>
+          <w:p>
+            <w:pPr>
+              <w:snapToGrid w:val="0"/>
+              <w:spacing w:line="276" w:lineRule="auto"/>
+              <w:rPr>
+                <w:rFonts w:ascii="Arial" w:hAnsi="Arial"/>
+                <w:bCs/>
+                <w:sz w:val="20"/>
+                <w:szCs w:val="20"/>
+              </w:rPr>
+            </w:pPr>
+          </w:p>
+          <w:p>
+            <w:pPr>
+              <w:snapToGrid w:val="0"/>
+              <w:spacing w:line="276" w:lineRule="auto"/>
+              <w:rPr>
+                <w:rFonts w:ascii="Arial" w:hAnsi="Arial"/>
+                <w:bCs/>
+                <w:sz w:val="20"/>
+                <w:szCs w:val="20"/>
+              </w:rPr>
+            </w:pPr>
+            <w:r>
+              <w:rPr>
+                <w:rFonts w:ascii="Arial" w:hAnsi="Arial"/>
+                <w:bCs/>
+                <w:sz w:val="20"/>
+                <w:szCs w:val="20"/>
+              </w:rPr>
+              <w:t xml:space="preserve">L’application </w:t>
+            </w:r>
+            <w:r>
+              <w:rPr>
+                <w:rFonts w:ascii="Arial" w:hAnsi="Arial"/>
+                <w:bCs/>
+                <w:sz w:val="20"/>
+                <w:szCs w:val="20"/>
+              </w:rPr>
+              <w:t xml:space="preserve">GLPI </w:t>
+            </w:r>
+            <w:r>
+              <w:rPr>
+                <w:rFonts w:ascii="Arial" w:hAnsi="Arial"/>
+                <w:bCs/>
+                <w:sz w:val="20"/>
+                <w:szCs w:val="20"/>
+              </w:rPr>
+              <w:t xml:space="preserve">est accessible </w:t>
+            </w:r>
+            <w:r>
+              <w:rPr>
+                <w:rFonts w:ascii="Arial" w:hAnsi="Arial"/>
+                <w:bCs/>
+                <w:sz w:val="20"/>
+                <w:szCs w:val="20"/>
+              </w:rPr>
+              <w:t xml:space="preserve">sur le Web </w:t>
+            </w:r>
+            <w:r>
+              <w:rPr>
+                <w:rFonts w:ascii="Arial" w:hAnsi="Arial"/>
+                <w:bCs/>
+                <w:sz w:val="20"/>
+                <w:szCs w:val="20"/>
+              </w:rPr>
+              <w:t xml:space="preserve">à l’adresse suivante : </w:t>
+            </w:r>
+            <w:hyperlink r:id="rId14" w:history="1">
+              <w:r>
+                <w:rPr>
+                  <w:rStyle w:val="Hyperlink"/>
+                  <w:rFonts w:ascii="Arial" w:hAnsi="Arial"/>
+                  <w:bCs/>
+                  <w:sz w:val="20"/>
+                  <w:szCs w:val="20"/>
+                </w:rPr>
+                <w:t>http://glpi.lab.local</w:t>
+              </w:r>
+            </w:hyperlink>
+            <w:r>
+              <w:rPr>
+                <w:rFonts w:ascii="Arial" w:hAnsi="Arial"/>
+                <w:bCs/>
+                <w:sz w:val="20"/>
+                <w:szCs w:val="20"/>
+              </w:rPr>
+              <w:t xml:space="preserve"> </w:t>
+            </w:r>
+          </w:p>
+          <w:p>
+            <w:pPr>
+              <w:snapToGrid w:val="0"/>
+              <w:spacing w:line="276" w:lineRule="auto"/>
+              <w:rPr>
+                <w:rFonts w:ascii="Arial" w:hAnsi="Arial"/>
+                <w:bCs/>
+                <w:sz w:val="20"/>
+                <w:szCs w:val="20"/>
+              </w:rPr>
+            </w:pPr>
+            <w:r>
+              <w:rPr>
+                <w:rFonts w:ascii="Arial" w:hAnsi="Arial"/>
+                <w:bCs/>
+                <w:sz w:val="20"/>
+                <w:szCs w:val="20"/>
+              </w:rPr>
+              <w:t xml:space="preserve">Liaison LDAP </w:t>
+            </w:r>
+            <w:r>
+              <w:rPr>
+                <w:rFonts w:ascii="Arial" w:hAnsi="Arial"/>
+                <w:bCs/>
+                <w:sz w:val="20"/>
+                <w:szCs w:val="20"/>
+              </w:rPr>
+              <w:t>configurée</w:t>
+            </w:r>
+            <w:r>
+              <w:rPr>
+                <w:rFonts w:ascii="Arial" w:hAnsi="Arial"/>
+                <w:bCs/>
+                <w:sz w:val="20"/>
+                <w:szCs w:val="20"/>
+              </w:rPr>
+              <w:t xml:space="preserve"> avec le domaine LAB.</w:t>
+            </w:r>
+          </w:p>
+          <w:p>
+            <w:pPr>
+              <w:snapToGrid w:val="0"/>
+              <w:spacing w:line="276" w:lineRule="auto"/>
+              <w:rPr>
+                <w:rFonts w:ascii="Arial" w:hAnsi="Arial"/>
+                <w:bCs/>
+                <w:sz w:val="20"/>
+                <w:szCs w:val="20"/>
+              </w:rPr>
+            </w:pPr>
+            <w:r>
+              <w:rPr>
+                <w:rFonts w:ascii="Arial" w:hAnsi="Arial"/>
+                <w:bCs/>
+                <w:sz w:val="20"/>
+                <w:szCs w:val="20"/>
+              </w:rPr>
+              <w:t>Les utilisateurs peuvent se connecter avec leurs identifiants de session</w:t>
+            </w:r>
+            <w:r>
+              <w:rPr>
+                <w:rFonts w:ascii="Arial" w:hAnsi="Arial"/>
+                <w:bCs/>
+                <w:sz w:val="20"/>
+                <w:szCs w:val="20"/>
+              </w:rPr>
+              <w:t> :</w:t>
+            </w:r>
+          </w:p>
+          <w:p>
+            <w:pPr>
+              <w:snapToGrid w:val="0"/>
+              <w:spacing w:line="276" w:lineRule="auto"/>
+              <w:rPr>
+                <w:rFonts w:ascii="Arial" w:hAnsi="Arial"/>
+                <w:bCs/>
+                <w:sz w:val="20"/>
+                <w:szCs w:val="20"/>
+              </w:rPr>
+            </w:pPr>
+            <w:hyperlink r:id="rId15" w:history="1">
+              <w:r>
+                <w:rPr>
+                  <w:rStyle w:val="Hyperlink"/>
+                  <w:rFonts w:ascii="Arial" w:hAnsi="Arial"/>
+                  <w:bCs/>
+                  <w:sz w:val="20"/>
+                  <w:szCs w:val="20"/>
+                </w:rPr>
+                <w:t>prenom.nom@lab.local</w:t>
+              </w:r>
+            </w:hyperlink>
+          </w:p>
+          <w:p>
+            <w:pPr>
+              <w:snapToGrid w:val="0"/>
+              <w:spacing w:line="276" w:lineRule="auto"/>
+              <w:rPr>
+                <w:rFonts w:ascii="Arial" w:hAnsi="Arial"/>
+                <w:bCs/>
+                <w:sz w:val="20"/>
+                <w:szCs w:val="20"/>
+              </w:rPr>
+            </w:pPr>
+            <w:r>
+              <w:rPr>
+                <w:rFonts w:ascii="Arial" w:hAnsi="Arial"/>
+                <w:bCs/>
+                <w:sz w:val="20"/>
+                <w:szCs w:val="20"/>
+              </w:rPr>
+              <w:t>MDP de session habituel</w:t>
+            </w:r>
+          </w:p>
+          <w:p>
+            <w:pPr>
+              <w:snapToGrid w:val="0"/>
+              <w:spacing w:line="276" w:lineRule="auto"/>
+              <w:rPr>
+                <w:rFonts w:ascii="Arial" w:hAnsi="Arial"/>
+                <w:bCs/>
+                <w:sz w:val="20"/>
+                <w:szCs w:val="20"/>
+              </w:rPr>
+            </w:pPr>
+          </w:p>
+          <w:p>
+            <w:pPr>
+              <w:snapToGrid w:val="0"/>
+              <w:spacing w:line="276" w:lineRule="auto"/>
+              <w:rPr>
+                <w:rFonts w:ascii="Arial" w:hAnsi="Arial"/>
+                <w:bCs/>
+                <w:sz w:val="20"/>
+                <w:szCs w:val="20"/>
+              </w:rPr>
+            </w:pPr>
+          </w:p>
+          <w:p>
+            <w:pPr>
+              <w:snapToGrid w:val="0"/>
+              <w:spacing w:line="276" w:lineRule="auto"/>
+              <w:rPr>
+                <w:rFonts w:ascii="Arial" w:hAnsi="Arial"/>
+                <w:bCs/>
+                <w:sz w:val="20"/>
+                <w:szCs w:val="20"/>
+              </w:rPr>
+            </w:pPr>
+          </w:p>
+          <w:p>
+            <w:pPr>
+              <w:snapToGrid w:val="0"/>
+              <w:spacing w:line="276" w:lineRule="auto"/>
+              <w:rPr>
+                <w:rFonts w:ascii="Arial" w:hAnsi="Arial"/>
+                <w:bCs/>
+                <w:sz w:val="20"/>
+                <w:szCs w:val="20"/>
+              </w:rPr>
+            </w:pPr>
+          </w:p>
+          <w:p>
+            <w:pPr>
+              <w:snapToGrid w:val="0"/>
+              <w:spacing w:line="276" w:lineRule="auto"/>
+              <w:rPr>
+                <w:rFonts w:ascii="Arial" w:hAnsi="Arial"/>
+                <w:bCs/>
+                <w:sz w:val="20"/>
+                <w:szCs w:val="20"/>
+              </w:rPr>
+            </w:pPr>
+          </w:p>
+          <w:p>
+            <w:pPr>
+              <w:snapToGrid w:val="0"/>
+              <w:spacing w:line="276" w:lineRule="auto"/>
+              <w:rPr>
+                <w:rFonts w:ascii="Arial" w:hAnsi="Arial"/>
+                <w:bCs/>
+                <w:sz w:val="20"/>
+                <w:szCs w:val="20"/>
+              </w:rPr>
+            </w:pPr>
+          </w:p>
+          <w:p>
+            <w:pPr>
+              <w:snapToGrid w:val="0"/>
+              <w:spacing w:line="276" w:lineRule="auto"/>
+              <w:rPr>
+                <w:rFonts w:ascii="Arial" w:hAnsi="Arial"/>
+                <w:bCs/>
+                <w:sz w:val="20"/>
+                <w:szCs w:val="20"/>
+              </w:rPr>
+            </w:pPr>
+          </w:p>
+          <w:p>
+            <w:pPr>
+              <w:snapToGrid w:val="0"/>
+              <w:spacing w:line="276" w:lineRule="auto"/>
+              <w:rPr>
+                <w:rFonts w:ascii="Arial" w:hAnsi="Arial"/>
+                <w:bCs/>
+                <w:sz w:val="20"/>
+                <w:szCs w:val="20"/>
+              </w:rPr>
+            </w:pPr>
+          </w:p>
+          <w:p>
+            <w:pPr>
+              <w:snapToGrid w:val="0"/>
+              <w:spacing w:line="276" w:lineRule="auto"/>
+              <w:rPr>
+                <w:rFonts w:ascii="Arial" w:hAnsi="Arial"/>
+                <w:bCs/>
+                <w:sz w:val="20"/>
+                <w:szCs w:val="20"/>
+              </w:rPr>
+            </w:pPr>
+          </w:p>
+          <w:p>
+            <w:pPr>
+              <w:snapToGrid w:val="0"/>
+              <w:spacing w:line="276" w:lineRule="auto"/>
+              <w:rPr>
+                <w:rFonts w:ascii="Arial" w:hAnsi="Arial"/>
+                <w:bCs/>
+                <w:sz w:val="20"/>
+                <w:szCs w:val="20"/>
+              </w:rPr>
+            </w:pPr>
+          </w:p>
+          <w:p>
+            <w:pPr>
+              <w:snapToGrid w:val="0"/>
+              <w:spacing w:line="276" w:lineRule="auto"/>
+              <w:rPr>
+                <w:rFonts w:ascii="Arial" w:hAnsi="Arial"/>
+                <w:bCs/>
+                <w:sz w:val="20"/>
+                <w:szCs w:val="20"/>
+              </w:rPr>
+            </w:pPr>
+          </w:p>
+          <w:p>
+            <w:pPr>
+              <w:snapToGrid w:val="0"/>
+              <w:spacing w:line="276" w:lineRule="auto"/>
+              <w:rPr>
+                <w:rFonts w:ascii="Arial" w:hAnsi="Arial"/>
+                <w:bCs/>
+                <w:sz w:val="20"/>
+                <w:szCs w:val="20"/>
+              </w:rPr>
+            </w:pPr>
+          </w:p>
+          <w:p>
+            <w:pPr>
+              <w:snapToGrid w:val="0"/>
+              <w:spacing w:line="276" w:lineRule="auto"/>
+              <w:rPr>
+                <w:rFonts w:ascii="Arial" w:hAnsi="Arial"/>
+                <w:bCs/>
+                <w:sz w:val="20"/>
+                <w:szCs w:val="20"/>
+              </w:rPr>
+            </w:pPr>
+          </w:p>
+          <w:p>
+            <w:pPr>
+              <w:snapToGrid w:val="0"/>
+              <w:spacing w:line="276" w:lineRule="auto"/>
+              <w:rPr>
+                <w:rFonts w:ascii="Arial" w:hAnsi="Arial"/>
+                <w:bCs/>
+                <w:sz w:val="20"/>
+                <w:szCs w:val="20"/>
+              </w:rPr>
+            </w:pPr>
+          </w:p>
+          <w:p>
+            <w:pPr>
+              <w:snapToGrid w:val="0"/>
+              <w:spacing w:line="276" w:lineRule="auto"/>
+              <w:rPr>
+                <w:rFonts w:ascii="Arial" w:hAnsi="Arial"/>
+                <w:bCs/>
+                <w:sz w:val="20"/>
+                <w:szCs w:val="20"/>
+              </w:rPr>
+            </w:pPr>
+          </w:p>
+        </w:tc>
+      </w:tr>
+      <w:tr>
+        <w:trPr>
+          <w:cantSplit/>
+          <w:trHeight w:val="406"/>
+        </w:trPr>
+        <w:tc>
+          <w:tcPr>
+            <w:tcW w:w="9923" w:type="dxa"/>
+            <w:tcBorders>
+              <w:top w:val="single" w:sz="4" w:space="0" w:color="000000"/>
+              <w:left w:val="single" w:sz="4" w:space="0" w:color="000000"/>
               <w:bottom w:val="single" w:sz="4" w:space="0" w:color="auto"/>
               <w:right w:val="single" w:sz="4" w:space="0" w:color="000000"/>
             </w:tcBorders>
@@ -7442,569 +9456,7 @@
               <w:spacing w:line="276" w:lineRule="auto"/>
               <w:rPr>
                 <w:rFonts w:ascii="Arial" w:hAnsi="Arial" w:cs="Arial"/>
-                <w:bCs/>
-                <w:sz w:val="20"/>
-                <w:szCs w:val="20"/>
-              </w:rPr>
-            </w:pPr>
-            <w:r>
-              <w:rPr>
-                <w:rFonts w:ascii="Arial" w:hAnsi="Arial" w:cs="Arial"/>
-                <w:b/>
-                <w:sz w:val="20"/>
-                <w:szCs w:val="20"/>
-              </w:rPr>
-              <w:lastRenderedPageBreak/>
-              <w:t xml:space="preserve">Descriptif de la </w:t>
-            </w:r>
-            <w:r>
-              <w:rPr>
-                <w:rFonts w:ascii="Arial" w:hAnsi="Arial" w:cs="Arial"/>
-                <w:b/>
-                <w:sz w:val="20"/>
-                <w:szCs w:val="20"/>
-              </w:rPr>
-              <w:t>réalisation</w:t>
-            </w:r>
-            <w:r>
-              <w:rPr>
-                <w:rFonts w:ascii="Arial" w:hAnsi="Arial" w:cs="Arial"/>
-                <w:b/>
-                <w:sz w:val="20"/>
-                <w:szCs w:val="20"/>
-              </w:rPr>
-              <w:t xml:space="preserve"> </w:t>
-            </w:r>
-            <w:r>
-              <w:rPr>
-                <w:rFonts w:ascii="Arial" w:hAnsi="Arial" w:cs="Arial"/>
-                <w:b/>
-                <w:sz w:val="20"/>
-                <w:szCs w:val="20"/>
-              </w:rPr>
-              <w:t>professionnelle</w:t>
-            </w:r>
-            <w:r>
-              <w:rPr>
-                <w:rFonts w:ascii="Arial" w:hAnsi="Arial" w:cs="Arial"/>
-                <w:b/>
-                <w:sz w:val="20"/>
-                <w:szCs w:val="20"/>
-              </w:rPr>
-              <w:t>,</w:t>
-            </w:r>
-            <w:r>
-              <w:rPr>
-                <w:rFonts w:ascii="Arial" w:hAnsi="Arial" w:cs="Arial"/>
-                <w:b/>
-                <w:sz w:val="20"/>
-                <w:szCs w:val="20"/>
-              </w:rPr>
-              <w:t xml:space="preserve"> y compris l</w:t>
-            </w:r>
-            <w:r>
-              <w:rPr>
-                <w:rFonts w:ascii="Arial" w:hAnsi="Arial" w:cs="Arial"/>
-                <w:b/>
-                <w:sz w:val="20"/>
-                <w:szCs w:val="20"/>
-              </w:rPr>
-              <w:t>es productions réalisées</w:t>
-            </w:r>
-            <w:r>
-              <w:rPr>
-                <w:rFonts w:ascii="Arial" w:hAnsi="Arial" w:cs="Arial"/>
-                <w:b/>
-                <w:sz w:val="20"/>
-                <w:szCs w:val="20"/>
-              </w:rPr>
-              <w:t xml:space="preserve"> et</w:t>
-            </w:r>
-            <w:r>
-              <w:rPr>
-                <w:rFonts w:ascii="Arial" w:hAnsi="Arial" w:cs="Arial"/>
-                <w:b/>
-                <w:sz w:val="20"/>
-                <w:szCs w:val="20"/>
-              </w:rPr>
-              <w:t xml:space="preserve"> schémas explicatifs</w:t>
-            </w:r>
-          </w:p>
-          <w:p>
-            <w:pPr>
-              <w:snapToGrid w:val="0"/>
-              <w:spacing w:line="276" w:lineRule="auto"/>
-              <w:rPr>
-                <w:rFonts w:ascii="Arial" w:hAnsi="Arial"/>
-                <w:bCs/>
-                <w:sz w:val="20"/>
-                <w:szCs w:val="20"/>
-              </w:rPr>
-            </w:pPr>
-          </w:p>
-          <w:p>
-            <w:pPr>
-              <w:snapToGrid w:val="0"/>
-              <w:spacing w:line="276" w:lineRule="auto"/>
-              <w:rPr>
-                <w:rFonts w:ascii="Arial" w:hAnsi="Arial"/>
-                <w:bCs/>
-                <w:sz w:val="20"/>
-                <w:szCs w:val="20"/>
-              </w:rPr>
-            </w:pPr>
-          </w:p>
-          <w:p>
-            <w:pPr>
-              <w:snapToGrid w:val="0"/>
-              <w:spacing w:line="276" w:lineRule="auto"/>
-              <w:rPr>
-                <w:rFonts w:ascii="Arial" w:hAnsi="Arial"/>
-                <w:bCs/>
-                <w:sz w:val="20"/>
-                <w:szCs w:val="20"/>
-              </w:rPr>
-            </w:pPr>
-          </w:p>
-          <w:p>
-            <w:pPr>
-              <w:snapToGrid w:val="0"/>
-              <w:spacing w:line="276" w:lineRule="auto"/>
-              <w:rPr>
-                <w:rFonts w:ascii="Arial" w:hAnsi="Arial"/>
-                <w:bCs/>
-                <w:sz w:val="20"/>
-                <w:szCs w:val="20"/>
-              </w:rPr>
-            </w:pPr>
-          </w:p>
-          <w:p>
-            <w:pPr>
-              <w:snapToGrid w:val="0"/>
-              <w:spacing w:line="276" w:lineRule="auto"/>
-              <w:rPr>
-                <w:rFonts w:ascii="Arial" w:hAnsi="Arial"/>
-                <w:bCs/>
-                <w:sz w:val="20"/>
-                <w:szCs w:val="20"/>
-              </w:rPr>
-            </w:pPr>
-          </w:p>
-          <w:p>
-            <w:pPr>
-              <w:snapToGrid w:val="0"/>
-              <w:spacing w:line="276" w:lineRule="auto"/>
-              <w:rPr>
-                <w:rFonts w:ascii="Arial" w:hAnsi="Arial"/>
-                <w:bCs/>
-                <w:sz w:val="20"/>
-                <w:szCs w:val="20"/>
-              </w:rPr>
-            </w:pPr>
-          </w:p>
-          <w:p>
-            <w:pPr>
-              <w:snapToGrid w:val="0"/>
-              <w:spacing w:line="276" w:lineRule="auto"/>
-              <w:rPr>
-                <w:rFonts w:ascii="Arial" w:hAnsi="Arial"/>
-                <w:bCs/>
-                <w:sz w:val="20"/>
-                <w:szCs w:val="20"/>
-              </w:rPr>
-            </w:pPr>
-          </w:p>
-          <w:p>
-            <w:pPr>
-              <w:snapToGrid w:val="0"/>
-              <w:spacing w:line="276" w:lineRule="auto"/>
-              <w:rPr>
-                <w:rFonts w:ascii="Arial" w:hAnsi="Arial"/>
-                <w:bCs/>
-                <w:sz w:val="20"/>
-                <w:szCs w:val="20"/>
-              </w:rPr>
-            </w:pPr>
-          </w:p>
-          <w:p>
-            <w:pPr>
-              <w:snapToGrid w:val="0"/>
-              <w:spacing w:line="276" w:lineRule="auto"/>
-              <w:rPr>
-                <w:rFonts w:ascii="Arial" w:hAnsi="Arial"/>
-                <w:bCs/>
-                <w:sz w:val="20"/>
-                <w:szCs w:val="20"/>
-              </w:rPr>
-            </w:pPr>
-          </w:p>
-          <w:p>
-            <w:pPr>
-              <w:snapToGrid w:val="0"/>
-              <w:spacing w:line="276" w:lineRule="auto"/>
-              <w:rPr>
-                <w:rFonts w:ascii="Arial" w:hAnsi="Arial"/>
-                <w:bCs/>
-                <w:sz w:val="20"/>
-                <w:szCs w:val="20"/>
-              </w:rPr>
-            </w:pPr>
-          </w:p>
-          <w:p>
-            <w:pPr>
-              <w:snapToGrid w:val="0"/>
-              <w:spacing w:line="276" w:lineRule="auto"/>
-              <w:rPr>
-                <w:rFonts w:ascii="Arial" w:hAnsi="Arial"/>
-                <w:bCs/>
-                <w:sz w:val="20"/>
-                <w:szCs w:val="20"/>
-              </w:rPr>
-            </w:pPr>
-          </w:p>
-          <w:p>
-            <w:pPr>
-              <w:snapToGrid w:val="0"/>
-              <w:spacing w:line="276" w:lineRule="auto"/>
-              <w:rPr>
-                <w:rFonts w:ascii="Arial" w:hAnsi="Arial"/>
-                <w:bCs/>
-                <w:sz w:val="20"/>
-                <w:szCs w:val="20"/>
-              </w:rPr>
-            </w:pPr>
-          </w:p>
-          <w:p>
-            <w:pPr>
-              <w:snapToGrid w:val="0"/>
-              <w:spacing w:line="276" w:lineRule="auto"/>
-              <w:rPr>
-                <w:rFonts w:ascii="Arial" w:hAnsi="Arial"/>
-                <w:bCs/>
-                <w:sz w:val="20"/>
-                <w:szCs w:val="20"/>
-              </w:rPr>
-            </w:pPr>
-          </w:p>
-          <w:p>
-            <w:pPr>
-              <w:snapToGrid w:val="0"/>
-              <w:spacing w:line="276" w:lineRule="auto"/>
-              <w:rPr>
-                <w:rFonts w:ascii="Arial" w:hAnsi="Arial"/>
-                <w:bCs/>
-                <w:sz w:val="20"/>
-                <w:szCs w:val="20"/>
-              </w:rPr>
-            </w:pPr>
-          </w:p>
-          <w:p>
-            <w:pPr>
-              <w:snapToGrid w:val="0"/>
-              <w:spacing w:line="276" w:lineRule="auto"/>
-              <w:rPr>
-                <w:rFonts w:ascii="Arial" w:hAnsi="Arial"/>
-                <w:bCs/>
-                <w:sz w:val="20"/>
-                <w:szCs w:val="20"/>
-              </w:rPr>
-            </w:pPr>
-          </w:p>
-          <w:p>
-            <w:pPr>
-              <w:snapToGrid w:val="0"/>
-              <w:spacing w:line="276" w:lineRule="auto"/>
-              <w:rPr>
-                <w:rFonts w:ascii="Arial" w:hAnsi="Arial"/>
-                <w:bCs/>
-                <w:sz w:val="20"/>
-                <w:szCs w:val="20"/>
-              </w:rPr>
-            </w:pPr>
-          </w:p>
-          <w:p>
-            <w:pPr>
-              <w:snapToGrid w:val="0"/>
-              <w:spacing w:line="276" w:lineRule="auto"/>
-              <w:rPr>
-                <w:rFonts w:ascii="Arial" w:hAnsi="Arial"/>
-                <w:bCs/>
-                <w:sz w:val="20"/>
-                <w:szCs w:val="20"/>
-              </w:rPr>
-            </w:pPr>
-          </w:p>
-          <w:p>
-            <w:pPr>
-              <w:snapToGrid w:val="0"/>
-              <w:spacing w:line="276" w:lineRule="auto"/>
-              <w:rPr>
-                <w:rFonts w:ascii="Arial" w:hAnsi="Arial"/>
-                <w:bCs/>
-                <w:sz w:val="20"/>
-                <w:szCs w:val="20"/>
-              </w:rPr>
-            </w:pPr>
-          </w:p>
-          <w:p>
-            <w:pPr>
-              <w:snapToGrid w:val="0"/>
-              <w:spacing w:line="276" w:lineRule="auto"/>
-              <w:rPr>
-                <w:rFonts w:ascii="Arial" w:hAnsi="Arial"/>
-                <w:bCs/>
-                <w:sz w:val="20"/>
-                <w:szCs w:val="20"/>
-              </w:rPr>
-            </w:pPr>
-          </w:p>
-          <w:p>
-            <w:pPr>
-              <w:snapToGrid w:val="0"/>
-              <w:spacing w:line="276" w:lineRule="auto"/>
-              <w:rPr>
-                <w:rFonts w:ascii="Arial" w:hAnsi="Arial"/>
-                <w:bCs/>
-                <w:sz w:val="20"/>
-                <w:szCs w:val="20"/>
-              </w:rPr>
-            </w:pPr>
-          </w:p>
-          <w:p>
-            <w:pPr>
-              <w:snapToGrid w:val="0"/>
-              <w:spacing w:line="276" w:lineRule="auto"/>
-              <w:rPr>
-                <w:rFonts w:ascii="Arial" w:hAnsi="Arial"/>
-                <w:bCs/>
-                <w:sz w:val="20"/>
-                <w:szCs w:val="20"/>
-              </w:rPr>
-            </w:pPr>
-          </w:p>
-          <w:p>
-            <w:pPr>
-              <w:snapToGrid w:val="0"/>
-              <w:spacing w:line="276" w:lineRule="auto"/>
-              <w:rPr>
-                <w:rFonts w:ascii="Arial" w:hAnsi="Arial"/>
-                <w:bCs/>
-                <w:sz w:val="20"/>
-                <w:szCs w:val="20"/>
-              </w:rPr>
-            </w:pPr>
-          </w:p>
-          <w:p>
-            <w:pPr>
-              <w:snapToGrid w:val="0"/>
-              <w:spacing w:line="276" w:lineRule="auto"/>
-              <w:rPr>
-                <w:rFonts w:ascii="Arial" w:hAnsi="Arial"/>
-                <w:bCs/>
-                <w:sz w:val="20"/>
-                <w:szCs w:val="20"/>
-              </w:rPr>
-            </w:pPr>
-          </w:p>
-          <w:p>
-            <w:pPr>
-              <w:snapToGrid w:val="0"/>
-              <w:spacing w:line="276" w:lineRule="auto"/>
-              <w:rPr>
-                <w:rFonts w:ascii="Arial" w:hAnsi="Arial"/>
-                <w:bCs/>
-                <w:sz w:val="20"/>
-                <w:szCs w:val="20"/>
-              </w:rPr>
-            </w:pPr>
-          </w:p>
-          <w:p>
-            <w:pPr>
-              <w:snapToGrid w:val="0"/>
-              <w:spacing w:line="276" w:lineRule="auto"/>
-              <w:rPr>
-                <w:rFonts w:ascii="Arial" w:hAnsi="Arial"/>
-                <w:bCs/>
-                <w:sz w:val="20"/>
-                <w:szCs w:val="20"/>
-              </w:rPr>
-            </w:pPr>
-          </w:p>
-          <w:p>
-            <w:pPr>
-              <w:snapToGrid w:val="0"/>
-              <w:spacing w:line="276" w:lineRule="auto"/>
-              <w:rPr>
-                <w:rFonts w:ascii="Arial" w:hAnsi="Arial"/>
-                <w:bCs/>
-                <w:sz w:val="20"/>
-                <w:szCs w:val="20"/>
-              </w:rPr>
-            </w:pPr>
-          </w:p>
-          <w:p>
-            <w:pPr>
-              <w:snapToGrid w:val="0"/>
-              <w:spacing w:line="276" w:lineRule="auto"/>
-              <w:rPr>
-                <w:rFonts w:ascii="Arial" w:hAnsi="Arial"/>
-                <w:bCs/>
-                <w:sz w:val="20"/>
-                <w:szCs w:val="20"/>
-              </w:rPr>
-            </w:pPr>
-          </w:p>
-          <w:p>
-            <w:pPr>
-              <w:snapToGrid w:val="0"/>
-              <w:spacing w:line="276" w:lineRule="auto"/>
-              <w:rPr>
-                <w:rFonts w:ascii="Arial" w:hAnsi="Arial"/>
-                <w:bCs/>
-                <w:sz w:val="20"/>
-                <w:szCs w:val="20"/>
-              </w:rPr>
-            </w:pPr>
-          </w:p>
-          <w:p>
-            <w:pPr>
-              <w:snapToGrid w:val="0"/>
-              <w:spacing w:line="276" w:lineRule="auto"/>
-              <w:rPr>
-                <w:rFonts w:ascii="Arial" w:hAnsi="Arial"/>
-                <w:bCs/>
-                <w:sz w:val="20"/>
-                <w:szCs w:val="20"/>
-              </w:rPr>
-            </w:pPr>
-          </w:p>
-          <w:p>
-            <w:pPr>
-              <w:snapToGrid w:val="0"/>
-              <w:spacing w:line="276" w:lineRule="auto"/>
-              <w:rPr>
-                <w:rFonts w:ascii="Arial" w:hAnsi="Arial"/>
-                <w:bCs/>
-                <w:sz w:val="20"/>
-                <w:szCs w:val="20"/>
-              </w:rPr>
-            </w:pPr>
-          </w:p>
-          <w:p>
-            <w:pPr>
-              <w:snapToGrid w:val="0"/>
-              <w:spacing w:line="276" w:lineRule="auto"/>
-              <w:rPr>
-                <w:rFonts w:ascii="Arial" w:hAnsi="Arial"/>
-                <w:bCs/>
-                <w:sz w:val="20"/>
-                <w:szCs w:val="20"/>
-              </w:rPr>
-            </w:pPr>
-          </w:p>
-          <w:p>
-            <w:pPr>
-              <w:snapToGrid w:val="0"/>
-              <w:spacing w:line="276" w:lineRule="auto"/>
-              <w:rPr>
-                <w:rFonts w:ascii="Arial" w:hAnsi="Arial"/>
-                <w:bCs/>
-                <w:sz w:val="20"/>
-                <w:szCs w:val="20"/>
-              </w:rPr>
-            </w:pPr>
-          </w:p>
-          <w:p>
-            <w:pPr>
-              <w:snapToGrid w:val="0"/>
-              <w:spacing w:line="276" w:lineRule="auto"/>
-              <w:rPr>
-                <w:rFonts w:ascii="Arial" w:hAnsi="Arial"/>
-                <w:bCs/>
-                <w:sz w:val="20"/>
-                <w:szCs w:val="20"/>
-              </w:rPr>
-            </w:pPr>
-          </w:p>
-          <w:p>
-            <w:pPr>
-              <w:snapToGrid w:val="0"/>
-              <w:spacing w:line="276" w:lineRule="auto"/>
-              <w:rPr>
-                <w:rFonts w:ascii="Arial" w:hAnsi="Arial"/>
-                <w:bCs/>
-                <w:sz w:val="20"/>
-                <w:szCs w:val="20"/>
-              </w:rPr>
-            </w:pPr>
-          </w:p>
-          <w:p>
-            <w:pPr>
-              <w:snapToGrid w:val="0"/>
-              <w:spacing w:line="276" w:lineRule="auto"/>
-              <w:rPr>
-                <w:rFonts w:ascii="Arial" w:hAnsi="Arial"/>
-                <w:bCs/>
-                <w:sz w:val="20"/>
-                <w:szCs w:val="20"/>
-              </w:rPr>
-            </w:pPr>
-          </w:p>
-          <w:p>
-            <w:pPr>
-              <w:snapToGrid w:val="0"/>
-              <w:spacing w:line="276" w:lineRule="auto"/>
-              <w:rPr>
-                <w:rFonts w:ascii="Arial" w:hAnsi="Arial"/>
-                <w:bCs/>
-                <w:sz w:val="20"/>
-                <w:szCs w:val="20"/>
-              </w:rPr>
-            </w:pPr>
-          </w:p>
-          <w:p>
-            <w:pPr>
-              <w:snapToGrid w:val="0"/>
-              <w:spacing w:line="276" w:lineRule="auto"/>
-              <w:rPr>
-                <w:rFonts w:ascii="Arial" w:hAnsi="Arial"/>
-                <w:bCs/>
-                <w:sz w:val="20"/>
-                <w:szCs w:val="20"/>
-              </w:rPr>
-            </w:pPr>
-          </w:p>
-          <w:p>
-            <w:pPr>
-              <w:snapToGrid w:val="0"/>
-              <w:spacing w:line="276" w:lineRule="auto"/>
-              <w:rPr>
-                <w:rFonts w:ascii="Arial" w:hAnsi="Arial"/>
-                <w:bCs/>
-                <w:sz w:val="20"/>
-                <w:szCs w:val="20"/>
-              </w:rPr>
-            </w:pPr>
-          </w:p>
-          <w:p>
-            <w:pPr>
-              <w:snapToGrid w:val="0"/>
-              <w:spacing w:line="276" w:lineRule="auto"/>
-              <w:rPr>
-                <w:rFonts w:ascii="Arial" w:hAnsi="Arial"/>
-                <w:bCs/>
-                <w:sz w:val="20"/>
-                <w:szCs w:val="20"/>
-              </w:rPr>
-            </w:pPr>
-          </w:p>
-          <w:p>
-            <w:pPr>
-              <w:snapToGrid w:val="0"/>
-              <w:spacing w:line="276" w:lineRule="auto"/>
-              <w:rPr>
-                <w:rFonts w:ascii="Arial" w:hAnsi="Arial"/>
-                <w:bCs/>
+                <w:b/>
                 <w:sz w:val="20"/>
                 <w:szCs w:val="20"/>
               </w:rPr>
@@ -11511,36 +12963,16 @@
                 <w:sz w:val="22"/>
                 <w:szCs w:val="22"/>
               </w:rPr>
-              <w:t xml:space="preserve"> </w:t>
-            </w:r>
-            <w:proofErr w:type="gramStart"/>
-            <w:r>
-              <w:rPr>
-                <w:rFonts w:ascii="Arial" w:hAnsi="Arial" w:cs="Arial"/>
-                <w:bCs/>
-                <w:sz w:val="22"/>
-                <w:szCs w:val="22"/>
-              </w:rPr>
-              <w:t>a</w:t>
-            </w:r>
-            <w:r>
-              <w:rPr>
-                <w:rFonts w:ascii="Arial" w:hAnsi="Arial" w:cs="Arial"/>
-                <w:bCs/>
-                <w:sz w:val="22"/>
-                <w:szCs w:val="22"/>
-              </w:rPr>
-              <w:t>bsence</w:t>
-            </w:r>
-            <w:proofErr w:type="gramEnd"/>
-            <w:r>
-              <w:rPr>
-                <w:rFonts w:ascii="Arial" w:hAnsi="Arial" w:cs="Arial"/>
-                <w:bCs/>
-                <w:sz w:val="22"/>
-                <w:szCs w:val="22"/>
-              </w:rPr>
-              <w:t xml:space="preserve"> de dossier</w:t>
+              <w:t xml:space="preserve"> a</w:t>
+            </w:r>
+            <w:r>
+              <w:rPr>
+                <w:rFonts w:ascii="Arial" w:hAnsi="Arial" w:cs="Arial"/>
+                <w:bCs/>
+                <w:sz w:val="22"/>
+                <w:szCs w:val="22"/>
+              </w:rPr>
+              <w:t>bsence de dossier</w:t>
             </w:r>
             <w:r>
               <w:rPr>
@@ -11648,36 +13080,16 @@
                 <w:sz w:val="22"/>
                 <w:szCs w:val="22"/>
               </w:rPr>
-              <w:t xml:space="preserve"> </w:t>
-            </w:r>
-            <w:proofErr w:type="gramStart"/>
-            <w:r>
-              <w:rPr>
-                <w:rFonts w:ascii="Arial" w:hAnsi="Arial" w:cs="Arial"/>
-                <w:bCs/>
-                <w:sz w:val="22"/>
-                <w:szCs w:val="22"/>
-              </w:rPr>
-              <w:t>d</w:t>
-            </w:r>
-            <w:r>
-              <w:rPr>
-                <w:rFonts w:ascii="Arial" w:hAnsi="Arial" w:cs="Arial"/>
-                <w:bCs/>
-                <w:sz w:val="22"/>
-                <w:szCs w:val="22"/>
-              </w:rPr>
-              <w:t>épôt</w:t>
-            </w:r>
-            <w:proofErr w:type="gramEnd"/>
-            <w:r>
-              <w:rPr>
-                <w:rFonts w:ascii="Arial" w:hAnsi="Arial" w:cs="Arial"/>
-                <w:bCs/>
-                <w:sz w:val="22"/>
-                <w:szCs w:val="22"/>
-              </w:rPr>
-              <w:t xml:space="preserve"> du dossier au-delà de la date fixée par les autorités académiques</w:t>
+              <w:t xml:space="preserve"> d</w:t>
+            </w:r>
+            <w:r>
+              <w:rPr>
+                <w:rFonts w:ascii="Arial" w:hAnsi="Arial" w:cs="Arial"/>
+                <w:bCs/>
+                <w:sz w:val="22"/>
+                <w:szCs w:val="22"/>
+              </w:rPr>
+              <w:t>épôt du dossier au-delà de la date fixée par les autorités académiques</w:t>
             </w:r>
             <w:r>
               <w:rPr>
@@ -15318,7 +16730,7 @@
           <w:szCs w:val="22"/>
         </w:rPr>
         <w:sectPr>
-          <w:footerReference w:type="default" r:id="rId11"/>
+          <w:footerReference w:type="default" r:id="rId16"/>
           <w:pgSz w:w="11900" w:h="16840"/>
           <w:pgMar w:top="851" w:right="1134" w:bottom="851" w:left="1134" w:header="709" w:footer="709" w:gutter="0"/>
           <w:cols w:space="708"/>
@@ -18999,23 +20411,13 @@
                 <w:szCs w:val="18"/>
               </w:rPr>
             </w:pPr>
-            <w:proofErr w:type="gramStart"/>
-            <w:r>
-              <w:rPr>
-                <w:rFonts w:ascii="Arial" w:hAnsi="Arial" w:cs="Arial"/>
-                <w:sz w:val="18"/>
-                <w:szCs w:val="18"/>
-              </w:rPr>
-              <w:t>réalisation</w:t>
-            </w:r>
-            <w:proofErr w:type="gramEnd"/>
-            <w:r>
-              <w:rPr>
-                <w:rFonts w:ascii="Arial" w:hAnsi="Arial" w:cs="Arial"/>
-                <w:sz w:val="18"/>
-                <w:szCs w:val="18"/>
-              </w:rPr>
-              <w:t xml:space="preserve"> en env. 1</w:t>
+            <w:r>
+              <w:rPr>
+                <w:rFonts w:ascii="Arial" w:hAnsi="Arial" w:cs="Arial"/>
+                <w:sz w:val="18"/>
+                <w:szCs w:val="18"/>
+              </w:rPr>
+              <w:t>réalisation en env. 1</w:t>
             </w:r>
           </w:p>
         </w:tc>
@@ -19337,23 +20739,13 @@
                 <w:szCs w:val="18"/>
               </w:rPr>
             </w:pPr>
-            <w:proofErr w:type="gramStart"/>
-            <w:r>
-              <w:rPr>
-                <w:rFonts w:ascii="Arial" w:hAnsi="Arial" w:cs="Arial"/>
-                <w:sz w:val="18"/>
-                <w:szCs w:val="18"/>
-              </w:rPr>
-              <w:t>réalisation</w:t>
-            </w:r>
-            <w:proofErr w:type="gramEnd"/>
-            <w:r>
-              <w:rPr>
-                <w:rFonts w:ascii="Arial" w:hAnsi="Arial" w:cs="Arial"/>
-                <w:sz w:val="18"/>
-                <w:szCs w:val="18"/>
-              </w:rPr>
-              <w:t xml:space="preserve"> en env. 2</w:t>
+            <w:r>
+              <w:rPr>
+                <w:rFonts w:ascii="Arial" w:hAnsi="Arial" w:cs="Arial"/>
+                <w:sz w:val="18"/>
+                <w:szCs w:val="18"/>
+              </w:rPr>
+              <w:t>réalisation en env. 2</w:t>
             </w:r>
           </w:p>
         </w:tc>
@@ -19667,23 +21059,13 @@
                 <w:szCs w:val="18"/>
               </w:rPr>
             </w:pPr>
-            <w:proofErr w:type="gramStart"/>
-            <w:r>
-              <w:rPr>
-                <w:rFonts w:ascii="Arial" w:hAnsi="Arial" w:cs="Arial"/>
-                <w:sz w:val="18"/>
-                <w:szCs w:val="18"/>
-              </w:rPr>
-              <w:t>réalisation</w:t>
-            </w:r>
-            <w:proofErr w:type="gramEnd"/>
-            <w:r>
-              <w:rPr>
-                <w:rFonts w:ascii="Arial" w:hAnsi="Arial" w:cs="Arial"/>
-                <w:sz w:val="18"/>
-                <w:szCs w:val="18"/>
-              </w:rPr>
-              <w:t xml:space="preserve"> en env. 1</w:t>
+            <w:r>
+              <w:rPr>
+                <w:rFonts w:ascii="Arial" w:hAnsi="Arial" w:cs="Arial"/>
+                <w:sz w:val="18"/>
+                <w:szCs w:val="18"/>
+              </w:rPr>
+              <w:t>réalisation en env. 1</w:t>
             </w:r>
           </w:p>
         </w:tc>
@@ -21521,23 +22903,13 @@
                 <w:szCs w:val="18"/>
               </w:rPr>
             </w:pPr>
-            <w:proofErr w:type="gramStart"/>
-            <w:r>
-              <w:rPr>
-                <w:rFonts w:ascii="Arial" w:hAnsi="Arial" w:cs="Arial"/>
-                <w:sz w:val="18"/>
-                <w:szCs w:val="18"/>
-              </w:rPr>
-              <w:t>réalisation</w:t>
-            </w:r>
-            <w:proofErr w:type="gramEnd"/>
-            <w:r>
-              <w:rPr>
-                <w:rFonts w:ascii="Arial" w:hAnsi="Arial" w:cs="Arial"/>
-                <w:sz w:val="18"/>
-                <w:szCs w:val="18"/>
-              </w:rPr>
-              <w:t xml:space="preserve"> en env. 1</w:t>
+            <w:r>
+              <w:rPr>
+                <w:rFonts w:ascii="Arial" w:hAnsi="Arial" w:cs="Arial"/>
+                <w:sz w:val="18"/>
+                <w:szCs w:val="18"/>
+              </w:rPr>
+              <w:t>réalisation en env. 1</w:t>
             </w:r>
           </w:p>
         </w:tc>
@@ -21757,23 +23129,13 @@
                 <w:szCs w:val="18"/>
               </w:rPr>
             </w:pPr>
-            <w:proofErr w:type="gramStart"/>
-            <w:r>
-              <w:rPr>
-                <w:rFonts w:ascii="Arial" w:hAnsi="Arial" w:cs="Arial"/>
-                <w:sz w:val="18"/>
-                <w:szCs w:val="18"/>
-              </w:rPr>
-              <w:t>réalisation</w:t>
-            </w:r>
-            <w:proofErr w:type="gramEnd"/>
-            <w:r>
-              <w:rPr>
-                <w:rFonts w:ascii="Arial" w:hAnsi="Arial" w:cs="Arial"/>
-                <w:sz w:val="18"/>
-                <w:szCs w:val="18"/>
-              </w:rPr>
-              <w:t xml:space="preserve"> en env. 1</w:t>
+            <w:r>
+              <w:rPr>
+                <w:rFonts w:ascii="Arial" w:hAnsi="Arial" w:cs="Arial"/>
+                <w:sz w:val="18"/>
+                <w:szCs w:val="18"/>
+              </w:rPr>
+              <w:t>réalisation en env. 1</w:t>
             </w:r>
           </w:p>
         </w:tc>
@@ -22083,23 +23445,13 @@
                 <w:szCs w:val="18"/>
               </w:rPr>
             </w:pPr>
-            <w:proofErr w:type="gramStart"/>
-            <w:r>
-              <w:rPr>
-                <w:rFonts w:ascii="Arial" w:hAnsi="Arial" w:cs="Arial"/>
-                <w:sz w:val="18"/>
-                <w:szCs w:val="18"/>
-              </w:rPr>
-              <w:t>réalisation</w:t>
-            </w:r>
-            <w:proofErr w:type="gramEnd"/>
-            <w:r>
-              <w:rPr>
-                <w:rFonts w:ascii="Arial" w:hAnsi="Arial" w:cs="Arial"/>
-                <w:sz w:val="18"/>
-                <w:szCs w:val="18"/>
-              </w:rPr>
-              <w:t xml:space="preserve"> en env. 2</w:t>
+            <w:r>
+              <w:rPr>
+                <w:rFonts w:ascii="Arial" w:hAnsi="Arial" w:cs="Arial"/>
+                <w:sz w:val="18"/>
+                <w:szCs w:val="18"/>
+              </w:rPr>
+              <w:t>réalisation en env. 2</w:t>
             </w:r>
           </w:p>
         </w:tc>
@@ -22285,23 +23637,13 @@
                 <w:szCs w:val="18"/>
               </w:rPr>
             </w:pPr>
-            <w:proofErr w:type="gramStart"/>
-            <w:r>
-              <w:rPr>
-                <w:rFonts w:ascii="Arial" w:hAnsi="Arial" w:cs="Arial"/>
-                <w:sz w:val="18"/>
-                <w:szCs w:val="18"/>
-              </w:rPr>
-              <w:t>réalisation</w:t>
-            </w:r>
-            <w:proofErr w:type="gramEnd"/>
-            <w:r>
-              <w:rPr>
-                <w:rFonts w:ascii="Arial" w:hAnsi="Arial" w:cs="Arial"/>
-                <w:sz w:val="18"/>
-                <w:szCs w:val="18"/>
-              </w:rPr>
-              <w:t xml:space="preserve"> en env. 2</w:t>
+            <w:r>
+              <w:rPr>
+                <w:rFonts w:ascii="Arial" w:hAnsi="Arial" w:cs="Arial"/>
+                <w:sz w:val="18"/>
+                <w:szCs w:val="18"/>
+              </w:rPr>
+              <w:t>réalisation en env. 2</w:t>
             </w:r>
           </w:p>
         </w:tc>
@@ -22658,23 +24000,13 @@
                 <w:szCs w:val="18"/>
               </w:rPr>
             </w:pPr>
-            <w:proofErr w:type="gramStart"/>
-            <w:r>
-              <w:rPr>
-                <w:rFonts w:ascii="Arial" w:hAnsi="Arial" w:cs="Arial"/>
-                <w:sz w:val="18"/>
-                <w:szCs w:val="18"/>
-              </w:rPr>
-              <w:t>réalisation</w:t>
-            </w:r>
-            <w:proofErr w:type="gramEnd"/>
-            <w:r>
-              <w:rPr>
-                <w:rFonts w:ascii="Arial" w:hAnsi="Arial" w:cs="Arial"/>
-                <w:sz w:val="18"/>
-                <w:szCs w:val="18"/>
-              </w:rPr>
-              <w:t xml:space="preserve"> en env. 1</w:t>
+            <w:r>
+              <w:rPr>
+                <w:rFonts w:ascii="Arial" w:hAnsi="Arial" w:cs="Arial"/>
+                <w:sz w:val="18"/>
+                <w:szCs w:val="18"/>
+              </w:rPr>
+              <w:t>réalisation en env. 1</w:t>
             </w:r>
           </w:p>
         </w:tc>
@@ -23002,23 +24334,13 @@
                 <w:szCs w:val="18"/>
               </w:rPr>
             </w:pPr>
-            <w:proofErr w:type="gramStart"/>
-            <w:r>
-              <w:rPr>
-                <w:rFonts w:ascii="Arial" w:hAnsi="Arial" w:cs="Arial"/>
-                <w:sz w:val="18"/>
-                <w:szCs w:val="18"/>
-              </w:rPr>
-              <w:t>réalisation</w:t>
-            </w:r>
-            <w:proofErr w:type="gramEnd"/>
-            <w:r>
-              <w:rPr>
-                <w:rFonts w:ascii="Arial" w:hAnsi="Arial" w:cs="Arial"/>
-                <w:sz w:val="18"/>
-                <w:szCs w:val="18"/>
-              </w:rPr>
-              <w:t xml:space="preserve"> en env. </w:t>
+            <w:r>
+              <w:rPr>
+                <w:rFonts w:ascii="Arial" w:hAnsi="Arial" w:cs="Arial"/>
+                <w:sz w:val="18"/>
+                <w:szCs w:val="18"/>
+              </w:rPr>
+              <w:t xml:space="preserve">réalisation en env. </w:t>
             </w:r>
             <w:r>
               <w:rPr>
@@ -26920,29 +28242,7 @@
                 <w:sz w:val="16"/>
                 <w:szCs w:val="16"/>
               </w:rPr>
-              <w:t xml:space="preserve">Les choix de solutions répondant au besoin </w:t>
-            </w:r>
-            <w:proofErr w:type="gramStart"/>
-            <w:r>
-              <w:rPr>
-                <w:rFonts w:ascii="Arial" w:hAnsi="Arial" w:cs="Arial"/>
-                <w:i/>
-                <w:iCs/>
-                <w:sz w:val="16"/>
-                <w:szCs w:val="16"/>
-              </w:rPr>
-              <w:t>exprimé</w:t>
-            </w:r>
-            <w:proofErr w:type="gramEnd"/>
-            <w:r>
-              <w:rPr>
-                <w:rFonts w:ascii="Arial" w:hAnsi="Arial" w:cs="Arial"/>
-                <w:i/>
-                <w:iCs/>
-                <w:sz w:val="16"/>
-                <w:szCs w:val="16"/>
-              </w:rPr>
-              <w:t xml:space="preserve"> (adaptation d’une solution existante ou réalisation d’une nouvelle) sont décrits et justifiés en termes de coût, de délai et de qualité.</w:t>
+              <w:t>Les choix de solutions répondant au besoin exprimé (adaptation d’une solution existante ou réalisation d’une nouvelle) sont décrits et justifiés en termes de coût, de délai et de qualité.</w:t>
             </w:r>
           </w:p>
           <w:p>
@@ -29887,29 +31187,7 @@
                 <w:sz w:val="16"/>
                 <w:szCs w:val="16"/>
               </w:rPr>
-              <w:t xml:space="preserve">L’automatisation des tâches d’administration répond au besoin </w:t>
-            </w:r>
-            <w:proofErr w:type="gramStart"/>
-            <w:r>
-              <w:rPr>
-                <w:rFonts w:ascii="Arial" w:hAnsi="Arial" w:cs="Arial"/>
-                <w:i/>
-                <w:iCs/>
-                <w:sz w:val="16"/>
-                <w:szCs w:val="16"/>
-              </w:rPr>
-              <w:t>exprimé</w:t>
-            </w:r>
-            <w:proofErr w:type="gramEnd"/>
-            <w:r>
-              <w:rPr>
-                <w:rFonts w:ascii="Arial" w:hAnsi="Arial" w:cs="Arial"/>
-                <w:i/>
-                <w:iCs/>
-                <w:sz w:val="16"/>
-                <w:szCs w:val="16"/>
-              </w:rPr>
-              <w:t>.</w:t>
+              <w:t>L’automatisation des tâches d’administration répond au besoin exprimé.</w:t>
             </w:r>
           </w:p>
           <w:p>
@@ -34600,29 +35878,7 @@
                 <w:sz w:val="16"/>
                 <w:szCs w:val="16"/>
               </w:rPr>
-              <w:t xml:space="preserve">La proposition de la solution applicative répond au besoin </w:t>
-            </w:r>
-            <w:proofErr w:type="gramStart"/>
-            <w:r>
-              <w:rPr>
-                <w:rFonts w:ascii="Arial" w:hAnsi="Arial" w:cs="Arial"/>
-                <w:i/>
-                <w:iCs/>
-                <w:sz w:val="16"/>
-                <w:szCs w:val="16"/>
-              </w:rPr>
-              <w:t>exprimé</w:t>
-            </w:r>
-            <w:proofErr w:type="gramEnd"/>
-            <w:r>
-              <w:rPr>
-                <w:rFonts w:ascii="Arial" w:hAnsi="Arial" w:cs="Arial"/>
-                <w:i/>
-                <w:iCs/>
-                <w:sz w:val="16"/>
-                <w:szCs w:val="16"/>
-              </w:rPr>
-              <w:t xml:space="preserve"> dans le cahier des charges y compris dans sa dimension contractuelle :</w:t>
+              <w:t>La proposition de la solution applicative répond au besoin exprimé dans le cahier des charges y compris dans sa dimension contractuelle :</w:t>
             </w:r>
           </w:p>
           <w:p>
@@ -41408,7 +42664,6 @@
                 <w:szCs w:val="22"/>
               </w:rPr>
             </w:pPr>
-            <w:proofErr w:type="gramStart"/>
             <w:r>
               <w:rPr>
                 <w:rFonts w:ascii="Arial" w:hAnsi="Arial" w:cs="Arial"/>
@@ -41420,7 +42675,6 @@
               </w:rPr>
               <w:t>d’interrogation</w:t>
             </w:r>
-            <w:proofErr w:type="gramEnd"/>
           </w:p>
         </w:tc>
       </w:tr>
@@ -42128,7 +43382,6 @@
                 <w:szCs w:val="22"/>
               </w:rPr>
             </w:pPr>
-            <w:proofErr w:type="gramStart"/>
             <w:r>
               <w:rPr>
                 <w:rFonts w:ascii="Arial" w:hAnsi="Arial" w:cs="Arial"/>
@@ -42140,7 +43393,6 @@
               </w:rPr>
               <w:t>d’interrogation</w:t>
             </w:r>
-            <w:proofErr w:type="gramEnd"/>
           </w:p>
         </w:tc>
       </w:tr>
@@ -42605,7 +43857,6 @@
                 <w:szCs w:val="22"/>
               </w:rPr>
             </w:pPr>
-            <w:proofErr w:type="gramStart"/>
             <w:r>
               <w:rPr>
                 <w:rFonts w:ascii="Arial" w:hAnsi="Arial" w:cs="Arial"/>
@@ -42617,7 +43868,6 @@
               </w:rPr>
               <w:t>d’interrogation</w:t>
             </w:r>
-            <w:proofErr w:type="gramEnd"/>
           </w:p>
         </w:tc>
       </w:tr>
@@ -43341,7 +44591,6 @@
                 <w:szCs w:val="22"/>
               </w:rPr>
             </w:pPr>
-            <w:proofErr w:type="gramStart"/>
             <w:r>
               <w:rPr>
                 <w:rFonts w:ascii="Arial" w:hAnsi="Arial" w:cs="Arial"/>
@@ -43353,7 +44602,6 @@
               </w:rPr>
               <w:t>d’interrogation</w:t>
             </w:r>
-            <w:proofErr w:type="gramEnd"/>
           </w:p>
         </w:tc>
       </w:tr>
@@ -44112,7 +45360,6 @@
                 <w:szCs w:val="22"/>
               </w:rPr>
             </w:pPr>
-            <w:proofErr w:type="gramStart"/>
             <w:r>
               <w:rPr>
                 <w:rFonts w:ascii="Arial" w:hAnsi="Arial" w:cs="Arial"/>
@@ -44124,7 +45371,6 @@
               </w:rPr>
               <w:t>d’interrogation</w:t>
             </w:r>
-            <w:proofErr w:type="gramEnd"/>
           </w:p>
         </w:tc>
       </w:tr>
@@ -44572,7 +45818,6 @@
                 <w:szCs w:val="22"/>
               </w:rPr>
             </w:pPr>
-            <w:proofErr w:type="gramStart"/>
             <w:r>
               <w:rPr>
                 <w:rFonts w:ascii="Arial" w:hAnsi="Arial" w:cs="Arial"/>
@@ -44584,7 +45829,6 @@
               </w:rPr>
               <w:t>d’interrogation</w:t>
             </w:r>
-            <w:proofErr w:type="gramEnd"/>
           </w:p>
         </w:tc>
       </w:tr>
@@ -45174,27 +46418,7 @@
           <w:bCs/>
           <w:iCs/>
         </w:rPr>
-        <w:t xml:space="preserve">En référence à l’annexe II.E </w:t>
-      </w:r>
-      <w:proofErr w:type="gramStart"/>
-      <w:r>
-        <w:rPr>
-          <w:rFonts w:ascii="Arial" w:hAnsi="Arial" w:cs="Arial"/>
-          <w:b/>
-          <w:bCs/>
-          <w:iCs/>
-        </w:rPr>
-        <w:t>–«</w:t>
-      </w:r>
-      <w:proofErr w:type="gramEnd"/>
-      <w:r>
-        <w:rPr>
-          <w:rFonts w:ascii="Arial" w:hAnsi="Arial" w:cs="Arial"/>
-          <w:b/>
-          <w:bCs/>
-          <w:iCs/>
-        </w:rPr>
-        <w:t> Environnement technologique pour la certification » du référentiel du BTS SIO</w:t>
+        <w:t>En référence à l’annexe II.E –« Environnement technologique pour la certification » du référentiel du BTS SIO</w:t>
       </w:r>
     </w:p>
     <w:tbl>
@@ -45536,7 +46760,6 @@
                 <w:szCs w:val="22"/>
               </w:rPr>
             </w:pPr>
-            <w:proofErr w:type="gramStart"/>
             <w:r>
               <w:rPr>
                 <w:rFonts w:ascii="Arial" w:hAnsi="Arial" w:cs="Arial"/>
@@ -45548,7 +46771,6 @@
               </w:rPr>
               <w:t>d’interrogation</w:t>
             </w:r>
-            <w:proofErr w:type="gramEnd"/>
           </w:p>
         </w:tc>
       </w:tr>
@@ -46256,7 +47478,6 @@
                 <w:szCs w:val="22"/>
               </w:rPr>
             </w:pPr>
-            <w:proofErr w:type="gramStart"/>
             <w:r>
               <w:rPr>
                 <w:rFonts w:ascii="Arial" w:hAnsi="Arial" w:cs="Arial"/>
@@ -46268,7 +47489,6 @@
               </w:rPr>
               <w:t>d’interrogation</w:t>
             </w:r>
-            <w:proofErr w:type="gramEnd"/>
           </w:p>
         </w:tc>
       </w:tr>
@@ -46733,7 +47953,6 @@
                 <w:szCs w:val="22"/>
               </w:rPr>
             </w:pPr>
-            <w:proofErr w:type="gramStart"/>
             <w:r>
               <w:rPr>
                 <w:rFonts w:ascii="Arial" w:hAnsi="Arial" w:cs="Arial"/>
@@ -46745,7 +47964,6 @@
               </w:rPr>
               <w:t>d’interrogation</w:t>
             </w:r>
-            <w:proofErr w:type="gramEnd"/>
           </w:p>
         </w:tc>
       </w:tr>
@@ -47438,7 +48656,6 @@
                 <w:szCs w:val="22"/>
               </w:rPr>
             </w:pPr>
-            <w:proofErr w:type="gramStart"/>
             <w:r>
               <w:rPr>
                 <w:rFonts w:ascii="Arial" w:hAnsi="Arial" w:cs="Arial"/>
@@ -47450,7 +48667,6 @@
               </w:rPr>
               <w:t>d’interrogation</w:t>
             </w:r>
-            <w:proofErr w:type="gramEnd"/>
           </w:p>
         </w:tc>
       </w:tr>
@@ -48132,7 +49348,6 @@
                 <w:szCs w:val="22"/>
               </w:rPr>
             </w:pPr>
-            <w:proofErr w:type="gramStart"/>
             <w:r>
               <w:rPr>
                 <w:rFonts w:ascii="Arial" w:hAnsi="Arial" w:cs="Arial"/>
@@ -48144,7 +49359,6 @@
               </w:rPr>
               <w:t>d’interrogation</w:t>
             </w:r>
-            <w:proofErr w:type="gramEnd"/>
           </w:p>
         </w:tc>
       </w:tr>
@@ -49902,6 +51116,118 @@
     </w:lvl>
   </w:abstractNum>
   <w:abstractNum w:abstractNumId="3" w15:restartNumberingAfterBreak="0">
+    <w:nsid w:val="1FFE0D88"/>
+    <w:multiLevelType w:val="hybridMultilevel"/>
+    <w:tmpl w:val="5846D994"/>
+    <w:lvl w:ilvl="0" w:tplc="780C08D0">
+      <w:numFmt w:val="bullet"/>
+      <w:lvlText w:val=""/>
+      <w:lvlJc w:val="left"/>
+      <w:pPr>
+        <w:ind w:left="1080" w:hanging="360"/>
+      </w:pPr>
+      <w:rPr>
+        <w:rFonts w:ascii="Symbol" w:eastAsia="Times" w:hAnsi="Symbol" w:cs="Times" w:hint="default"/>
+      </w:rPr>
+    </w:lvl>
+    <w:lvl w:ilvl="1" w:tplc="040C0003" w:tentative="1">
+      <w:start w:val="1"/>
+      <w:numFmt w:val="bullet"/>
+      <w:lvlText w:val="o"/>
+      <w:lvlJc w:val="left"/>
+      <w:pPr>
+        <w:ind w:left="1800" w:hanging="360"/>
+      </w:pPr>
+      <w:rPr>
+        <w:rFonts w:ascii="Courier New" w:hAnsi="Courier New" w:cs="Courier New" w:hint="default"/>
+      </w:rPr>
+    </w:lvl>
+    <w:lvl w:ilvl="2" w:tplc="040C0005" w:tentative="1">
+      <w:start w:val="1"/>
+      <w:numFmt w:val="bullet"/>
+      <w:lvlText w:val=""/>
+      <w:lvlJc w:val="left"/>
+      <w:pPr>
+        <w:ind w:left="2520" w:hanging="360"/>
+      </w:pPr>
+      <w:rPr>
+        <w:rFonts w:ascii="Wingdings" w:hAnsi="Wingdings" w:hint="default"/>
+      </w:rPr>
+    </w:lvl>
+    <w:lvl w:ilvl="3" w:tplc="040C0001" w:tentative="1">
+      <w:start w:val="1"/>
+      <w:numFmt w:val="bullet"/>
+      <w:lvlText w:val=""/>
+      <w:lvlJc w:val="left"/>
+      <w:pPr>
+        <w:ind w:left="3240" w:hanging="360"/>
+      </w:pPr>
+      <w:rPr>
+        <w:rFonts w:ascii="Symbol" w:hAnsi="Symbol" w:hint="default"/>
+      </w:rPr>
+    </w:lvl>
+    <w:lvl w:ilvl="4" w:tplc="040C0003" w:tentative="1">
+      <w:start w:val="1"/>
+      <w:numFmt w:val="bullet"/>
+      <w:lvlText w:val="o"/>
+      <w:lvlJc w:val="left"/>
+      <w:pPr>
+        <w:ind w:left="3960" w:hanging="360"/>
+      </w:pPr>
+      <w:rPr>
+        <w:rFonts w:ascii="Courier New" w:hAnsi="Courier New" w:cs="Courier New" w:hint="default"/>
+      </w:rPr>
+    </w:lvl>
+    <w:lvl w:ilvl="5" w:tplc="040C0005" w:tentative="1">
+      <w:start w:val="1"/>
+      <w:numFmt w:val="bullet"/>
+      <w:lvlText w:val=""/>
+      <w:lvlJc w:val="left"/>
+      <w:pPr>
+        <w:ind w:left="4680" w:hanging="360"/>
+      </w:pPr>
+      <w:rPr>
+        <w:rFonts w:ascii="Wingdings" w:hAnsi="Wingdings" w:hint="default"/>
+      </w:rPr>
+    </w:lvl>
+    <w:lvl w:ilvl="6" w:tplc="040C0001" w:tentative="1">
+      <w:start w:val="1"/>
+      <w:numFmt w:val="bullet"/>
+      <w:lvlText w:val=""/>
+      <w:lvlJc w:val="left"/>
+      <w:pPr>
+        <w:ind w:left="5400" w:hanging="360"/>
+      </w:pPr>
+      <w:rPr>
+        <w:rFonts w:ascii="Symbol" w:hAnsi="Symbol" w:hint="default"/>
+      </w:rPr>
+    </w:lvl>
+    <w:lvl w:ilvl="7" w:tplc="040C0003" w:tentative="1">
+      <w:start w:val="1"/>
+      <w:numFmt w:val="bullet"/>
+      <w:lvlText w:val="o"/>
+      <w:lvlJc w:val="left"/>
+      <w:pPr>
+        <w:ind w:left="6120" w:hanging="360"/>
+      </w:pPr>
+      <w:rPr>
+        <w:rFonts w:ascii="Courier New" w:hAnsi="Courier New" w:cs="Courier New" w:hint="default"/>
+      </w:rPr>
+    </w:lvl>
+    <w:lvl w:ilvl="8" w:tplc="040C0005" w:tentative="1">
+      <w:start w:val="1"/>
+      <w:numFmt w:val="bullet"/>
+      <w:lvlText w:val=""/>
+      <w:lvlJc w:val="left"/>
+      <w:pPr>
+        <w:ind w:left="6840" w:hanging="360"/>
+      </w:pPr>
+      <w:rPr>
+        <w:rFonts w:ascii="Wingdings" w:hAnsi="Wingdings" w:hint="default"/>
+      </w:rPr>
+    </w:lvl>
+  </w:abstractNum>
+  <w:abstractNum w:abstractNumId="4" w15:restartNumberingAfterBreak="0">
     <w:nsid w:val="2EF826F8"/>
     <w:multiLevelType w:val="hybridMultilevel"/>
     <w:tmpl w:val="6FF81428"/>
@@ -50014,7 +51340,7 @@
       </w:rPr>
     </w:lvl>
   </w:abstractNum>
-  <w:abstractNum w:abstractNumId="4" w15:restartNumberingAfterBreak="0">
+  <w:abstractNum w:abstractNumId="5" w15:restartNumberingAfterBreak="0">
     <w:nsid w:val="3141555D"/>
     <w:multiLevelType w:val="multilevel"/>
     <w:tmpl w:val="216A2E8E"/>
@@ -50145,7 +51471,7 @@
       </w:rPr>
     </w:lvl>
   </w:abstractNum>
-  <w:abstractNum w:abstractNumId="5" w15:restartNumberingAfterBreak="0">
+  <w:abstractNum w:abstractNumId="6" w15:restartNumberingAfterBreak="0">
     <w:nsid w:val="45D542C5"/>
     <w:multiLevelType w:val="multilevel"/>
     <w:tmpl w:val="6284FBDE"/>
@@ -50276,7 +51602,7 @@
       </w:rPr>
     </w:lvl>
   </w:abstractNum>
-  <w:abstractNum w:abstractNumId="6" w15:restartNumberingAfterBreak="0">
+  <w:abstractNum w:abstractNumId="7" w15:restartNumberingAfterBreak="0">
     <w:nsid w:val="48F23D79"/>
     <w:multiLevelType w:val="multilevel"/>
     <w:tmpl w:val="049298B6"/>
@@ -50407,7 +51733,7 @@
       </w:rPr>
     </w:lvl>
   </w:abstractNum>
-  <w:abstractNum w:abstractNumId="7" w15:restartNumberingAfterBreak="0">
+  <w:abstractNum w:abstractNumId="8" w15:restartNumberingAfterBreak="0">
     <w:nsid w:val="4B385CB8"/>
     <w:multiLevelType w:val="multilevel"/>
     <w:tmpl w:val="A93031D2"/>
@@ -50520,7 +51846,119 @@
       </w:rPr>
     </w:lvl>
   </w:abstractNum>
-  <w:abstractNum w:abstractNumId="8" w15:restartNumberingAfterBreak="0">
+  <w:abstractNum w:abstractNumId="9" w15:restartNumberingAfterBreak="0">
+    <w:nsid w:val="541E3A3B"/>
+    <w:multiLevelType w:val="hybridMultilevel"/>
+    <w:tmpl w:val="2E0A9158"/>
+    <w:lvl w:ilvl="0" w:tplc="79286940">
+      <w:numFmt w:val="bullet"/>
+      <w:lvlText w:val=""/>
+      <w:lvlJc w:val="left"/>
+      <w:pPr>
+        <w:ind w:left="1080" w:hanging="360"/>
+      </w:pPr>
+      <w:rPr>
+        <w:rFonts w:ascii="Symbol" w:eastAsia="Times" w:hAnsi="Symbol" w:cs="Times" w:hint="default"/>
+      </w:rPr>
+    </w:lvl>
+    <w:lvl w:ilvl="1" w:tplc="040C0003" w:tentative="1">
+      <w:start w:val="1"/>
+      <w:numFmt w:val="bullet"/>
+      <w:lvlText w:val="o"/>
+      <w:lvlJc w:val="left"/>
+      <w:pPr>
+        <w:ind w:left="1800" w:hanging="360"/>
+      </w:pPr>
+      <w:rPr>
+        <w:rFonts w:ascii="Courier New" w:hAnsi="Courier New" w:cs="Courier New" w:hint="default"/>
+      </w:rPr>
+    </w:lvl>
+    <w:lvl w:ilvl="2" w:tplc="040C0005" w:tentative="1">
+      <w:start w:val="1"/>
+      <w:numFmt w:val="bullet"/>
+      <w:lvlText w:val=""/>
+      <w:lvlJc w:val="left"/>
+      <w:pPr>
+        <w:ind w:left="2520" w:hanging="360"/>
+      </w:pPr>
+      <w:rPr>
+        <w:rFonts w:ascii="Wingdings" w:hAnsi="Wingdings" w:hint="default"/>
+      </w:rPr>
+    </w:lvl>
+    <w:lvl w:ilvl="3" w:tplc="040C0001" w:tentative="1">
+      <w:start w:val="1"/>
+      <w:numFmt w:val="bullet"/>
+      <w:lvlText w:val=""/>
+      <w:lvlJc w:val="left"/>
+      <w:pPr>
+        <w:ind w:left="3240" w:hanging="360"/>
+      </w:pPr>
+      <w:rPr>
+        <w:rFonts w:ascii="Symbol" w:hAnsi="Symbol" w:hint="default"/>
+      </w:rPr>
+    </w:lvl>
+    <w:lvl w:ilvl="4" w:tplc="040C0003" w:tentative="1">
+      <w:start w:val="1"/>
+      <w:numFmt w:val="bullet"/>
+      <w:lvlText w:val="o"/>
+      <w:lvlJc w:val="left"/>
+      <w:pPr>
+        <w:ind w:left="3960" w:hanging="360"/>
+      </w:pPr>
+      <w:rPr>
+        <w:rFonts w:ascii="Courier New" w:hAnsi="Courier New" w:cs="Courier New" w:hint="default"/>
+      </w:rPr>
+    </w:lvl>
+    <w:lvl w:ilvl="5" w:tplc="040C0005" w:tentative="1">
+      <w:start w:val="1"/>
+      <w:numFmt w:val="bullet"/>
+      <w:lvlText w:val=""/>
+      <w:lvlJc w:val="left"/>
+      <w:pPr>
+        <w:ind w:left="4680" w:hanging="360"/>
+      </w:pPr>
+      <w:rPr>
+        <w:rFonts w:ascii="Wingdings" w:hAnsi="Wingdings" w:hint="default"/>
+      </w:rPr>
+    </w:lvl>
+    <w:lvl w:ilvl="6" w:tplc="040C0001" w:tentative="1">
+      <w:start w:val="1"/>
+      <w:numFmt w:val="bullet"/>
+      <w:lvlText w:val=""/>
+      <w:lvlJc w:val="left"/>
+      <w:pPr>
+        <w:ind w:left="5400" w:hanging="360"/>
+      </w:pPr>
+      <w:rPr>
+        <w:rFonts w:ascii="Symbol" w:hAnsi="Symbol" w:hint="default"/>
+      </w:rPr>
+    </w:lvl>
+    <w:lvl w:ilvl="7" w:tplc="040C0003" w:tentative="1">
+      <w:start w:val="1"/>
+      <w:numFmt w:val="bullet"/>
+      <w:lvlText w:val="o"/>
+      <w:lvlJc w:val="left"/>
+      <w:pPr>
+        <w:ind w:left="6120" w:hanging="360"/>
+      </w:pPr>
+      <w:rPr>
+        <w:rFonts w:ascii="Courier New" w:hAnsi="Courier New" w:cs="Courier New" w:hint="default"/>
+      </w:rPr>
+    </w:lvl>
+    <w:lvl w:ilvl="8" w:tplc="040C0005" w:tentative="1">
+      <w:start w:val="1"/>
+      <w:numFmt w:val="bullet"/>
+      <w:lvlText w:val=""/>
+      <w:lvlJc w:val="left"/>
+      <w:pPr>
+        <w:ind w:left="6840" w:hanging="360"/>
+      </w:pPr>
+      <w:rPr>
+        <w:rFonts w:ascii="Wingdings" w:hAnsi="Wingdings" w:hint="default"/>
+      </w:rPr>
+    </w:lvl>
+  </w:abstractNum>
+  <w:abstractNum w:abstractNumId="10" w15:restartNumberingAfterBreak="0">
     <w:nsid w:val="546203E4"/>
     <w:multiLevelType w:val="hybridMultilevel"/>
     <w:tmpl w:val="5C4E7B72"/>
@@ -50634,7 +52072,7 @@
       </w:rPr>
     </w:lvl>
   </w:abstractNum>
-  <w:abstractNum w:abstractNumId="9" w15:restartNumberingAfterBreak="0">
+  <w:abstractNum w:abstractNumId="11" w15:restartNumberingAfterBreak="0">
     <w:nsid w:val="562F10E4"/>
     <w:multiLevelType w:val="hybridMultilevel"/>
     <w:tmpl w:val="6F240FFC"/>
@@ -50748,7 +52186,7 @@
       </w:rPr>
     </w:lvl>
   </w:abstractNum>
-  <w:abstractNum w:abstractNumId="10" w15:restartNumberingAfterBreak="0">
+  <w:abstractNum w:abstractNumId="12" w15:restartNumberingAfterBreak="0">
     <w:nsid w:val="57367469"/>
     <w:multiLevelType w:val="hybridMultilevel"/>
     <w:tmpl w:val="50B0E548"/>
@@ -50887,7 +52325,7 @@
       </w:rPr>
     </w:lvl>
   </w:abstractNum>
-  <w:abstractNum w:abstractNumId="11" w15:restartNumberingAfterBreak="0">
+  <w:abstractNum w:abstractNumId="13" w15:restartNumberingAfterBreak="0">
     <w:nsid w:val="58DF35B5"/>
     <w:multiLevelType w:val="hybridMultilevel"/>
     <w:tmpl w:val="42C874F8"/>
@@ -51000,7 +52438,7 @@
       </w:rPr>
     </w:lvl>
   </w:abstractNum>
-  <w:abstractNum w:abstractNumId="12" w15:restartNumberingAfterBreak="0">
+  <w:abstractNum w:abstractNumId="14" w15:restartNumberingAfterBreak="0">
     <w:nsid w:val="763B099B"/>
     <w:multiLevelType w:val="multilevel"/>
     <w:tmpl w:val="7772F092"/>
@@ -51114,43 +52552,49 @@
     </w:lvl>
   </w:abstractNum>
   <w:num w:numId="1" w16cid:durableId="641620733">
+    <w:abstractNumId w:val="6"/>
+  </w:num>
+  <w:num w:numId="2" w16cid:durableId="1704674651">
     <w:abstractNumId w:val="5"/>
   </w:num>
-  <w:num w:numId="2" w16cid:durableId="1704674651">
-    <w:abstractNumId w:val="4"/>
-  </w:num>
   <w:num w:numId="3" w16cid:durableId="940574476">
-    <w:abstractNumId w:val="6"/>
+    <w:abstractNumId w:val="7"/>
   </w:num>
   <w:num w:numId="4" w16cid:durableId="60763134">
-    <w:abstractNumId w:val="8"/>
+    <w:abstractNumId w:val="10"/>
   </w:num>
   <w:num w:numId="5" w16cid:durableId="189994377">
     <w:abstractNumId w:val="2"/>
   </w:num>
   <w:num w:numId="6" w16cid:durableId="1234202522">
-    <w:abstractNumId w:val="9"/>
+    <w:abstractNumId w:val="11"/>
   </w:num>
   <w:num w:numId="7" w16cid:durableId="864900780">
     <w:abstractNumId w:val="0"/>
   </w:num>
   <w:num w:numId="8" w16cid:durableId="1184703999">
-    <w:abstractNumId w:val="11"/>
+    <w:abstractNumId w:val="13"/>
   </w:num>
   <w:num w:numId="9" w16cid:durableId="442500213">
-    <w:abstractNumId w:val="3"/>
+    <w:abstractNumId w:val="4"/>
   </w:num>
   <w:num w:numId="10" w16cid:durableId="1262910960">
-    <w:abstractNumId w:val="12"/>
+    <w:abstractNumId w:val="14"/>
   </w:num>
   <w:num w:numId="11" w16cid:durableId="17198862">
     <w:abstractNumId w:val="1"/>
   </w:num>
   <w:num w:numId="12" w16cid:durableId="852887540">
-    <w:abstractNumId w:val="10"/>
+    <w:abstractNumId w:val="12"/>
   </w:num>
   <w:num w:numId="13" w16cid:durableId="418521922">
-    <w:abstractNumId w:val="7"/>
+    <w:abstractNumId w:val="8"/>
+  </w:num>
+  <w:num w:numId="14" w16cid:durableId="600063124">
+    <w:abstractNumId w:val="3"/>
+  </w:num>
+  <w:num w:numId="15" w16cid:durableId="1364285353">
+    <w:abstractNumId w:val="9"/>
   </w:num>
 </w:numbering>
 </file>
